--- a/_K_Project_Report/2주차/개별 활동보고서_2주차_최병찬.docx
+++ b/_K_Project_Report/2주차/개별 활동보고서_2주차_최병찬.docx
@@ -1,6 +1,6 @@
 
 <file path=word/document.xml><?xml version="1.0" encoding="utf-8"?>
-<w:document xmlns:wpc="http://schemas.microsoft.com/office/word/2010/wordprocessingCanvas" xmlns:cx="http://schemas.microsoft.com/office/drawing/2014/chartex" xmlns:mc="http://schemas.openxmlformats.org/markup-compatibility/2006" xmlns:o="urn:schemas-microsoft-com:office:office" xmlns:r="http://schemas.openxmlformats.org/officeDocument/2006/relationships" xmlns:m="http://schemas.openxmlformats.org/officeDocument/2006/math" xmlns:v="urn:schemas-microsoft-com:vml" xmlns:wp14="http://schemas.microsoft.com/office/word/2010/wordprocessingDrawing" xmlns:wp="http://schemas.openxmlformats.org/drawingml/2006/wordprocessingDrawing" xmlns:w10="urn:schemas-microsoft-com:office:word" xmlns:w="http://schemas.openxmlformats.org/wordprocessingml/2006/main" xmlns:w14="http://schemas.microsoft.com/office/word/2010/wordml" xmlns:w15="http://schemas.microsoft.com/office/word/2012/wordml" xmlns:w16se="http://schemas.microsoft.com/office/word/2015/wordml/symex" xmlns:wpg="http://schemas.microsoft.com/office/word/2010/wordprocessingGroup" xmlns:wpi="http://schemas.microsoft.com/office/word/2010/wordprocessingInk" xmlns:wne="http://schemas.microsoft.com/office/word/2006/wordml" xmlns:wps="http://schemas.microsoft.com/office/word/2010/wordprocessingShape" mc:Ignorable="w14 w15 w16se wp14">
+<w:document xmlns:wpc="http://schemas.microsoft.com/office/word/2010/wordprocessingCanvas" xmlns:cx="http://schemas.microsoft.com/office/drawing/2014/chartex" xmlns:cx1="http://schemas.microsoft.com/office/drawing/2015/9/8/chartex" xmlns:cx2="http://schemas.microsoft.com/office/drawing/2015/10/21/chartex" xmlns:cx3="http://schemas.microsoft.com/office/drawing/2016/5/9/chartex" xmlns:cx4="http://schemas.microsoft.com/office/drawing/2016/5/10/chartex" xmlns:cx5="http://schemas.microsoft.com/office/drawing/2016/5/11/chartex" xmlns:cx6="http://schemas.microsoft.com/office/drawing/2016/5/12/chartex" xmlns:cx7="http://schemas.microsoft.com/office/drawing/2016/5/13/chartex" xmlns:cx8="http://schemas.microsoft.com/office/drawing/2016/5/14/chartex" xmlns:mc="http://schemas.openxmlformats.org/markup-compatibility/2006" xmlns:aink="http://schemas.microsoft.com/office/drawing/2016/ink" xmlns:am3d="http://schemas.microsoft.com/office/drawing/2017/model3d" xmlns:o="urn:schemas-microsoft-com:office:office" xmlns:oel="http://schemas.microsoft.com/office/2019/extlst" xmlns:r="http://schemas.openxmlformats.org/officeDocument/2006/relationships" xmlns:m="http://schemas.openxmlformats.org/officeDocument/2006/math" xmlns:v="urn:schemas-microsoft-com:vml" xmlns:wp14="http://schemas.microsoft.com/office/word/2010/wordprocessingDrawing" xmlns:wp="http://schemas.openxmlformats.org/drawingml/2006/wordprocessingDrawing" xmlns:w10="urn:schemas-microsoft-com:office:word" xmlns:w="http://schemas.openxmlformats.org/wordprocessingml/2006/main" xmlns:w14="http://schemas.microsoft.com/office/word/2010/wordml" xmlns:w15="http://schemas.microsoft.com/office/word/2012/wordml" xmlns:w16cex="http://schemas.microsoft.com/office/word/2018/wordml/cex" xmlns:w16cid="http://schemas.microsoft.com/office/word/2016/wordml/cid" xmlns:w16="http://schemas.microsoft.com/office/word/2018/wordml" xmlns:w16du="http://schemas.microsoft.com/office/word/2023/wordml/word16du" xmlns:w16sdtdh="http://schemas.microsoft.com/office/word/2020/wordml/sdtdatahash" xmlns:w16sdtfl="http://schemas.microsoft.com/office/word/2024/wordml/sdtformatlock" xmlns:w16se="http://schemas.microsoft.com/office/word/2015/wordml/symex" xmlns:wpg="http://schemas.microsoft.com/office/word/2010/wordprocessingGroup" xmlns:wpi="http://schemas.microsoft.com/office/word/2010/wordprocessingInk" xmlns:wne="http://schemas.microsoft.com/office/word/2006/wordml" xmlns:wps="http://schemas.microsoft.com/office/word/2010/wordprocessingShape" mc:Ignorable="w14 w15 w16se w16cid w16 w16cex w16sdtdh w16sdtfl w16du wp14">
   <w:body>
     <w:p>
       <w:pPr>
@@ -76,45 +76,8 @@
                 <w:szCs w:val="32"/>
                 <w:lang w:eastAsia="ko-KR"/>
               </w:rPr>
-              <w:t xml:space="preserve">K-프로젝트 </w:t>
+              <w:t>K-프로젝트 주차별 활동결과물</w:t>
             </w:r>
-            <w:proofErr w:type="spellStart"/>
-            <w:r>
-              <w:rPr>
-                <w:rFonts w:ascii="맑은 고딕" w:eastAsia="맑은 고딕" w:cs="맑은 고딕"/>
-                <w:b/>
-                <w:bCs/>
-                <w:sz w:val="32"/>
-                <w:szCs w:val="32"/>
-                <w:lang w:eastAsia="ko-KR"/>
-              </w:rPr>
-              <w:t>주차별</w:t>
-            </w:r>
-            <w:proofErr w:type="spellEnd"/>
-            <w:r>
-              <w:rPr>
-                <w:rFonts w:ascii="맑은 고딕" w:eastAsia="맑은 고딕" w:cs="맑은 고딕"/>
-                <w:b/>
-                <w:bCs/>
-                <w:sz w:val="32"/>
-                <w:szCs w:val="32"/>
-                <w:lang w:eastAsia="ko-KR"/>
-              </w:rPr>
-              <w:t xml:space="preserve"> </w:t>
-            </w:r>
-            <w:proofErr w:type="spellStart"/>
-            <w:r>
-              <w:rPr>
-                <w:rFonts w:ascii="맑은 고딕" w:eastAsia="맑은 고딕" w:cs="맑은 고딕"/>
-                <w:b/>
-                <w:bCs/>
-                <w:sz w:val="32"/>
-                <w:szCs w:val="32"/>
-                <w:lang w:eastAsia="ko-KR"/>
-              </w:rPr>
-              <w:t>활동결과물</w:t>
-            </w:r>
-            <w:proofErr w:type="spellEnd"/>
           </w:p>
         </w:tc>
       </w:tr>
@@ -181,7 +144,6 @@
                 <w:rFonts w:ascii="맑은 고딕" w:eastAsia="맑은 고딕" w:cs="맑은 고딕"/>
               </w:rPr>
             </w:pPr>
-            <w:proofErr w:type="spellStart"/>
             <w:r>
               <w:rPr>
                 <w:rFonts w:ascii="맑은 고딕" w:eastAsia="맑은 고딕" w:hAnsi="맑은 고딕" w:hint="eastAsia"/>
@@ -192,7 +154,6 @@
               </w:rPr>
               <w:t>Krammer</w:t>
             </w:r>
-            <w:proofErr w:type="spellEnd"/>
           </w:p>
         </w:tc>
         <w:tc>
@@ -221,7 +182,6 @@
                 <w:bCs/>
               </w:rPr>
             </w:pPr>
-            <w:proofErr w:type="spellStart"/>
             <w:r>
               <w:rPr>
                 <w:rFonts w:ascii="맑은 고딕" w:eastAsia="맑은 고딕" w:cs="맑은 고딕"/>
@@ -230,7 +190,6 @@
               </w:rPr>
               <w:t>주차</w:t>
             </w:r>
-            <w:proofErr w:type="spellEnd"/>
           </w:p>
         </w:tc>
         <w:tc>
@@ -274,16 +233,8 @@
               <w:rPr>
                 <w:rFonts w:ascii="맑은 고딕" w:eastAsia="맑은 고딕" w:cs="맑은 고딕"/>
               </w:rPr>
-              <w:t xml:space="preserve"> </w:t>
+              <w:t xml:space="preserve"> 주차</w:t>
             </w:r>
-            <w:proofErr w:type="spellStart"/>
-            <w:r>
-              <w:rPr>
-                <w:rFonts w:ascii="맑은 고딕" w:eastAsia="맑은 고딕" w:cs="맑은 고딕"/>
-              </w:rPr>
-              <w:t>주차</w:t>
-            </w:r>
-            <w:proofErr w:type="spellEnd"/>
           </w:p>
         </w:tc>
       </w:tr>
@@ -317,7 +268,6 @@
                 <w:bCs/>
               </w:rPr>
             </w:pPr>
-            <w:proofErr w:type="spellStart"/>
             <w:r>
               <w:rPr>
                 <w:rFonts w:ascii="맑은 고딕" w:eastAsia="맑은 고딕" w:cs="맑은 고딕"/>
@@ -326,7 +276,6 @@
               </w:rPr>
               <w:t>팀원</w:t>
             </w:r>
-            <w:proofErr w:type="spellEnd"/>
           </w:p>
         </w:tc>
         <w:tc>
@@ -394,7 +343,6 @@
                 <w:bCs/>
               </w:rPr>
             </w:pPr>
-            <w:proofErr w:type="spellStart"/>
             <w:r>
               <w:rPr>
                 <w:rFonts w:ascii="맑은 고딕" w:eastAsia="맑은 고딕" w:cs="맑은 고딕"/>
@@ -403,7 +351,6 @@
               </w:rPr>
               <w:t>활동기간</w:t>
             </w:r>
-            <w:proofErr w:type="spellEnd"/>
           </w:p>
         </w:tc>
         <w:tc>
@@ -432,7 +379,14 @@
               <w:rPr>
                 <w:rFonts w:ascii="맑은 고딕" w:eastAsia="맑은 고딕" w:cs="맑은 고딕"/>
               </w:rPr>
-              <w:t>2025.09.29. ~ 2025.10.05</w:t>
+              <w:t>2025.09.29. ~ 2025.10.0</w:t>
+            </w:r>
+            <w:r>
+              <w:rPr>
+                <w:rFonts w:ascii="맑은 고딕" w:eastAsia="맑은 고딕" w:cs="맑은 고딕" w:hint="eastAsia"/>
+                <w:lang w:eastAsia="ko-KR"/>
+              </w:rPr>
+              <w:t>3</w:t>
             </w:r>
             <w:r>
               <w:rPr>
@@ -477,7 +431,6 @@
               </w:rPr>
             </w:pPr>
             <w:commentRangeStart w:id="0"/>
-            <w:proofErr w:type="spellStart"/>
             <w:r>
               <w:rPr>
                 <w:rFonts w:ascii="맑은 고딕" w:eastAsia="맑은 고딕" w:cs="맑은 고딕"/>
@@ -489,7 +442,6 @@
               <w:t>활동결과물</w:t>
             </w:r>
             <w:commentRangeEnd w:id="0"/>
-            <w:proofErr w:type="spellEnd"/>
             <w:r>
               <w:commentReference w:id="0"/>
             </w:r>
@@ -873,7 +825,6 @@
         </w:rPr>
         <w:t xml:space="preserve"> </w:t>
       </w:r>
-      <w:proofErr w:type="spellStart"/>
       <w:r>
         <w:rPr>
           <w:rFonts w:eastAsiaTheme="minorEastAsia" w:hint="eastAsia"/>
@@ -888,7 +839,6 @@
         </w:rPr>
         <w:t>ctivateAbility</w:t>
       </w:r>
-      <w:proofErr w:type="spellEnd"/>
       <w:r>
         <w:rPr>
           <w:rFonts w:eastAsiaTheme="minorEastAsia" w:hint="eastAsia"/>
@@ -1295,7 +1245,6 @@
         </w:rPr>
         <w:t xml:space="preserve"> </w:t>
       </w:r>
-      <w:proofErr w:type="spellStart"/>
       <w:r>
         <w:rPr>
           <w:rFonts w:eastAsiaTheme="minorEastAsia" w:hint="eastAsia"/>
@@ -1303,7 +1252,6 @@
         </w:rPr>
         <w:t>노티파이를</w:t>
       </w:r>
-      <w:proofErr w:type="spellEnd"/>
       <w:r>
         <w:rPr>
           <w:rFonts w:eastAsiaTheme="minorEastAsia" w:hint="eastAsia"/>
@@ -1506,2069 +1454,6 @@
             <wp:extent cx="6794500" cy="3742055"/>
             <wp:effectExtent l="0" t="0" r="6350" b="0"/>
             <wp:docPr id="5" name="그림 5"/>
-            <wp:cNvGraphicFramePr>
-              <a:graphicFrameLocks xmlns:a="http://schemas.openxmlformats.org/drawingml/2006/main" noChangeAspect="1"/>
-            </wp:cNvGraphicFramePr>
-            <a:graphic xmlns:a="http://schemas.openxmlformats.org/drawingml/2006/main">
-              <a:graphicData uri="http://schemas.openxmlformats.org/drawingml/2006/picture">
-                <pic:pic xmlns:pic="http://schemas.openxmlformats.org/drawingml/2006/picture">
-                  <pic:nvPicPr>
-                    <pic:cNvPr id="1" name=""/>
-                    <pic:cNvPicPr/>
-                  </pic:nvPicPr>
-                  <pic:blipFill>
-                    <a:blip r:embed="rId10"/>
-                    <a:stretch>
-                      <a:fillRect/>
-                    </a:stretch>
-                  </pic:blipFill>
-                  <pic:spPr>
-                    <a:xfrm>
-                      <a:off x="0" y="0"/>
-                      <a:ext cx="6794500" cy="3742055"/>
-                    </a:xfrm>
-                    <a:prstGeom prst="rect">
-                      <a:avLst/>
-                    </a:prstGeom>
-                  </pic:spPr>
-                </pic:pic>
-              </a:graphicData>
-            </a:graphic>
-          </wp:inline>
-        </w:drawing>
-      </w:r>
-    </w:p>
-    <w:p>
-      <w:pPr>
-        <w:pStyle w:val="10"/>
-        <w:ind w:left="0"/>
-        <w:rPr>
-          <w:rFonts w:eastAsiaTheme="minorEastAsia"/>
-          <w:lang w:eastAsia="ko-KR"/>
-        </w:rPr>
-      </w:pPr>
-    </w:p>
-    <w:p>
-      <w:pPr>
-        <w:pStyle w:val="10"/>
-        <w:ind w:left="0"/>
-        <w:rPr>
-          <w:rFonts w:eastAsiaTheme="minorEastAsia"/>
-          <w:lang w:eastAsia="ko-KR"/>
-        </w:rPr>
-      </w:pPr>
-      <w:proofErr w:type="spellStart"/>
-      <w:r>
-        <w:rPr>
-          <w:rFonts w:eastAsiaTheme="minorEastAsia" w:hint="eastAsia"/>
-          <w:lang w:eastAsia="ko-KR"/>
-        </w:rPr>
-        <w:t>대쉬</w:t>
-      </w:r>
-      <w:proofErr w:type="spellEnd"/>
-      <w:r>
-        <w:rPr>
-          <w:rFonts w:eastAsiaTheme="minorEastAsia" w:hint="eastAsia"/>
-          <w:lang w:eastAsia="ko-KR"/>
-        </w:rPr>
-        <w:t xml:space="preserve"> </w:t>
-      </w:r>
-      <w:r>
-        <w:rPr>
-          <w:rFonts w:eastAsiaTheme="minorEastAsia" w:hint="eastAsia"/>
-          <w:lang w:eastAsia="ko-KR"/>
-        </w:rPr>
-        <w:t>스킬에서</w:t>
-      </w:r>
-      <w:r>
-        <w:rPr>
-          <w:rFonts w:eastAsiaTheme="minorEastAsia" w:hint="eastAsia"/>
-          <w:lang w:eastAsia="ko-KR"/>
-        </w:rPr>
-        <w:t xml:space="preserve"> </w:t>
-      </w:r>
-      <w:r>
-        <w:rPr>
-          <w:rFonts w:eastAsiaTheme="minorEastAsia" w:hint="eastAsia"/>
-          <w:lang w:eastAsia="ko-KR"/>
-        </w:rPr>
-        <w:t>태그를</w:t>
-      </w:r>
-      <w:r>
-        <w:rPr>
-          <w:rFonts w:eastAsiaTheme="minorEastAsia" w:hint="eastAsia"/>
-          <w:lang w:eastAsia="ko-KR"/>
-        </w:rPr>
-        <w:t xml:space="preserve"> </w:t>
-      </w:r>
-      <w:r>
-        <w:rPr>
-          <w:rFonts w:eastAsiaTheme="minorEastAsia" w:hint="eastAsia"/>
-          <w:lang w:eastAsia="ko-KR"/>
-        </w:rPr>
-        <w:t>받아</w:t>
-      </w:r>
-      <w:r>
-        <w:rPr>
-          <w:rFonts w:eastAsiaTheme="minorEastAsia" w:hint="eastAsia"/>
-          <w:lang w:eastAsia="ko-KR"/>
-        </w:rPr>
-        <w:t xml:space="preserve"> </w:t>
-      </w:r>
-      <w:r>
-        <w:rPr>
-          <w:rFonts w:eastAsiaTheme="minorEastAsia" w:hint="eastAsia"/>
-          <w:lang w:eastAsia="ko-KR"/>
-        </w:rPr>
-        <w:t>캐릭터</w:t>
-      </w:r>
-      <w:r>
-        <w:rPr>
-          <w:rFonts w:eastAsiaTheme="minorEastAsia" w:hint="eastAsia"/>
-          <w:lang w:eastAsia="ko-KR"/>
-        </w:rPr>
-        <w:t xml:space="preserve"> </w:t>
-      </w:r>
-      <w:r>
-        <w:rPr>
-          <w:rFonts w:eastAsiaTheme="minorEastAsia" w:hint="eastAsia"/>
-          <w:lang w:eastAsia="ko-KR"/>
-        </w:rPr>
-        <w:t>위치를</w:t>
-      </w:r>
-      <w:r>
-        <w:rPr>
-          <w:rFonts w:eastAsiaTheme="minorEastAsia" w:hint="eastAsia"/>
-          <w:lang w:eastAsia="ko-KR"/>
-        </w:rPr>
-        <w:t xml:space="preserve"> </w:t>
-      </w:r>
-      <w:r>
-        <w:rPr>
-          <w:rFonts w:eastAsiaTheme="minorEastAsia" w:hint="eastAsia"/>
-          <w:lang w:eastAsia="ko-KR"/>
-        </w:rPr>
-        <w:t>이동시키는</w:t>
-      </w:r>
-      <w:r>
-        <w:rPr>
-          <w:rFonts w:eastAsiaTheme="minorEastAsia" w:hint="eastAsia"/>
-          <w:lang w:eastAsia="ko-KR"/>
-        </w:rPr>
-        <w:t xml:space="preserve"> </w:t>
-      </w:r>
-      <w:r>
-        <w:rPr>
-          <w:rFonts w:eastAsiaTheme="minorEastAsia" w:hint="eastAsia"/>
-          <w:lang w:eastAsia="ko-KR"/>
-        </w:rPr>
-        <w:t>함수입니다</w:t>
-      </w:r>
-      <w:r>
-        <w:rPr>
-          <w:rFonts w:eastAsiaTheme="minorEastAsia" w:hint="eastAsia"/>
-          <w:lang w:eastAsia="ko-KR"/>
-        </w:rPr>
-        <w:t>.</w:t>
-      </w:r>
-      <w:r>
-        <w:rPr>
-          <w:rFonts w:eastAsiaTheme="minorEastAsia"/>
-          <w:lang w:eastAsia="ko-KR"/>
-        </w:rPr>
-        <w:t xml:space="preserve"> </w:t>
-      </w:r>
-      <w:r>
-        <w:rPr>
-          <w:rFonts w:eastAsiaTheme="minorEastAsia" w:hint="eastAsia"/>
-          <w:lang w:eastAsia="ko-KR"/>
-        </w:rPr>
-        <w:t>공격</w:t>
-      </w:r>
-      <w:r>
-        <w:rPr>
-          <w:rFonts w:eastAsiaTheme="minorEastAsia" w:hint="eastAsia"/>
-          <w:lang w:eastAsia="ko-KR"/>
-        </w:rPr>
-        <w:t xml:space="preserve"> </w:t>
-      </w:r>
-      <w:r>
-        <w:rPr>
-          <w:rFonts w:eastAsiaTheme="minorEastAsia" w:hint="eastAsia"/>
-          <w:lang w:eastAsia="ko-KR"/>
-        </w:rPr>
-        <w:t>스킬과</w:t>
-      </w:r>
-      <w:r>
-        <w:rPr>
-          <w:rFonts w:eastAsiaTheme="minorEastAsia" w:hint="eastAsia"/>
-          <w:lang w:eastAsia="ko-KR"/>
-        </w:rPr>
-        <w:t xml:space="preserve"> </w:t>
-      </w:r>
-      <w:r>
-        <w:rPr>
-          <w:rFonts w:eastAsiaTheme="minorEastAsia" w:hint="eastAsia"/>
-          <w:lang w:eastAsia="ko-KR"/>
-        </w:rPr>
-        <w:t>마찬가지로</w:t>
-      </w:r>
-      <w:r>
-        <w:rPr>
-          <w:rFonts w:eastAsiaTheme="minorEastAsia" w:hint="eastAsia"/>
-          <w:lang w:eastAsia="ko-KR"/>
-        </w:rPr>
-        <w:t xml:space="preserve"> </w:t>
-      </w:r>
-      <w:proofErr w:type="spellStart"/>
-      <w:r>
-        <w:rPr>
-          <w:rFonts w:eastAsiaTheme="minorEastAsia"/>
-          <w:lang w:eastAsia="ko-KR"/>
-        </w:rPr>
-        <w:t>WaitGameplayEvent</w:t>
-      </w:r>
-      <w:proofErr w:type="spellEnd"/>
-      <w:r>
-        <w:rPr>
-          <w:rFonts w:eastAsiaTheme="minorEastAsia" w:hint="eastAsia"/>
-          <w:lang w:eastAsia="ko-KR"/>
-        </w:rPr>
-        <w:t>를</w:t>
-      </w:r>
-      <w:r>
-        <w:rPr>
-          <w:rFonts w:eastAsiaTheme="minorEastAsia" w:hint="eastAsia"/>
-          <w:lang w:eastAsia="ko-KR"/>
-        </w:rPr>
-        <w:t xml:space="preserve"> </w:t>
-      </w:r>
-      <w:r>
-        <w:rPr>
-          <w:rFonts w:eastAsiaTheme="minorEastAsia" w:hint="eastAsia"/>
-          <w:lang w:eastAsia="ko-KR"/>
-        </w:rPr>
-        <w:t>통해</w:t>
-      </w:r>
-      <w:r>
-        <w:rPr>
-          <w:rFonts w:eastAsiaTheme="minorEastAsia" w:hint="eastAsia"/>
-          <w:lang w:eastAsia="ko-KR"/>
-        </w:rPr>
-        <w:t xml:space="preserve"> </w:t>
-      </w:r>
-      <w:r>
-        <w:rPr>
-          <w:rFonts w:eastAsiaTheme="minorEastAsia" w:hint="eastAsia"/>
-          <w:lang w:eastAsia="ko-KR"/>
-        </w:rPr>
-        <w:t>실행이</w:t>
-      </w:r>
-      <w:r>
-        <w:rPr>
-          <w:rFonts w:eastAsiaTheme="minorEastAsia" w:hint="eastAsia"/>
-          <w:lang w:eastAsia="ko-KR"/>
-        </w:rPr>
-        <w:t xml:space="preserve"> </w:t>
-      </w:r>
-      <w:r>
-        <w:rPr>
-          <w:rFonts w:eastAsiaTheme="minorEastAsia" w:hint="eastAsia"/>
-          <w:lang w:eastAsia="ko-KR"/>
-        </w:rPr>
-        <w:t>됩니다</w:t>
-      </w:r>
-      <w:r>
-        <w:rPr>
-          <w:rFonts w:eastAsiaTheme="minorEastAsia" w:hint="eastAsia"/>
-          <w:lang w:eastAsia="ko-KR"/>
-        </w:rPr>
-        <w:t>.</w:t>
-      </w:r>
-      <w:r>
-        <w:rPr>
-          <w:rFonts w:eastAsiaTheme="minorEastAsia"/>
-          <w:lang w:eastAsia="ko-KR"/>
-        </w:rPr>
-        <w:t xml:space="preserve"> </w:t>
-      </w:r>
-      <w:r>
-        <w:rPr>
-          <w:rFonts w:eastAsiaTheme="minorEastAsia" w:hint="eastAsia"/>
-          <w:lang w:eastAsia="ko-KR"/>
-        </w:rPr>
-        <w:t>노티파이에서</w:t>
-      </w:r>
-      <w:r>
-        <w:rPr>
-          <w:rFonts w:eastAsiaTheme="minorEastAsia" w:hint="eastAsia"/>
-          <w:lang w:eastAsia="ko-KR"/>
-        </w:rPr>
-        <w:t xml:space="preserve"> </w:t>
-      </w:r>
-      <w:r>
-        <w:rPr>
-          <w:rFonts w:eastAsiaTheme="minorEastAsia" w:hint="eastAsia"/>
-          <w:lang w:eastAsia="ko-KR"/>
-        </w:rPr>
-        <w:t>미리</w:t>
-      </w:r>
-      <w:r>
-        <w:rPr>
-          <w:rFonts w:eastAsiaTheme="minorEastAsia" w:hint="eastAsia"/>
-          <w:lang w:eastAsia="ko-KR"/>
-        </w:rPr>
-        <w:t xml:space="preserve"> </w:t>
-      </w:r>
-      <w:r>
-        <w:rPr>
-          <w:rFonts w:eastAsiaTheme="minorEastAsia" w:hint="eastAsia"/>
-          <w:lang w:eastAsia="ko-KR"/>
-        </w:rPr>
-        <w:t>설정해</w:t>
-      </w:r>
-      <w:r>
-        <w:rPr>
-          <w:rFonts w:eastAsiaTheme="minorEastAsia" w:hint="eastAsia"/>
-          <w:lang w:eastAsia="ko-KR"/>
-        </w:rPr>
-        <w:t xml:space="preserve"> </w:t>
-      </w:r>
-      <w:r>
-        <w:rPr>
-          <w:rFonts w:eastAsiaTheme="minorEastAsia" w:hint="eastAsia"/>
-          <w:lang w:eastAsia="ko-KR"/>
-        </w:rPr>
-        <w:t>놓은</w:t>
-      </w:r>
-      <w:r>
-        <w:rPr>
-          <w:rFonts w:eastAsiaTheme="minorEastAsia" w:hint="eastAsia"/>
-          <w:lang w:eastAsia="ko-KR"/>
-        </w:rPr>
-        <w:t xml:space="preserve"> </w:t>
-      </w:r>
-      <w:proofErr w:type="spellStart"/>
-      <w:r>
-        <w:rPr>
-          <w:rFonts w:eastAsiaTheme="minorEastAsia" w:hint="eastAsia"/>
-          <w:lang w:eastAsia="ko-KR"/>
-        </w:rPr>
-        <w:t>대쉬</w:t>
-      </w:r>
-      <w:proofErr w:type="spellEnd"/>
-      <w:r>
-        <w:rPr>
-          <w:rFonts w:eastAsiaTheme="minorEastAsia" w:hint="eastAsia"/>
-          <w:lang w:eastAsia="ko-KR"/>
-        </w:rPr>
-        <w:t xml:space="preserve"> </w:t>
-      </w:r>
-      <w:r>
-        <w:rPr>
-          <w:rFonts w:eastAsiaTheme="minorEastAsia" w:hint="eastAsia"/>
-          <w:lang w:eastAsia="ko-KR"/>
-        </w:rPr>
-        <w:t>거리를</w:t>
-      </w:r>
-      <w:r>
-        <w:rPr>
-          <w:rFonts w:eastAsiaTheme="minorEastAsia" w:hint="eastAsia"/>
-          <w:lang w:eastAsia="ko-KR"/>
-        </w:rPr>
-        <w:t xml:space="preserve"> </w:t>
-      </w:r>
-      <w:r>
-        <w:rPr>
-          <w:rFonts w:eastAsiaTheme="minorEastAsia" w:hint="eastAsia"/>
-          <w:lang w:eastAsia="ko-KR"/>
-        </w:rPr>
-        <w:t>가져와</w:t>
-      </w:r>
-      <w:r>
-        <w:rPr>
-          <w:rFonts w:eastAsiaTheme="minorEastAsia"/>
-          <w:lang w:eastAsia="ko-KR"/>
-        </w:rPr>
-        <w:t xml:space="preserve"> </w:t>
-      </w:r>
-      <w:r>
-        <w:rPr>
-          <w:rFonts w:eastAsiaTheme="minorEastAsia" w:hint="eastAsia"/>
-          <w:lang w:eastAsia="ko-KR"/>
-        </w:rPr>
-        <w:t>사용하였습니다</w:t>
-      </w:r>
-      <w:r>
-        <w:rPr>
-          <w:rFonts w:eastAsiaTheme="minorEastAsia" w:hint="eastAsia"/>
-          <w:lang w:eastAsia="ko-KR"/>
-        </w:rPr>
-        <w:t>.</w:t>
-      </w:r>
-      <w:r>
-        <w:rPr>
-          <w:rFonts w:eastAsiaTheme="minorEastAsia"/>
-          <w:lang w:eastAsia="ko-KR"/>
-        </w:rPr>
-        <w:t xml:space="preserve"> </w:t>
-      </w:r>
-      <w:r>
-        <w:rPr>
-          <w:rFonts w:eastAsiaTheme="minorEastAsia" w:hint="eastAsia"/>
-          <w:lang w:eastAsia="ko-KR"/>
-        </w:rPr>
-        <w:t>이동은</w:t>
-      </w:r>
-      <w:r>
-        <w:rPr>
-          <w:rFonts w:eastAsiaTheme="minorEastAsia" w:hint="eastAsia"/>
-          <w:lang w:eastAsia="ko-KR"/>
-        </w:rPr>
-        <w:t xml:space="preserve"> </w:t>
-      </w:r>
-      <w:r>
-        <w:rPr>
-          <w:rFonts w:eastAsiaTheme="minorEastAsia" w:hint="eastAsia"/>
-          <w:lang w:eastAsia="ko-KR"/>
-        </w:rPr>
-        <w:t>간단하게</w:t>
-      </w:r>
-      <w:r>
-        <w:rPr>
-          <w:rFonts w:eastAsiaTheme="minorEastAsia" w:hint="eastAsia"/>
-          <w:lang w:eastAsia="ko-KR"/>
-        </w:rPr>
-        <w:t xml:space="preserve"> </w:t>
-      </w:r>
-      <w:r>
-        <w:rPr>
-          <w:rFonts w:eastAsiaTheme="minorEastAsia" w:hint="eastAsia"/>
-          <w:lang w:eastAsia="ko-KR"/>
-        </w:rPr>
-        <w:t>캐릭터가</w:t>
-      </w:r>
-      <w:r>
-        <w:rPr>
-          <w:rFonts w:eastAsiaTheme="minorEastAsia" w:hint="eastAsia"/>
-          <w:lang w:eastAsia="ko-KR"/>
-        </w:rPr>
-        <w:t xml:space="preserve"> </w:t>
-      </w:r>
-      <w:r>
-        <w:rPr>
-          <w:rFonts w:eastAsiaTheme="minorEastAsia" w:hint="eastAsia"/>
-          <w:lang w:eastAsia="ko-KR"/>
-        </w:rPr>
-        <w:t>바라보는</w:t>
-      </w:r>
-      <w:r>
-        <w:rPr>
-          <w:rFonts w:eastAsiaTheme="minorEastAsia" w:hint="eastAsia"/>
-          <w:lang w:eastAsia="ko-KR"/>
-        </w:rPr>
-        <w:t xml:space="preserve"> </w:t>
-      </w:r>
-      <w:r>
-        <w:rPr>
-          <w:rFonts w:eastAsiaTheme="minorEastAsia" w:hint="eastAsia"/>
-          <w:lang w:eastAsia="ko-KR"/>
-        </w:rPr>
-        <w:t>방향으로</w:t>
-      </w:r>
-      <w:r>
-        <w:rPr>
-          <w:rFonts w:eastAsiaTheme="minorEastAsia" w:hint="eastAsia"/>
-          <w:lang w:eastAsia="ko-KR"/>
-        </w:rPr>
-        <w:t xml:space="preserve"> </w:t>
-      </w:r>
-      <w:r>
-        <w:rPr>
-          <w:rFonts w:eastAsiaTheme="minorEastAsia" w:hint="eastAsia"/>
-          <w:lang w:eastAsia="ko-KR"/>
-        </w:rPr>
-        <w:t>일정</w:t>
-      </w:r>
-      <w:r>
-        <w:rPr>
-          <w:rFonts w:eastAsiaTheme="minorEastAsia" w:hint="eastAsia"/>
-          <w:lang w:eastAsia="ko-KR"/>
-        </w:rPr>
-        <w:t xml:space="preserve"> </w:t>
-      </w:r>
-      <w:r>
-        <w:rPr>
-          <w:rFonts w:eastAsiaTheme="minorEastAsia" w:hint="eastAsia"/>
-          <w:lang w:eastAsia="ko-KR"/>
-        </w:rPr>
-        <w:t>거리만큼</w:t>
-      </w:r>
-      <w:r>
-        <w:rPr>
-          <w:rFonts w:eastAsiaTheme="minorEastAsia" w:hint="eastAsia"/>
-          <w:lang w:eastAsia="ko-KR"/>
-        </w:rPr>
-        <w:t xml:space="preserve"> </w:t>
-      </w:r>
-      <w:r>
-        <w:rPr>
-          <w:rFonts w:eastAsiaTheme="minorEastAsia" w:hint="eastAsia"/>
-          <w:lang w:eastAsia="ko-KR"/>
-        </w:rPr>
-        <w:t>발사</w:t>
-      </w:r>
-      <w:r>
-        <w:rPr>
-          <w:rFonts w:eastAsiaTheme="minorEastAsia" w:hint="eastAsia"/>
-          <w:lang w:eastAsia="ko-KR"/>
-        </w:rPr>
-        <w:t>(</w:t>
-      </w:r>
-      <w:r>
-        <w:rPr>
-          <w:rFonts w:eastAsiaTheme="minorEastAsia"/>
-          <w:lang w:eastAsia="ko-KR"/>
-        </w:rPr>
-        <w:t>Launch)</w:t>
-      </w:r>
-      <w:r>
-        <w:rPr>
-          <w:rFonts w:eastAsiaTheme="minorEastAsia" w:hint="eastAsia"/>
-          <w:lang w:eastAsia="ko-KR"/>
-        </w:rPr>
-        <w:t>하도록</w:t>
-      </w:r>
-      <w:r>
-        <w:rPr>
-          <w:rFonts w:eastAsiaTheme="minorEastAsia" w:hint="eastAsia"/>
-          <w:lang w:eastAsia="ko-KR"/>
-        </w:rPr>
-        <w:t xml:space="preserve"> </w:t>
-      </w:r>
-      <w:r>
-        <w:rPr>
-          <w:rFonts w:eastAsiaTheme="minorEastAsia" w:hint="eastAsia"/>
-          <w:lang w:eastAsia="ko-KR"/>
-        </w:rPr>
-        <w:t>했습니다</w:t>
-      </w:r>
-      <w:r>
-        <w:rPr>
-          <w:rFonts w:eastAsiaTheme="minorEastAsia" w:hint="eastAsia"/>
-          <w:lang w:eastAsia="ko-KR"/>
-        </w:rPr>
-        <w:t>.</w:t>
-      </w:r>
-      <w:r>
-        <w:rPr>
-          <w:rFonts w:eastAsiaTheme="minorEastAsia"/>
-          <w:lang w:eastAsia="ko-KR"/>
-        </w:rPr>
-        <w:t xml:space="preserve"> </w:t>
-      </w:r>
-      <w:r>
-        <w:rPr>
-          <w:rFonts w:eastAsiaTheme="minorEastAsia" w:hint="eastAsia"/>
-          <w:lang w:eastAsia="ko-KR"/>
-        </w:rPr>
-        <w:t>지면에</w:t>
-      </w:r>
-      <w:r>
-        <w:rPr>
-          <w:rFonts w:eastAsiaTheme="minorEastAsia" w:hint="eastAsia"/>
-          <w:lang w:eastAsia="ko-KR"/>
-        </w:rPr>
-        <w:t xml:space="preserve"> </w:t>
-      </w:r>
-      <w:r>
-        <w:rPr>
-          <w:rFonts w:eastAsiaTheme="minorEastAsia" w:hint="eastAsia"/>
-          <w:lang w:eastAsia="ko-KR"/>
-        </w:rPr>
-        <w:t>붙은</w:t>
-      </w:r>
-      <w:r>
-        <w:rPr>
-          <w:rFonts w:eastAsiaTheme="minorEastAsia" w:hint="eastAsia"/>
-          <w:lang w:eastAsia="ko-KR"/>
-        </w:rPr>
-        <w:t xml:space="preserve"> </w:t>
-      </w:r>
-      <w:r>
-        <w:rPr>
-          <w:rFonts w:eastAsiaTheme="minorEastAsia" w:hint="eastAsia"/>
-          <w:lang w:eastAsia="ko-KR"/>
-        </w:rPr>
-        <w:t>상태로</w:t>
-      </w:r>
-      <w:r>
-        <w:rPr>
-          <w:rFonts w:eastAsiaTheme="minorEastAsia" w:hint="eastAsia"/>
-          <w:lang w:eastAsia="ko-KR"/>
-        </w:rPr>
-        <w:t xml:space="preserve"> </w:t>
-      </w:r>
-      <w:r>
-        <w:rPr>
-          <w:rFonts w:eastAsiaTheme="minorEastAsia" w:hint="eastAsia"/>
-          <w:lang w:eastAsia="ko-KR"/>
-        </w:rPr>
-        <w:t>발사를</w:t>
-      </w:r>
-      <w:r>
-        <w:rPr>
-          <w:rFonts w:eastAsiaTheme="minorEastAsia" w:hint="eastAsia"/>
-          <w:lang w:eastAsia="ko-KR"/>
-        </w:rPr>
-        <w:t xml:space="preserve"> </w:t>
-      </w:r>
-      <w:r>
-        <w:rPr>
-          <w:rFonts w:eastAsiaTheme="minorEastAsia" w:hint="eastAsia"/>
-          <w:lang w:eastAsia="ko-KR"/>
-        </w:rPr>
-        <w:t>하게</w:t>
-      </w:r>
-      <w:r>
-        <w:rPr>
-          <w:rFonts w:eastAsiaTheme="minorEastAsia" w:hint="eastAsia"/>
-          <w:lang w:eastAsia="ko-KR"/>
-        </w:rPr>
-        <w:t xml:space="preserve"> </w:t>
-      </w:r>
-      <w:r>
-        <w:rPr>
-          <w:rFonts w:eastAsiaTheme="minorEastAsia" w:hint="eastAsia"/>
-          <w:lang w:eastAsia="ko-KR"/>
-        </w:rPr>
-        <w:t>되면</w:t>
-      </w:r>
-      <w:r>
-        <w:rPr>
-          <w:rFonts w:eastAsiaTheme="minorEastAsia" w:hint="eastAsia"/>
-          <w:lang w:eastAsia="ko-KR"/>
-        </w:rPr>
-        <w:t xml:space="preserve"> </w:t>
-      </w:r>
-      <w:r>
-        <w:rPr>
-          <w:rFonts w:eastAsiaTheme="minorEastAsia" w:hint="eastAsia"/>
-          <w:lang w:eastAsia="ko-KR"/>
-        </w:rPr>
-        <w:t>마찰력</w:t>
-      </w:r>
-      <w:r>
-        <w:rPr>
-          <w:rFonts w:eastAsiaTheme="minorEastAsia"/>
-          <w:lang w:eastAsia="ko-KR"/>
-        </w:rPr>
-        <w:t xml:space="preserve"> </w:t>
-      </w:r>
-      <w:r>
-        <w:rPr>
-          <w:rFonts w:eastAsiaTheme="minorEastAsia" w:hint="eastAsia"/>
-          <w:lang w:eastAsia="ko-KR"/>
-        </w:rPr>
-        <w:t>때문에</w:t>
-      </w:r>
-      <w:r>
-        <w:rPr>
-          <w:rFonts w:eastAsiaTheme="minorEastAsia" w:hint="eastAsia"/>
-          <w:lang w:eastAsia="ko-KR"/>
-        </w:rPr>
-        <w:t xml:space="preserve"> </w:t>
-      </w:r>
-      <w:r>
-        <w:rPr>
-          <w:rFonts w:eastAsiaTheme="minorEastAsia" w:hint="eastAsia"/>
-          <w:lang w:eastAsia="ko-KR"/>
-        </w:rPr>
-        <w:t>움직이는</w:t>
-      </w:r>
-      <w:r>
-        <w:rPr>
-          <w:rFonts w:eastAsiaTheme="minorEastAsia" w:hint="eastAsia"/>
-          <w:lang w:eastAsia="ko-KR"/>
-        </w:rPr>
-        <w:t xml:space="preserve"> </w:t>
-      </w:r>
-      <w:r>
-        <w:rPr>
-          <w:rFonts w:eastAsiaTheme="minorEastAsia" w:hint="eastAsia"/>
-          <w:lang w:eastAsia="ko-KR"/>
-        </w:rPr>
-        <w:t>거리가</w:t>
-      </w:r>
-      <w:r>
-        <w:rPr>
-          <w:rFonts w:eastAsiaTheme="minorEastAsia" w:hint="eastAsia"/>
-          <w:lang w:eastAsia="ko-KR"/>
-        </w:rPr>
-        <w:t xml:space="preserve"> </w:t>
-      </w:r>
-      <w:r>
-        <w:rPr>
-          <w:rFonts w:eastAsiaTheme="minorEastAsia" w:hint="eastAsia"/>
-          <w:lang w:eastAsia="ko-KR"/>
-        </w:rPr>
-        <w:t>항상</w:t>
-      </w:r>
-      <w:r>
-        <w:rPr>
-          <w:rFonts w:eastAsiaTheme="minorEastAsia" w:hint="eastAsia"/>
-          <w:lang w:eastAsia="ko-KR"/>
-        </w:rPr>
-        <w:t xml:space="preserve"> </w:t>
-      </w:r>
-      <w:r>
-        <w:rPr>
-          <w:rFonts w:eastAsiaTheme="minorEastAsia" w:hint="eastAsia"/>
-          <w:lang w:eastAsia="ko-KR"/>
-        </w:rPr>
-        <w:t>다른</w:t>
-      </w:r>
-      <w:r>
-        <w:rPr>
-          <w:rFonts w:eastAsiaTheme="minorEastAsia" w:hint="eastAsia"/>
-          <w:lang w:eastAsia="ko-KR"/>
-        </w:rPr>
-        <w:t xml:space="preserve"> </w:t>
-      </w:r>
-      <w:r>
-        <w:rPr>
-          <w:rFonts w:eastAsiaTheme="minorEastAsia" w:hint="eastAsia"/>
-          <w:lang w:eastAsia="ko-KR"/>
-        </w:rPr>
-        <w:t>문제가</w:t>
-      </w:r>
-      <w:r>
-        <w:rPr>
-          <w:rFonts w:eastAsiaTheme="minorEastAsia" w:hint="eastAsia"/>
-          <w:lang w:eastAsia="ko-KR"/>
-        </w:rPr>
-        <w:t xml:space="preserve"> </w:t>
-      </w:r>
-      <w:r>
-        <w:rPr>
-          <w:rFonts w:eastAsiaTheme="minorEastAsia" w:hint="eastAsia"/>
-          <w:lang w:eastAsia="ko-KR"/>
-        </w:rPr>
-        <w:t>발생하여</w:t>
-      </w:r>
-      <w:r>
-        <w:rPr>
-          <w:rFonts w:eastAsiaTheme="minorEastAsia" w:hint="eastAsia"/>
-          <w:lang w:eastAsia="ko-KR"/>
-        </w:rPr>
-        <w:t>,</w:t>
-      </w:r>
-      <w:r>
-        <w:rPr>
-          <w:rFonts w:eastAsiaTheme="minorEastAsia"/>
-          <w:lang w:eastAsia="ko-KR"/>
-        </w:rPr>
-        <w:t xml:space="preserve"> </w:t>
-      </w:r>
-      <w:r>
-        <w:rPr>
-          <w:rFonts w:eastAsiaTheme="minorEastAsia" w:hint="eastAsia"/>
-          <w:lang w:eastAsia="ko-KR"/>
-        </w:rPr>
-        <w:t>캐릭터를</w:t>
-      </w:r>
-      <w:r>
-        <w:rPr>
-          <w:rFonts w:eastAsiaTheme="minorEastAsia" w:hint="eastAsia"/>
-          <w:lang w:eastAsia="ko-KR"/>
-        </w:rPr>
-        <w:t xml:space="preserve"> </w:t>
-      </w:r>
-      <w:r>
-        <w:rPr>
-          <w:rFonts w:eastAsiaTheme="minorEastAsia" w:hint="eastAsia"/>
-          <w:lang w:eastAsia="ko-KR"/>
-        </w:rPr>
-        <w:t>살짝</w:t>
-      </w:r>
-      <w:r>
-        <w:rPr>
-          <w:rFonts w:eastAsiaTheme="minorEastAsia" w:hint="eastAsia"/>
-          <w:lang w:eastAsia="ko-KR"/>
-        </w:rPr>
-        <w:t xml:space="preserve"> </w:t>
-      </w:r>
-      <w:r>
-        <w:rPr>
-          <w:rFonts w:eastAsiaTheme="minorEastAsia" w:hint="eastAsia"/>
-          <w:lang w:eastAsia="ko-KR"/>
-        </w:rPr>
-        <w:t>위로</w:t>
-      </w:r>
-      <w:r>
-        <w:rPr>
-          <w:rFonts w:eastAsiaTheme="minorEastAsia" w:hint="eastAsia"/>
-          <w:lang w:eastAsia="ko-KR"/>
-        </w:rPr>
-        <w:t xml:space="preserve"> </w:t>
-      </w:r>
-      <w:r>
-        <w:rPr>
-          <w:rFonts w:eastAsiaTheme="minorEastAsia" w:hint="eastAsia"/>
-          <w:lang w:eastAsia="ko-KR"/>
-        </w:rPr>
-        <w:t>띄우도록</w:t>
-      </w:r>
-      <w:r>
-        <w:rPr>
-          <w:rFonts w:eastAsiaTheme="minorEastAsia" w:hint="eastAsia"/>
-          <w:lang w:eastAsia="ko-KR"/>
-        </w:rPr>
-        <w:t xml:space="preserve"> </w:t>
-      </w:r>
-      <w:r>
-        <w:rPr>
-          <w:rFonts w:eastAsiaTheme="minorEastAsia"/>
-          <w:lang w:eastAsia="ko-KR"/>
-        </w:rPr>
-        <w:t>Z</w:t>
-      </w:r>
-      <w:r>
-        <w:rPr>
-          <w:rFonts w:eastAsiaTheme="minorEastAsia" w:hint="eastAsia"/>
-          <w:lang w:eastAsia="ko-KR"/>
-        </w:rPr>
-        <w:t>축에도</w:t>
-      </w:r>
-      <w:r>
-        <w:rPr>
-          <w:rFonts w:eastAsiaTheme="minorEastAsia" w:hint="eastAsia"/>
-          <w:lang w:eastAsia="ko-KR"/>
-        </w:rPr>
-        <w:t xml:space="preserve"> </w:t>
-      </w:r>
-      <w:r>
-        <w:rPr>
-          <w:rFonts w:eastAsiaTheme="minorEastAsia" w:hint="eastAsia"/>
-          <w:lang w:eastAsia="ko-KR"/>
-        </w:rPr>
-        <w:t>힘을</w:t>
-      </w:r>
-      <w:r>
-        <w:rPr>
-          <w:rFonts w:eastAsiaTheme="minorEastAsia" w:hint="eastAsia"/>
-          <w:lang w:eastAsia="ko-KR"/>
-        </w:rPr>
-        <w:t xml:space="preserve"> </w:t>
-      </w:r>
-      <w:r>
-        <w:rPr>
-          <w:rFonts w:eastAsiaTheme="minorEastAsia" w:hint="eastAsia"/>
-          <w:lang w:eastAsia="ko-KR"/>
-        </w:rPr>
-        <w:t>주도록</w:t>
-      </w:r>
-      <w:r>
-        <w:rPr>
-          <w:rFonts w:eastAsiaTheme="minorEastAsia" w:hint="eastAsia"/>
-          <w:lang w:eastAsia="ko-KR"/>
-        </w:rPr>
-        <w:t xml:space="preserve"> </w:t>
-      </w:r>
-      <w:r>
-        <w:rPr>
-          <w:rFonts w:eastAsiaTheme="minorEastAsia" w:hint="eastAsia"/>
-          <w:lang w:eastAsia="ko-KR"/>
-        </w:rPr>
-        <w:t>설정했습니다</w:t>
-      </w:r>
-      <w:r>
-        <w:rPr>
-          <w:rFonts w:eastAsiaTheme="minorEastAsia" w:hint="eastAsia"/>
-          <w:lang w:eastAsia="ko-KR"/>
-        </w:rPr>
-        <w:t>.</w:t>
-      </w:r>
-      <w:r>
-        <w:rPr>
-          <w:rFonts w:eastAsiaTheme="minorEastAsia"/>
-          <w:lang w:eastAsia="ko-KR"/>
-        </w:rPr>
-        <w:t xml:space="preserve"> Jump </w:t>
-      </w:r>
-      <w:r>
-        <w:rPr>
-          <w:rFonts w:eastAsiaTheme="minorEastAsia" w:hint="eastAsia"/>
-          <w:lang w:eastAsia="ko-KR"/>
-        </w:rPr>
-        <w:t>스킬은</w:t>
-      </w:r>
-      <w:r>
-        <w:rPr>
-          <w:rFonts w:eastAsiaTheme="minorEastAsia" w:hint="eastAsia"/>
-          <w:lang w:eastAsia="ko-KR"/>
-        </w:rPr>
-        <w:t xml:space="preserve"> </w:t>
-      </w:r>
-      <w:r>
-        <w:rPr>
-          <w:rFonts w:eastAsiaTheme="minorEastAsia" w:hint="eastAsia"/>
-          <w:lang w:eastAsia="ko-KR"/>
-        </w:rPr>
-        <w:t>이와</w:t>
-      </w:r>
-      <w:r>
-        <w:rPr>
-          <w:rFonts w:eastAsiaTheme="minorEastAsia" w:hint="eastAsia"/>
-          <w:lang w:eastAsia="ko-KR"/>
-        </w:rPr>
-        <w:t xml:space="preserve"> </w:t>
-      </w:r>
-      <w:r>
-        <w:rPr>
-          <w:rFonts w:eastAsiaTheme="minorEastAsia" w:hint="eastAsia"/>
-          <w:lang w:eastAsia="ko-KR"/>
-        </w:rPr>
-        <w:t>비슷하게</w:t>
-      </w:r>
-      <w:r>
-        <w:rPr>
-          <w:rFonts w:eastAsiaTheme="minorEastAsia" w:hint="eastAsia"/>
-          <w:lang w:eastAsia="ko-KR"/>
-        </w:rPr>
-        <w:t xml:space="preserve"> </w:t>
-      </w:r>
-      <w:r>
-        <w:rPr>
-          <w:rFonts w:eastAsiaTheme="minorEastAsia" w:hint="eastAsia"/>
-          <w:lang w:eastAsia="ko-KR"/>
-        </w:rPr>
-        <w:t>구현하였고</w:t>
-      </w:r>
-      <w:r>
-        <w:rPr>
-          <w:rFonts w:eastAsiaTheme="minorEastAsia" w:hint="eastAsia"/>
-          <w:lang w:eastAsia="ko-KR"/>
-        </w:rPr>
-        <w:t>,</w:t>
-      </w:r>
-      <w:r>
-        <w:rPr>
-          <w:rFonts w:eastAsiaTheme="minorEastAsia"/>
-          <w:lang w:eastAsia="ko-KR"/>
-        </w:rPr>
-        <w:t xml:space="preserve"> Teleport</w:t>
-      </w:r>
-      <w:r>
-        <w:rPr>
-          <w:rFonts w:eastAsiaTheme="minorEastAsia" w:hint="eastAsia"/>
-          <w:lang w:eastAsia="ko-KR"/>
-        </w:rPr>
-        <w:t>도</w:t>
-      </w:r>
-      <w:r>
-        <w:rPr>
-          <w:rFonts w:eastAsiaTheme="minorEastAsia" w:hint="eastAsia"/>
-          <w:lang w:eastAsia="ko-KR"/>
-        </w:rPr>
-        <w:t xml:space="preserve"> </w:t>
-      </w:r>
-      <w:r>
-        <w:rPr>
-          <w:rFonts w:eastAsiaTheme="minorEastAsia" w:hint="eastAsia"/>
-          <w:lang w:eastAsia="ko-KR"/>
-        </w:rPr>
-        <w:t>비슷하지만</w:t>
-      </w:r>
-      <w:r>
-        <w:rPr>
-          <w:rFonts w:eastAsiaTheme="minorEastAsia" w:hint="eastAsia"/>
-          <w:lang w:eastAsia="ko-KR"/>
-        </w:rPr>
-        <w:t xml:space="preserve"> </w:t>
-      </w:r>
-      <w:proofErr w:type="spellStart"/>
-      <w:r>
-        <w:rPr>
-          <w:rFonts w:eastAsiaTheme="minorEastAsia"/>
-          <w:lang w:eastAsia="ko-KR"/>
-        </w:rPr>
-        <w:t>LaunchCharacter</w:t>
-      </w:r>
-      <w:proofErr w:type="spellEnd"/>
-      <w:r>
-        <w:rPr>
-          <w:rFonts w:eastAsiaTheme="minorEastAsia" w:hint="eastAsia"/>
-          <w:lang w:eastAsia="ko-KR"/>
-        </w:rPr>
-        <w:t>가</w:t>
-      </w:r>
-      <w:r>
-        <w:rPr>
-          <w:rFonts w:eastAsiaTheme="minorEastAsia" w:hint="eastAsia"/>
-          <w:lang w:eastAsia="ko-KR"/>
-        </w:rPr>
-        <w:t xml:space="preserve"> </w:t>
-      </w:r>
-      <w:r>
-        <w:rPr>
-          <w:rFonts w:eastAsiaTheme="minorEastAsia" w:hint="eastAsia"/>
-          <w:lang w:eastAsia="ko-KR"/>
-        </w:rPr>
-        <w:t>아닌</w:t>
-      </w:r>
-      <w:r>
-        <w:rPr>
-          <w:rFonts w:eastAsiaTheme="minorEastAsia" w:hint="eastAsia"/>
-          <w:lang w:eastAsia="ko-KR"/>
-        </w:rPr>
-        <w:t xml:space="preserve"> </w:t>
-      </w:r>
-      <w:proofErr w:type="spellStart"/>
-      <w:r>
-        <w:rPr>
-          <w:rFonts w:eastAsiaTheme="minorEastAsia"/>
-          <w:lang w:eastAsia="ko-KR"/>
-        </w:rPr>
-        <w:t>TeleportTo</w:t>
-      </w:r>
-      <w:proofErr w:type="spellEnd"/>
-      <w:r>
-        <w:rPr>
-          <w:rFonts w:eastAsiaTheme="minorEastAsia" w:hint="eastAsia"/>
-          <w:lang w:eastAsia="ko-KR"/>
-        </w:rPr>
-        <w:t>라는</w:t>
-      </w:r>
-      <w:r>
-        <w:rPr>
-          <w:rFonts w:eastAsiaTheme="minorEastAsia" w:hint="eastAsia"/>
-          <w:lang w:eastAsia="ko-KR"/>
-        </w:rPr>
-        <w:t xml:space="preserve"> </w:t>
-      </w:r>
-      <w:r>
-        <w:rPr>
-          <w:rFonts w:eastAsiaTheme="minorEastAsia" w:hint="eastAsia"/>
-          <w:lang w:eastAsia="ko-KR"/>
-        </w:rPr>
-        <w:t>함</w:t>
-      </w:r>
-      <w:r>
-        <w:rPr>
-          <w:rFonts w:eastAsiaTheme="minorEastAsia" w:hint="eastAsia"/>
-          <w:lang w:eastAsia="ko-KR"/>
-        </w:rPr>
-        <w:lastRenderedPageBreak/>
-        <w:t>수를</w:t>
-      </w:r>
-      <w:r>
-        <w:rPr>
-          <w:rFonts w:eastAsiaTheme="minorEastAsia" w:hint="eastAsia"/>
-          <w:lang w:eastAsia="ko-KR"/>
-        </w:rPr>
-        <w:t xml:space="preserve"> </w:t>
-      </w:r>
-      <w:r>
-        <w:rPr>
-          <w:rFonts w:eastAsiaTheme="minorEastAsia" w:hint="eastAsia"/>
-          <w:lang w:eastAsia="ko-KR"/>
-        </w:rPr>
-        <w:t>사용하여</w:t>
-      </w:r>
-      <w:r>
-        <w:rPr>
-          <w:rFonts w:eastAsiaTheme="minorEastAsia" w:hint="eastAsia"/>
-          <w:lang w:eastAsia="ko-KR"/>
-        </w:rPr>
-        <w:t xml:space="preserve"> </w:t>
-      </w:r>
-      <w:r>
-        <w:rPr>
-          <w:rFonts w:eastAsiaTheme="minorEastAsia" w:hint="eastAsia"/>
-          <w:lang w:eastAsia="ko-KR"/>
-        </w:rPr>
-        <w:t>순간이동을</w:t>
-      </w:r>
-      <w:r>
-        <w:rPr>
-          <w:rFonts w:eastAsiaTheme="minorEastAsia" w:hint="eastAsia"/>
-          <w:lang w:eastAsia="ko-KR"/>
-        </w:rPr>
-        <w:t xml:space="preserve"> </w:t>
-      </w:r>
-      <w:r>
-        <w:rPr>
-          <w:rFonts w:eastAsiaTheme="minorEastAsia" w:hint="eastAsia"/>
-          <w:lang w:eastAsia="ko-KR"/>
-        </w:rPr>
-        <w:t>할</w:t>
-      </w:r>
-      <w:r>
-        <w:rPr>
-          <w:rFonts w:eastAsiaTheme="minorEastAsia" w:hint="eastAsia"/>
-          <w:lang w:eastAsia="ko-KR"/>
-        </w:rPr>
-        <w:t xml:space="preserve"> </w:t>
-      </w:r>
-      <w:r>
-        <w:rPr>
-          <w:rFonts w:eastAsiaTheme="minorEastAsia" w:hint="eastAsia"/>
-          <w:lang w:eastAsia="ko-KR"/>
-        </w:rPr>
-        <w:t>수</w:t>
-      </w:r>
-      <w:r>
-        <w:rPr>
-          <w:rFonts w:eastAsiaTheme="minorEastAsia" w:hint="eastAsia"/>
-          <w:lang w:eastAsia="ko-KR"/>
-        </w:rPr>
-        <w:t xml:space="preserve"> </w:t>
-      </w:r>
-      <w:r>
-        <w:rPr>
-          <w:rFonts w:eastAsiaTheme="minorEastAsia" w:hint="eastAsia"/>
-          <w:lang w:eastAsia="ko-KR"/>
-        </w:rPr>
-        <w:t>있도록</w:t>
-      </w:r>
-      <w:r>
-        <w:rPr>
-          <w:rFonts w:eastAsiaTheme="minorEastAsia" w:hint="eastAsia"/>
-          <w:lang w:eastAsia="ko-KR"/>
-        </w:rPr>
-        <w:t xml:space="preserve"> </w:t>
-      </w:r>
-      <w:r>
-        <w:rPr>
-          <w:rFonts w:eastAsiaTheme="minorEastAsia" w:hint="eastAsia"/>
-          <w:lang w:eastAsia="ko-KR"/>
-        </w:rPr>
-        <w:t>했습니다</w:t>
-      </w:r>
-      <w:r>
-        <w:rPr>
-          <w:rFonts w:eastAsiaTheme="minorEastAsia" w:hint="eastAsia"/>
-          <w:lang w:eastAsia="ko-KR"/>
-        </w:rPr>
-        <w:t>.</w:t>
-      </w:r>
-    </w:p>
-    <w:p>
-      <w:pPr>
-        <w:pStyle w:val="10"/>
-        <w:ind w:left="0"/>
-        <w:rPr>
-          <w:rFonts w:eastAsiaTheme="minorEastAsia"/>
-          <w:lang w:eastAsia="ko-KR"/>
-        </w:rPr>
-      </w:pPr>
-      <w:r>
-        <w:rPr>
-          <w:rFonts w:eastAsiaTheme="minorEastAsia" w:hint="eastAsia"/>
-          <w:lang w:eastAsia="ko-KR"/>
-        </w:rPr>
-        <w:t>R</w:t>
-      </w:r>
-      <w:r>
-        <w:rPr>
-          <w:rFonts w:eastAsiaTheme="minorEastAsia"/>
-          <w:lang w:eastAsia="ko-KR"/>
-        </w:rPr>
-        <w:t xml:space="preserve">ush </w:t>
-      </w:r>
-      <w:r>
-        <w:rPr>
-          <w:rFonts w:eastAsiaTheme="minorEastAsia" w:hint="eastAsia"/>
-          <w:lang w:eastAsia="ko-KR"/>
-        </w:rPr>
-        <w:t>스킬은</w:t>
-      </w:r>
-      <w:r>
-        <w:rPr>
-          <w:rFonts w:eastAsiaTheme="minorEastAsia" w:hint="eastAsia"/>
-          <w:lang w:eastAsia="ko-KR"/>
-        </w:rPr>
-        <w:t xml:space="preserve"> </w:t>
-      </w:r>
-      <w:r>
-        <w:rPr>
-          <w:rFonts w:eastAsiaTheme="minorEastAsia" w:hint="eastAsia"/>
-          <w:lang w:eastAsia="ko-KR"/>
-        </w:rPr>
-        <w:t>앞에서</w:t>
-      </w:r>
-      <w:r>
-        <w:rPr>
-          <w:rFonts w:eastAsiaTheme="minorEastAsia" w:hint="eastAsia"/>
-          <w:lang w:eastAsia="ko-KR"/>
-        </w:rPr>
-        <w:t xml:space="preserve"> </w:t>
-      </w:r>
-      <w:r>
-        <w:rPr>
-          <w:rFonts w:eastAsiaTheme="minorEastAsia" w:hint="eastAsia"/>
-          <w:lang w:eastAsia="ko-KR"/>
-        </w:rPr>
-        <w:t>만든</w:t>
-      </w:r>
-      <w:r>
-        <w:rPr>
-          <w:rFonts w:eastAsiaTheme="minorEastAsia" w:hint="eastAsia"/>
-          <w:lang w:eastAsia="ko-KR"/>
-        </w:rPr>
-        <w:t xml:space="preserve"> </w:t>
-      </w:r>
-      <w:r>
-        <w:rPr>
-          <w:rFonts w:eastAsiaTheme="minorEastAsia"/>
-          <w:lang w:eastAsia="ko-KR"/>
-        </w:rPr>
-        <w:t>3</w:t>
-      </w:r>
-      <w:r>
-        <w:rPr>
-          <w:rFonts w:eastAsiaTheme="minorEastAsia" w:hint="eastAsia"/>
-          <w:lang w:eastAsia="ko-KR"/>
-        </w:rPr>
-        <w:t>가지</w:t>
-      </w:r>
-      <w:r>
-        <w:rPr>
-          <w:rFonts w:eastAsiaTheme="minorEastAsia" w:hint="eastAsia"/>
-          <w:lang w:eastAsia="ko-KR"/>
-        </w:rPr>
-        <w:t xml:space="preserve"> </w:t>
-      </w:r>
-      <w:r>
-        <w:rPr>
-          <w:rFonts w:eastAsiaTheme="minorEastAsia" w:hint="eastAsia"/>
-          <w:lang w:eastAsia="ko-KR"/>
-        </w:rPr>
-        <w:t>스킬과는</w:t>
-      </w:r>
-      <w:r>
-        <w:rPr>
-          <w:rFonts w:eastAsiaTheme="minorEastAsia" w:hint="eastAsia"/>
-          <w:lang w:eastAsia="ko-KR"/>
-        </w:rPr>
-        <w:t xml:space="preserve"> </w:t>
-      </w:r>
-      <w:r>
-        <w:rPr>
-          <w:rFonts w:eastAsiaTheme="minorEastAsia" w:hint="eastAsia"/>
-          <w:lang w:eastAsia="ko-KR"/>
-        </w:rPr>
-        <w:t>다른</w:t>
-      </w:r>
-      <w:r>
-        <w:rPr>
-          <w:rFonts w:eastAsiaTheme="minorEastAsia" w:hint="eastAsia"/>
-          <w:lang w:eastAsia="ko-KR"/>
-        </w:rPr>
-        <w:t xml:space="preserve"> </w:t>
-      </w:r>
-      <w:r>
-        <w:rPr>
-          <w:rFonts w:eastAsiaTheme="minorEastAsia"/>
-          <w:lang w:eastAsia="ko-KR"/>
-        </w:rPr>
-        <w:t>‘</w:t>
-      </w:r>
-      <w:proofErr w:type="spellStart"/>
-      <w:r>
-        <w:rPr>
-          <w:rFonts w:eastAsiaTheme="minorEastAsia" w:hint="eastAsia"/>
-          <w:lang w:eastAsia="ko-KR"/>
-        </w:rPr>
-        <w:t>홀딩형</w:t>
-      </w:r>
-      <w:proofErr w:type="spellEnd"/>
-      <w:r>
-        <w:rPr>
-          <w:rFonts w:eastAsiaTheme="minorEastAsia"/>
-          <w:lang w:eastAsia="ko-KR"/>
-        </w:rPr>
-        <w:t>’</w:t>
-      </w:r>
-      <w:r>
-        <w:rPr>
-          <w:rFonts w:eastAsiaTheme="minorEastAsia"/>
-          <w:lang w:eastAsia="ko-KR"/>
-        </w:rPr>
-        <w:t xml:space="preserve"> </w:t>
-      </w:r>
-      <w:r>
-        <w:rPr>
-          <w:rFonts w:eastAsiaTheme="minorEastAsia" w:hint="eastAsia"/>
-          <w:lang w:eastAsia="ko-KR"/>
-        </w:rPr>
-        <w:t>스킬로</w:t>
-      </w:r>
-      <w:r>
-        <w:rPr>
-          <w:rFonts w:eastAsiaTheme="minorEastAsia" w:hint="eastAsia"/>
-          <w:lang w:eastAsia="ko-KR"/>
-        </w:rPr>
-        <w:t>,</w:t>
-      </w:r>
-      <w:r>
-        <w:rPr>
-          <w:rFonts w:eastAsiaTheme="minorEastAsia"/>
-          <w:lang w:eastAsia="ko-KR"/>
-        </w:rPr>
-        <w:t xml:space="preserve"> </w:t>
-      </w:r>
-      <w:r>
-        <w:rPr>
-          <w:rFonts w:eastAsiaTheme="minorEastAsia" w:hint="eastAsia"/>
-          <w:lang w:eastAsia="ko-KR"/>
-        </w:rPr>
-        <w:t>플레이어가</w:t>
-      </w:r>
-      <w:r>
-        <w:rPr>
-          <w:rFonts w:eastAsiaTheme="minorEastAsia" w:hint="eastAsia"/>
-          <w:lang w:eastAsia="ko-KR"/>
-        </w:rPr>
-        <w:t xml:space="preserve"> </w:t>
-      </w:r>
-      <w:r>
-        <w:rPr>
-          <w:rFonts w:eastAsiaTheme="minorEastAsia" w:hint="eastAsia"/>
-          <w:lang w:eastAsia="ko-KR"/>
-        </w:rPr>
-        <w:t>스킬</w:t>
-      </w:r>
-      <w:r>
-        <w:rPr>
-          <w:rFonts w:eastAsiaTheme="minorEastAsia" w:hint="eastAsia"/>
-          <w:lang w:eastAsia="ko-KR"/>
-        </w:rPr>
-        <w:t xml:space="preserve"> </w:t>
-      </w:r>
-      <w:r>
-        <w:rPr>
-          <w:rFonts w:eastAsiaTheme="minorEastAsia" w:hint="eastAsia"/>
-          <w:lang w:eastAsia="ko-KR"/>
-        </w:rPr>
-        <w:t>키를</w:t>
-      </w:r>
-      <w:r>
-        <w:rPr>
-          <w:rFonts w:eastAsiaTheme="minorEastAsia" w:hint="eastAsia"/>
-          <w:lang w:eastAsia="ko-KR"/>
-        </w:rPr>
-        <w:t xml:space="preserve"> </w:t>
-      </w:r>
-      <w:r>
-        <w:rPr>
-          <w:rFonts w:eastAsiaTheme="minorEastAsia" w:hint="eastAsia"/>
-          <w:lang w:eastAsia="ko-KR"/>
-        </w:rPr>
-        <w:t>누르는</w:t>
-      </w:r>
-      <w:r>
-        <w:rPr>
-          <w:rFonts w:eastAsiaTheme="minorEastAsia" w:hint="eastAsia"/>
-          <w:lang w:eastAsia="ko-KR"/>
-        </w:rPr>
-        <w:t xml:space="preserve"> </w:t>
-      </w:r>
-      <w:r>
-        <w:rPr>
-          <w:rFonts w:eastAsiaTheme="minorEastAsia" w:hint="eastAsia"/>
-          <w:lang w:eastAsia="ko-KR"/>
-        </w:rPr>
-        <w:t>동안</w:t>
-      </w:r>
-      <w:r>
-        <w:rPr>
-          <w:rFonts w:eastAsiaTheme="minorEastAsia" w:hint="eastAsia"/>
-          <w:lang w:eastAsia="ko-KR"/>
-        </w:rPr>
-        <w:t xml:space="preserve"> </w:t>
-      </w:r>
-      <w:r>
-        <w:rPr>
-          <w:rFonts w:eastAsiaTheme="minorEastAsia" w:hint="eastAsia"/>
-          <w:lang w:eastAsia="ko-KR"/>
-        </w:rPr>
-        <w:t>유지가</w:t>
-      </w:r>
-      <w:r>
-        <w:rPr>
-          <w:rFonts w:eastAsiaTheme="minorEastAsia" w:hint="eastAsia"/>
-          <w:lang w:eastAsia="ko-KR"/>
-        </w:rPr>
-        <w:t xml:space="preserve"> </w:t>
-      </w:r>
-      <w:r>
-        <w:rPr>
-          <w:rFonts w:eastAsiaTheme="minorEastAsia" w:hint="eastAsia"/>
-          <w:lang w:eastAsia="ko-KR"/>
-        </w:rPr>
-        <w:t>되도록</w:t>
-      </w:r>
-      <w:r>
-        <w:rPr>
-          <w:rFonts w:eastAsiaTheme="minorEastAsia" w:hint="eastAsia"/>
-          <w:lang w:eastAsia="ko-KR"/>
-        </w:rPr>
-        <w:t xml:space="preserve"> </w:t>
-      </w:r>
-      <w:r>
-        <w:rPr>
-          <w:rFonts w:eastAsiaTheme="minorEastAsia" w:hint="eastAsia"/>
-          <w:lang w:eastAsia="ko-KR"/>
-        </w:rPr>
-        <w:t>구현하고자</w:t>
-      </w:r>
-      <w:r>
-        <w:rPr>
-          <w:rFonts w:eastAsiaTheme="minorEastAsia" w:hint="eastAsia"/>
-          <w:lang w:eastAsia="ko-KR"/>
-        </w:rPr>
-        <w:t xml:space="preserve"> </w:t>
-      </w:r>
-      <w:r>
-        <w:rPr>
-          <w:rFonts w:eastAsiaTheme="minorEastAsia" w:hint="eastAsia"/>
-          <w:lang w:eastAsia="ko-KR"/>
-        </w:rPr>
-        <w:t>하였습니다</w:t>
-      </w:r>
-      <w:r>
-        <w:rPr>
-          <w:rFonts w:eastAsiaTheme="minorEastAsia" w:hint="eastAsia"/>
-          <w:lang w:eastAsia="ko-KR"/>
-        </w:rPr>
-        <w:t>.</w:t>
-      </w:r>
-      <w:r>
-        <w:rPr>
-          <w:rFonts w:eastAsiaTheme="minorEastAsia"/>
-          <w:lang w:eastAsia="ko-KR"/>
-        </w:rPr>
-        <w:t xml:space="preserve"> </w:t>
-      </w:r>
-      <w:r>
-        <w:rPr>
-          <w:rFonts w:eastAsiaTheme="minorEastAsia" w:hint="eastAsia"/>
-          <w:lang w:eastAsia="ko-KR"/>
-        </w:rPr>
-        <w:t>이를</w:t>
-      </w:r>
-      <w:r>
-        <w:rPr>
-          <w:rFonts w:eastAsiaTheme="minorEastAsia" w:hint="eastAsia"/>
-          <w:lang w:eastAsia="ko-KR"/>
-        </w:rPr>
-        <w:t xml:space="preserve"> </w:t>
-      </w:r>
-      <w:r>
-        <w:rPr>
-          <w:rFonts w:eastAsiaTheme="minorEastAsia" w:hint="eastAsia"/>
-          <w:lang w:eastAsia="ko-KR"/>
-        </w:rPr>
-        <w:t>위해</w:t>
-      </w:r>
-      <w:r>
-        <w:rPr>
-          <w:rFonts w:eastAsiaTheme="minorEastAsia" w:hint="eastAsia"/>
-          <w:lang w:eastAsia="ko-KR"/>
-        </w:rPr>
-        <w:t xml:space="preserve"> </w:t>
-      </w:r>
-      <w:r>
-        <w:rPr>
-          <w:rFonts w:eastAsiaTheme="minorEastAsia" w:hint="eastAsia"/>
-          <w:lang w:eastAsia="ko-KR"/>
-        </w:rPr>
-        <w:t>애니메이션에선</w:t>
-      </w:r>
-      <w:r>
-        <w:rPr>
-          <w:rFonts w:eastAsiaTheme="minorEastAsia" w:hint="eastAsia"/>
-          <w:lang w:eastAsia="ko-KR"/>
-        </w:rPr>
-        <w:t xml:space="preserve"> </w:t>
-      </w:r>
-      <w:r>
-        <w:rPr>
-          <w:rFonts w:eastAsiaTheme="minorEastAsia"/>
-          <w:lang w:eastAsia="ko-KR"/>
-        </w:rPr>
-        <w:t xml:space="preserve">Start, Loop, End </w:t>
-      </w:r>
-      <w:r>
-        <w:rPr>
-          <w:rFonts w:eastAsiaTheme="minorEastAsia" w:hint="eastAsia"/>
-          <w:lang w:eastAsia="ko-KR"/>
-        </w:rPr>
-        <w:t>섹션</w:t>
-      </w:r>
-      <w:r>
-        <w:rPr>
-          <w:rFonts w:eastAsiaTheme="minorEastAsia" w:hint="eastAsia"/>
-          <w:lang w:eastAsia="ko-KR"/>
-        </w:rPr>
-        <w:t xml:space="preserve"> </w:t>
-      </w:r>
-      <w:r>
-        <w:rPr>
-          <w:rFonts w:eastAsiaTheme="minorEastAsia"/>
-          <w:lang w:eastAsia="ko-KR"/>
-        </w:rPr>
-        <w:t>3</w:t>
-      </w:r>
-      <w:r>
-        <w:rPr>
-          <w:rFonts w:eastAsiaTheme="minorEastAsia" w:hint="eastAsia"/>
-          <w:lang w:eastAsia="ko-KR"/>
-        </w:rPr>
-        <w:t>파트로</w:t>
-      </w:r>
-      <w:r>
-        <w:rPr>
-          <w:rFonts w:eastAsiaTheme="minorEastAsia" w:hint="eastAsia"/>
-          <w:lang w:eastAsia="ko-KR"/>
-        </w:rPr>
-        <w:t xml:space="preserve"> </w:t>
-      </w:r>
-      <w:r>
-        <w:rPr>
-          <w:rFonts w:eastAsiaTheme="minorEastAsia" w:hint="eastAsia"/>
-          <w:lang w:eastAsia="ko-KR"/>
-        </w:rPr>
-        <w:t>나누었습니다</w:t>
-      </w:r>
-      <w:r>
-        <w:rPr>
-          <w:rFonts w:eastAsiaTheme="minorEastAsia" w:hint="eastAsia"/>
-          <w:lang w:eastAsia="ko-KR"/>
-        </w:rPr>
-        <w:t>.</w:t>
-      </w:r>
-      <w:r>
-        <w:rPr>
-          <w:rFonts w:eastAsiaTheme="minorEastAsia"/>
-          <w:lang w:eastAsia="ko-KR"/>
-        </w:rPr>
-        <w:t xml:space="preserve"> </w:t>
-      </w:r>
-      <w:r>
-        <w:rPr>
-          <w:rFonts w:eastAsiaTheme="minorEastAsia" w:hint="eastAsia"/>
-          <w:lang w:eastAsia="ko-KR"/>
-        </w:rPr>
-        <w:t>우선</w:t>
-      </w:r>
-      <w:r>
-        <w:rPr>
-          <w:rFonts w:eastAsiaTheme="minorEastAsia" w:hint="eastAsia"/>
-          <w:lang w:eastAsia="ko-KR"/>
-        </w:rPr>
-        <w:t xml:space="preserve"> R</w:t>
-      </w:r>
-      <w:r>
-        <w:rPr>
-          <w:rFonts w:eastAsiaTheme="minorEastAsia"/>
-          <w:lang w:eastAsia="ko-KR"/>
-        </w:rPr>
-        <w:t>ush</w:t>
-      </w:r>
-      <w:r>
-        <w:rPr>
-          <w:rFonts w:eastAsiaTheme="minorEastAsia" w:hint="eastAsia"/>
-          <w:lang w:eastAsia="ko-KR"/>
-        </w:rPr>
-        <w:t>가</w:t>
-      </w:r>
-      <w:r>
-        <w:rPr>
-          <w:rFonts w:eastAsiaTheme="minorEastAsia" w:hint="eastAsia"/>
-          <w:lang w:eastAsia="ko-KR"/>
-        </w:rPr>
-        <w:t xml:space="preserve"> </w:t>
-      </w:r>
-      <w:r>
-        <w:rPr>
-          <w:rFonts w:eastAsiaTheme="minorEastAsia" w:hint="eastAsia"/>
-          <w:lang w:eastAsia="ko-KR"/>
-        </w:rPr>
-        <w:t>활성화되는</w:t>
-      </w:r>
-      <w:r>
-        <w:rPr>
-          <w:rFonts w:eastAsiaTheme="minorEastAsia" w:hint="eastAsia"/>
-          <w:lang w:eastAsia="ko-KR"/>
-        </w:rPr>
-        <w:t xml:space="preserve"> </w:t>
-      </w:r>
-      <w:r>
-        <w:rPr>
-          <w:rFonts w:eastAsiaTheme="minorEastAsia" w:hint="eastAsia"/>
-          <w:lang w:eastAsia="ko-KR"/>
-        </w:rPr>
-        <w:t>순간</w:t>
-      </w:r>
-      <w:r>
-        <w:rPr>
-          <w:rFonts w:eastAsiaTheme="minorEastAsia" w:hint="eastAsia"/>
-          <w:lang w:eastAsia="ko-KR"/>
-        </w:rPr>
-        <w:t xml:space="preserve"> </w:t>
-      </w:r>
-      <w:r>
-        <w:rPr>
-          <w:rFonts w:eastAsiaTheme="minorEastAsia" w:hint="eastAsia"/>
-          <w:lang w:eastAsia="ko-KR"/>
-        </w:rPr>
-        <w:t>캐릭터에게</w:t>
-      </w:r>
-      <w:r>
-        <w:rPr>
-          <w:rFonts w:eastAsiaTheme="minorEastAsia" w:hint="eastAsia"/>
-          <w:lang w:eastAsia="ko-KR"/>
-        </w:rPr>
-        <w:t xml:space="preserve"> </w:t>
-      </w:r>
-      <w:r>
-        <w:rPr>
-          <w:rFonts w:eastAsiaTheme="minorEastAsia"/>
-          <w:lang w:eastAsia="ko-KR"/>
-        </w:rPr>
-        <w:t>“</w:t>
-      </w:r>
-      <w:r>
-        <w:rPr>
-          <w:rFonts w:eastAsiaTheme="minorEastAsia" w:hint="eastAsia"/>
-          <w:lang w:eastAsia="ko-KR"/>
-        </w:rPr>
-        <w:t>나</w:t>
-      </w:r>
-      <w:r>
-        <w:rPr>
-          <w:rFonts w:eastAsiaTheme="minorEastAsia" w:hint="eastAsia"/>
-          <w:lang w:eastAsia="ko-KR"/>
-        </w:rPr>
-        <w:t xml:space="preserve"> </w:t>
-      </w:r>
-      <w:r>
-        <w:rPr>
-          <w:rFonts w:eastAsiaTheme="minorEastAsia" w:hint="eastAsia"/>
-          <w:lang w:eastAsia="ko-KR"/>
-        </w:rPr>
-        <w:t>지금</w:t>
-      </w:r>
-      <w:r>
-        <w:rPr>
-          <w:rFonts w:eastAsiaTheme="minorEastAsia" w:hint="eastAsia"/>
-          <w:lang w:eastAsia="ko-KR"/>
-        </w:rPr>
-        <w:t xml:space="preserve"> </w:t>
-      </w:r>
-      <w:r>
-        <w:rPr>
-          <w:rFonts w:eastAsiaTheme="minorEastAsia" w:hint="eastAsia"/>
-          <w:lang w:eastAsia="ko-KR"/>
-        </w:rPr>
-        <w:t>달리고</w:t>
-      </w:r>
-      <w:r>
-        <w:rPr>
-          <w:rFonts w:eastAsiaTheme="minorEastAsia" w:hint="eastAsia"/>
-          <w:lang w:eastAsia="ko-KR"/>
-        </w:rPr>
-        <w:t xml:space="preserve"> </w:t>
-      </w:r>
-      <w:r>
-        <w:rPr>
-          <w:rFonts w:eastAsiaTheme="minorEastAsia" w:hint="eastAsia"/>
-          <w:lang w:eastAsia="ko-KR"/>
-        </w:rPr>
-        <w:t>있는</w:t>
-      </w:r>
-      <w:r>
-        <w:rPr>
-          <w:rFonts w:eastAsiaTheme="minorEastAsia" w:hint="eastAsia"/>
-          <w:lang w:eastAsia="ko-KR"/>
-        </w:rPr>
-        <w:t xml:space="preserve"> </w:t>
-      </w:r>
-      <w:r>
-        <w:rPr>
-          <w:rFonts w:eastAsiaTheme="minorEastAsia" w:hint="eastAsia"/>
-          <w:lang w:eastAsia="ko-KR"/>
-        </w:rPr>
-        <w:t>중</w:t>
-      </w:r>
-      <w:r>
-        <w:rPr>
-          <w:rFonts w:eastAsiaTheme="minorEastAsia"/>
-          <w:lang w:eastAsia="ko-KR"/>
-        </w:rPr>
-        <w:t>”</w:t>
-      </w:r>
-      <w:r>
-        <w:rPr>
-          <w:rFonts w:eastAsiaTheme="minorEastAsia" w:hint="eastAsia"/>
-          <w:lang w:eastAsia="ko-KR"/>
-        </w:rPr>
-        <w:t>을</w:t>
-      </w:r>
-      <w:r>
-        <w:rPr>
-          <w:rFonts w:eastAsiaTheme="minorEastAsia" w:hint="eastAsia"/>
-          <w:lang w:eastAsia="ko-KR"/>
-        </w:rPr>
-        <w:t xml:space="preserve"> </w:t>
-      </w:r>
-      <w:r>
-        <w:rPr>
-          <w:rFonts w:eastAsiaTheme="minorEastAsia" w:hint="eastAsia"/>
-          <w:lang w:eastAsia="ko-KR"/>
-        </w:rPr>
-        <w:t>표시하기</w:t>
-      </w:r>
-      <w:r>
-        <w:rPr>
-          <w:rFonts w:eastAsiaTheme="minorEastAsia" w:hint="eastAsia"/>
-          <w:lang w:eastAsia="ko-KR"/>
-        </w:rPr>
-        <w:t xml:space="preserve"> </w:t>
-      </w:r>
-      <w:r>
-        <w:rPr>
-          <w:rFonts w:eastAsiaTheme="minorEastAsia" w:hint="eastAsia"/>
-          <w:lang w:eastAsia="ko-KR"/>
-        </w:rPr>
-        <w:t>위한</w:t>
-      </w:r>
-      <w:r>
-        <w:rPr>
-          <w:rFonts w:eastAsiaTheme="minorEastAsia" w:hint="eastAsia"/>
-          <w:lang w:eastAsia="ko-KR"/>
-        </w:rPr>
-        <w:t xml:space="preserve"> </w:t>
-      </w:r>
-      <w:r>
-        <w:rPr>
-          <w:rFonts w:eastAsiaTheme="minorEastAsia" w:hint="eastAsia"/>
-          <w:lang w:eastAsia="ko-KR"/>
-        </w:rPr>
-        <w:t>태그를</w:t>
-      </w:r>
-      <w:r>
-        <w:rPr>
-          <w:rFonts w:eastAsiaTheme="minorEastAsia" w:hint="eastAsia"/>
-          <w:lang w:eastAsia="ko-KR"/>
-        </w:rPr>
-        <w:t xml:space="preserve"> </w:t>
-      </w:r>
-      <w:r>
-        <w:rPr>
-          <w:rFonts w:eastAsiaTheme="minorEastAsia" w:hint="eastAsia"/>
-          <w:lang w:eastAsia="ko-KR"/>
-        </w:rPr>
-        <w:t>붙이도록</w:t>
-      </w:r>
-      <w:r>
-        <w:rPr>
-          <w:rFonts w:eastAsiaTheme="minorEastAsia" w:hint="eastAsia"/>
-          <w:lang w:eastAsia="ko-KR"/>
-        </w:rPr>
-        <w:t xml:space="preserve"> </w:t>
-      </w:r>
-      <w:r>
-        <w:rPr>
-          <w:rFonts w:eastAsiaTheme="minorEastAsia" w:hint="eastAsia"/>
-          <w:lang w:eastAsia="ko-KR"/>
-        </w:rPr>
-        <w:t>했습니다</w:t>
-      </w:r>
-      <w:r>
-        <w:rPr>
-          <w:rFonts w:eastAsiaTheme="minorEastAsia" w:hint="eastAsia"/>
-          <w:lang w:eastAsia="ko-KR"/>
-        </w:rPr>
-        <w:t>.</w:t>
-      </w:r>
-      <w:r>
-        <w:rPr>
-          <w:rFonts w:eastAsiaTheme="minorEastAsia"/>
-          <w:lang w:eastAsia="ko-KR"/>
-        </w:rPr>
-        <w:t xml:space="preserve"> </w:t>
-      </w:r>
-      <w:r>
-        <w:rPr>
-          <w:rFonts w:eastAsiaTheme="minorEastAsia" w:hint="eastAsia"/>
-          <w:lang w:eastAsia="ko-KR"/>
-        </w:rPr>
-        <w:t>해당</w:t>
-      </w:r>
-      <w:r>
-        <w:rPr>
-          <w:rFonts w:eastAsiaTheme="minorEastAsia" w:hint="eastAsia"/>
-          <w:lang w:eastAsia="ko-KR"/>
-        </w:rPr>
-        <w:t xml:space="preserve"> </w:t>
-      </w:r>
-      <w:r>
-        <w:rPr>
-          <w:rFonts w:eastAsiaTheme="minorEastAsia" w:hint="eastAsia"/>
-          <w:lang w:eastAsia="ko-KR"/>
-        </w:rPr>
-        <w:t>태그의</w:t>
-      </w:r>
-      <w:r>
-        <w:rPr>
-          <w:rFonts w:eastAsiaTheme="minorEastAsia" w:hint="eastAsia"/>
-          <w:lang w:eastAsia="ko-KR"/>
-        </w:rPr>
-        <w:t xml:space="preserve"> </w:t>
-      </w:r>
-      <w:r>
-        <w:rPr>
-          <w:rFonts w:eastAsiaTheme="minorEastAsia" w:hint="eastAsia"/>
-          <w:lang w:eastAsia="ko-KR"/>
-        </w:rPr>
-        <w:t>유무를</w:t>
-      </w:r>
-      <w:r>
-        <w:rPr>
-          <w:rFonts w:eastAsiaTheme="minorEastAsia" w:hint="eastAsia"/>
-          <w:lang w:eastAsia="ko-KR"/>
-        </w:rPr>
-        <w:t xml:space="preserve"> </w:t>
-      </w:r>
-      <w:r>
-        <w:rPr>
-          <w:rFonts w:eastAsiaTheme="minorEastAsia" w:hint="eastAsia"/>
-          <w:lang w:eastAsia="ko-KR"/>
-        </w:rPr>
-        <w:t>플레이어</w:t>
-      </w:r>
-      <w:r>
-        <w:rPr>
-          <w:rFonts w:eastAsiaTheme="minorEastAsia" w:hint="eastAsia"/>
-          <w:lang w:eastAsia="ko-KR"/>
-        </w:rPr>
-        <w:t xml:space="preserve"> </w:t>
-      </w:r>
-      <w:r>
-        <w:rPr>
-          <w:rFonts w:eastAsiaTheme="minorEastAsia" w:hint="eastAsia"/>
-          <w:lang w:eastAsia="ko-KR"/>
-        </w:rPr>
-        <w:t>캐릭터의</w:t>
-      </w:r>
-      <w:r>
-        <w:rPr>
-          <w:rFonts w:eastAsiaTheme="minorEastAsia" w:hint="eastAsia"/>
-          <w:lang w:eastAsia="ko-KR"/>
-        </w:rPr>
-        <w:t xml:space="preserve"> </w:t>
-      </w:r>
-      <w:r>
-        <w:rPr>
-          <w:rFonts w:eastAsiaTheme="minorEastAsia"/>
-          <w:lang w:eastAsia="ko-KR"/>
-        </w:rPr>
-        <w:t>Tick</w:t>
-      </w:r>
-      <w:r>
-        <w:rPr>
-          <w:rFonts w:eastAsiaTheme="minorEastAsia" w:hint="eastAsia"/>
-          <w:lang w:eastAsia="ko-KR"/>
-        </w:rPr>
-        <w:t>함수에서</w:t>
-      </w:r>
-      <w:r>
-        <w:rPr>
-          <w:rFonts w:eastAsiaTheme="minorEastAsia" w:hint="eastAsia"/>
-          <w:lang w:eastAsia="ko-KR"/>
-        </w:rPr>
-        <w:t xml:space="preserve"> </w:t>
-      </w:r>
-      <w:r>
-        <w:rPr>
-          <w:rFonts w:eastAsiaTheme="minorEastAsia" w:hint="eastAsia"/>
-          <w:lang w:eastAsia="ko-KR"/>
-        </w:rPr>
-        <w:t>매</w:t>
-      </w:r>
-      <w:r>
-        <w:rPr>
-          <w:rFonts w:eastAsiaTheme="minorEastAsia" w:hint="eastAsia"/>
-          <w:lang w:eastAsia="ko-KR"/>
-        </w:rPr>
-        <w:t xml:space="preserve"> </w:t>
-      </w:r>
-      <w:proofErr w:type="spellStart"/>
-      <w:r>
-        <w:rPr>
-          <w:rFonts w:eastAsiaTheme="minorEastAsia" w:hint="eastAsia"/>
-          <w:lang w:eastAsia="ko-KR"/>
-        </w:rPr>
-        <w:t>프레임마다</w:t>
-      </w:r>
-      <w:proofErr w:type="spellEnd"/>
-      <w:r>
-        <w:rPr>
-          <w:rFonts w:eastAsiaTheme="minorEastAsia" w:hint="eastAsia"/>
-          <w:lang w:eastAsia="ko-KR"/>
-        </w:rPr>
-        <w:t xml:space="preserve"> </w:t>
-      </w:r>
-      <w:r>
-        <w:rPr>
-          <w:rFonts w:eastAsiaTheme="minorEastAsia" w:hint="eastAsia"/>
-          <w:lang w:eastAsia="ko-KR"/>
-        </w:rPr>
-        <w:t>확인하며</w:t>
-      </w:r>
-      <w:r>
-        <w:rPr>
-          <w:rFonts w:eastAsiaTheme="minorEastAsia" w:hint="eastAsia"/>
-          <w:lang w:eastAsia="ko-KR"/>
-        </w:rPr>
-        <w:t>,</w:t>
-      </w:r>
-      <w:r>
-        <w:rPr>
-          <w:rFonts w:eastAsiaTheme="minorEastAsia"/>
-          <w:lang w:eastAsia="ko-KR"/>
-        </w:rPr>
-        <w:t xml:space="preserve"> </w:t>
-      </w:r>
-      <w:r>
-        <w:rPr>
-          <w:rFonts w:eastAsiaTheme="minorEastAsia" w:hint="eastAsia"/>
-          <w:lang w:eastAsia="ko-KR"/>
-        </w:rPr>
-        <w:t>만약</w:t>
-      </w:r>
-      <w:r>
-        <w:rPr>
-          <w:rFonts w:eastAsiaTheme="minorEastAsia" w:hint="eastAsia"/>
-          <w:lang w:eastAsia="ko-KR"/>
-        </w:rPr>
-        <w:t xml:space="preserve"> </w:t>
-      </w:r>
-      <w:r>
-        <w:rPr>
-          <w:rFonts w:eastAsiaTheme="minorEastAsia" w:hint="eastAsia"/>
-          <w:lang w:eastAsia="ko-KR"/>
-        </w:rPr>
-        <w:t>태그가</w:t>
-      </w:r>
-      <w:r>
-        <w:rPr>
-          <w:rFonts w:eastAsiaTheme="minorEastAsia" w:hint="eastAsia"/>
-          <w:lang w:eastAsia="ko-KR"/>
-        </w:rPr>
-        <w:t xml:space="preserve"> </w:t>
-      </w:r>
-      <w:r>
-        <w:rPr>
-          <w:rFonts w:eastAsiaTheme="minorEastAsia" w:hint="eastAsia"/>
-          <w:lang w:eastAsia="ko-KR"/>
-        </w:rPr>
-        <w:t>존재한다면</w:t>
-      </w:r>
-      <w:r>
-        <w:rPr>
-          <w:rFonts w:eastAsiaTheme="minorEastAsia" w:hint="eastAsia"/>
-          <w:lang w:eastAsia="ko-KR"/>
-        </w:rPr>
-        <w:t xml:space="preserve"> </w:t>
-      </w:r>
-      <w:r>
-        <w:rPr>
-          <w:rFonts w:eastAsiaTheme="minorEastAsia" w:hint="eastAsia"/>
-          <w:lang w:eastAsia="ko-KR"/>
-        </w:rPr>
-        <w:t>캐릭터의</w:t>
-      </w:r>
-      <w:r>
-        <w:rPr>
-          <w:rFonts w:eastAsiaTheme="minorEastAsia" w:hint="eastAsia"/>
-          <w:lang w:eastAsia="ko-KR"/>
-        </w:rPr>
-        <w:t xml:space="preserve"> </w:t>
-      </w:r>
-      <w:r>
-        <w:rPr>
-          <w:rFonts w:eastAsiaTheme="minorEastAsia" w:hint="eastAsia"/>
-          <w:lang w:eastAsia="ko-KR"/>
-        </w:rPr>
-        <w:t>앞쪽으로</w:t>
-      </w:r>
-      <w:r>
-        <w:rPr>
-          <w:rFonts w:eastAsiaTheme="minorEastAsia" w:hint="eastAsia"/>
-          <w:lang w:eastAsia="ko-KR"/>
-        </w:rPr>
-        <w:t xml:space="preserve"> </w:t>
-      </w:r>
-      <w:r>
-        <w:rPr>
-          <w:rFonts w:eastAsiaTheme="minorEastAsia" w:hint="eastAsia"/>
-          <w:lang w:eastAsia="ko-KR"/>
-        </w:rPr>
-        <w:t>움직이도록</w:t>
-      </w:r>
-      <w:r>
-        <w:rPr>
-          <w:rFonts w:eastAsiaTheme="minorEastAsia" w:hint="eastAsia"/>
-          <w:lang w:eastAsia="ko-KR"/>
-        </w:rPr>
-        <w:t xml:space="preserve"> </w:t>
-      </w:r>
-      <w:r>
-        <w:rPr>
-          <w:rFonts w:eastAsiaTheme="minorEastAsia" w:hint="eastAsia"/>
-          <w:lang w:eastAsia="ko-KR"/>
-        </w:rPr>
-        <w:t>하였습니다</w:t>
-      </w:r>
-      <w:r>
-        <w:rPr>
-          <w:rFonts w:eastAsiaTheme="minorEastAsia" w:hint="eastAsia"/>
-          <w:lang w:eastAsia="ko-KR"/>
-        </w:rPr>
-        <w:t>.</w:t>
-      </w:r>
-      <w:r>
-        <w:rPr>
-          <w:rFonts w:eastAsiaTheme="minorEastAsia"/>
-          <w:lang w:eastAsia="ko-KR"/>
-        </w:rPr>
-        <w:t xml:space="preserve"> </w:t>
-      </w:r>
-    </w:p>
-    <w:p>
-      <w:pPr>
-        <w:pStyle w:val="10"/>
-        <w:ind w:left="0"/>
-        <w:rPr>
-          <w:rFonts w:eastAsiaTheme="minorEastAsia"/>
-          <w:lang w:eastAsia="ko-KR"/>
-        </w:rPr>
-      </w:pPr>
-      <w:r>
-        <w:rPr>
-          <w:rFonts w:eastAsiaTheme="minorEastAsia"/>
-          <w:lang w:eastAsia="ko-KR"/>
-        </w:rPr>
-        <w:drawing>
-          <wp:inline distT="0" distB="0" distL="0" distR="0" wp14:anchorId="4ECE9A22" wp14:editId="353AAB9A">
-            <wp:extent cx="6794500" cy="3366135"/>
-            <wp:effectExtent l="0" t="0" r="6350" b="5715"/>
-            <wp:docPr id="6" name="그림 6"/>
             <wp:cNvGraphicFramePr>
               <a:graphicFrameLocks xmlns:a="http://schemas.openxmlformats.org/drawingml/2006/main" noChangeAspect="1"/>
             </wp:cNvGraphicFramePr>
@@ -3588,6 +1473,2049 @@
                   <pic:spPr>
                     <a:xfrm>
                       <a:off x="0" y="0"/>
+                      <a:ext cx="6794500" cy="3742055"/>
+                    </a:xfrm>
+                    <a:prstGeom prst="rect">
+                      <a:avLst/>
+                    </a:prstGeom>
+                  </pic:spPr>
+                </pic:pic>
+              </a:graphicData>
+            </a:graphic>
+          </wp:inline>
+        </w:drawing>
+      </w:r>
+    </w:p>
+    <w:p>
+      <w:pPr>
+        <w:pStyle w:val="10"/>
+        <w:ind w:left="0"/>
+        <w:rPr>
+          <w:rFonts w:eastAsiaTheme="minorEastAsia"/>
+          <w:lang w:eastAsia="ko-KR"/>
+        </w:rPr>
+      </w:pPr>
+    </w:p>
+    <w:p>
+      <w:pPr>
+        <w:pStyle w:val="10"/>
+        <w:ind w:left="0"/>
+        <w:rPr>
+          <w:rFonts w:eastAsiaTheme="minorEastAsia"/>
+          <w:lang w:eastAsia="ko-KR"/>
+        </w:rPr>
+      </w:pPr>
+      <w:r>
+        <w:rPr>
+          <w:rFonts w:eastAsiaTheme="minorEastAsia" w:hint="eastAsia"/>
+          <w:lang w:eastAsia="ko-KR"/>
+        </w:rPr>
+        <w:t>대쉬</w:t>
+      </w:r>
+      <w:r>
+        <w:rPr>
+          <w:rFonts w:eastAsiaTheme="minorEastAsia" w:hint="eastAsia"/>
+          <w:lang w:eastAsia="ko-KR"/>
+        </w:rPr>
+        <w:t xml:space="preserve"> </w:t>
+      </w:r>
+      <w:r>
+        <w:rPr>
+          <w:rFonts w:eastAsiaTheme="minorEastAsia" w:hint="eastAsia"/>
+          <w:lang w:eastAsia="ko-KR"/>
+        </w:rPr>
+        <w:t>스킬에서</w:t>
+      </w:r>
+      <w:r>
+        <w:rPr>
+          <w:rFonts w:eastAsiaTheme="minorEastAsia" w:hint="eastAsia"/>
+          <w:lang w:eastAsia="ko-KR"/>
+        </w:rPr>
+        <w:t xml:space="preserve"> </w:t>
+      </w:r>
+      <w:r>
+        <w:rPr>
+          <w:rFonts w:eastAsiaTheme="minorEastAsia" w:hint="eastAsia"/>
+          <w:lang w:eastAsia="ko-KR"/>
+        </w:rPr>
+        <w:t>태그를</w:t>
+      </w:r>
+      <w:r>
+        <w:rPr>
+          <w:rFonts w:eastAsiaTheme="minorEastAsia" w:hint="eastAsia"/>
+          <w:lang w:eastAsia="ko-KR"/>
+        </w:rPr>
+        <w:t xml:space="preserve"> </w:t>
+      </w:r>
+      <w:r>
+        <w:rPr>
+          <w:rFonts w:eastAsiaTheme="minorEastAsia" w:hint="eastAsia"/>
+          <w:lang w:eastAsia="ko-KR"/>
+        </w:rPr>
+        <w:t>받아</w:t>
+      </w:r>
+      <w:r>
+        <w:rPr>
+          <w:rFonts w:eastAsiaTheme="minorEastAsia" w:hint="eastAsia"/>
+          <w:lang w:eastAsia="ko-KR"/>
+        </w:rPr>
+        <w:t xml:space="preserve"> </w:t>
+      </w:r>
+      <w:r>
+        <w:rPr>
+          <w:rFonts w:eastAsiaTheme="minorEastAsia" w:hint="eastAsia"/>
+          <w:lang w:eastAsia="ko-KR"/>
+        </w:rPr>
+        <w:t>캐릭터</w:t>
+      </w:r>
+      <w:r>
+        <w:rPr>
+          <w:rFonts w:eastAsiaTheme="minorEastAsia" w:hint="eastAsia"/>
+          <w:lang w:eastAsia="ko-KR"/>
+        </w:rPr>
+        <w:t xml:space="preserve"> </w:t>
+      </w:r>
+      <w:r>
+        <w:rPr>
+          <w:rFonts w:eastAsiaTheme="minorEastAsia" w:hint="eastAsia"/>
+          <w:lang w:eastAsia="ko-KR"/>
+        </w:rPr>
+        <w:t>위치를</w:t>
+      </w:r>
+      <w:r>
+        <w:rPr>
+          <w:rFonts w:eastAsiaTheme="minorEastAsia" w:hint="eastAsia"/>
+          <w:lang w:eastAsia="ko-KR"/>
+        </w:rPr>
+        <w:t xml:space="preserve"> </w:t>
+      </w:r>
+      <w:r>
+        <w:rPr>
+          <w:rFonts w:eastAsiaTheme="minorEastAsia" w:hint="eastAsia"/>
+          <w:lang w:eastAsia="ko-KR"/>
+        </w:rPr>
+        <w:t>이동시키는</w:t>
+      </w:r>
+      <w:r>
+        <w:rPr>
+          <w:rFonts w:eastAsiaTheme="minorEastAsia" w:hint="eastAsia"/>
+          <w:lang w:eastAsia="ko-KR"/>
+        </w:rPr>
+        <w:t xml:space="preserve"> </w:t>
+      </w:r>
+      <w:r>
+        <w:rPr>
+          <w:rFonts w:eastAsiaTheme="minorEastAsia" w:hint="eastAsia"/>
+          <w:lang w:eastAsia="ko-KR"/>
+        </w:rPr>
+        <w:t>함수입니다</w:t>
+      </w:r>
+      <w:r>
+        <w:rPr>
+          <w:rFonts w:eastAsiaTheme="minorEastAsia" w:hint="eastAsia"/>
+          <w:lang w:eastAsia="ko-KR"/>
+        </w:rPr>
+        <w:t>.</w:t>
+      </w:r>
+      <w:r>
+        <w:rPr>
+          <w:rFonts w:eastAsiaTheme="minorEastAsia"/>
+          <w:lang w:eastAsia="ko-KR"/>
+        </w:rPr>
+        <w:t xml:space="preserve"> </w:t>
+      </w:r>
+      <w:r>
+        <w:rPr>
+          <w:rFonts w:eastAsiaTheme="minorEastAsia" w:hint="eastAsia"/>
+          <w:lang w:eastAsia="ko-KR"/>
+        </w:rPr>
+        <w:t>공격</w:t>
+      </w:r>
+      <w:r>
+        <w:rPr>
+          <w:rFonts w:eastAsiaTheme="minorEastAsia" w:hint="eastAsia"/>
+          <w:lang w:eastAsia="ko-KR"/>
+        </w:rPr>
+        <w:t xml:space="preserve"> </w:t>
+      </w:r>
+      <w:r>
+        <w:rPr>
+          <w:rFonts w:eastAsiaTheme="minorEastAsia" w:hint="eastAsia"/>
+          <w:lang w:eastAsia="ko-KR"/>
+        </w:rPr>
+        <w:t>스킬과</w:t>
+      </w:r>
+      <w:r>
+        <w:rPr>
+          <w:rFonts w:eastAsiaTheme="minorEastAsia" w:hint="eastAsia"/>
+          <w:lang w:eastAsia="ko-KR"/>
+        </w:rPr>
+        <w:t xml:space="preserve"> </w:t>
+      </w:r>
+      <w:r>
+        <w:rPr>
+          <w:rFonts w:eastAsiaTheme="minorEastAsia" w:hint="eastAsia"/>
+          <w:lang w:eastAsia="ko-KR"/>
+        </w:rPr>
+        <w:t>마찬가지로</w:t>
+      </w:r>
+      <w:r>
+        <w:rPr>
+          <w:rFonts w:eastAsiaTheme="minorEastAsia" w:hint="eastAsia"/>
+          <w:lang w:eastAsia="ko-KR"/>
+        </w:rPr>
+        <w:t xml:space="preserve"> </w:t>
+      </w:r>
+      <w:r>
+        <w:rPr>
+          <w:rFonts w:eastAsiaTheme="minorEastAsia"/>
+          <w:lang w:eastAsia="ko-KR"/>
+        </w:rPr>
+        <w:t>WaitGameplayEvent</w:t>
+      </w:r>
+      <w:r>
+        <w:rPr>
+          <w:rFonts w:eastAsiaTheme="minorEastAsia" w:hint="eastAsia"/>
+          <w:lang w:eastAsia="ko-KR"/>
+        </w:rPr>
+        <w:t>를</w:t>
+      </w:r>
+      <w:r>
+        <w:rPr>
+          <w:rFonts w:eastAsiaTheme="minorEastAsia" w:hint="eastAsia"/>
+          <w:lang w:eastAsia="ko-KR"/>
+        </w:rPr>
+        <w:t xml:space="preserve"> </w:t>
+      </w:r>
+      <w:r>
+        <w:rPr>
+          <w:rFonts w:eastAsiaTheme="minorEastAsia" w:hint="eastAsia"/>
+          <w:lang w:eastAsia="ko-KR"/>
+        </w:rPr>
+        <w:t>통해</w:t>
+      </w:r>
+      <w:r>
+        <w:rPr>
+          <w:rFonts w:eastAsiaTheme="minorEastAsia" w:hint="eastAsia"/>
+          <w:lang w:eastAsia="ko-KR"/>
+        </w:rPr>
+        <w:t xml:space="preserve"> </w:t>
+      </w:r>
+      <w:r>
+        <w:rPr>
+          <w:rFonts w:eastAsiaTheme="minorEastAsia" w:hint="eastAsia"/>
+          <w:lang w:eastAsia="ko-KR"/>
+        </w:rPr>
+        <w:t>실행이</w:t>
+      </w:r>
+      <w:r>
+        <w:rPr>
+          <w:rFonts w:eastAsiaTheme="minorEastAsia" w:hint="eastAsia"/>
+          <w:lang w:eastAsia="ko-KR"/>
+        </w:rPr>
+        <w:t xml:space="preserve"> </w:t>
+      </w:r>
+      <w:r>
+        <w:rPr>
+          <w:rFonts w:eastAsiaTheme="minorEastAsia" w:hint="eastAsia"/>
+          <w:lang w:eastAsia="ko-KR"/>
+        </w:rPr>
+        <w:t>됩니다</w:t>
+      </w:r>
+      <w:r>
+        <w:rPr>
+          <w:rFonts w:eastAsiaTheme="minorEastAsia" w:hint="eastAsia"/>
+          <w:lang w:eastAsia="ko-KR"/>
+        </w:rPr>
+        <w:t>.</w:t>
+      </w:r>
+      <w:r>
+        <w:rPr>
+          <w:rFonts w:eastAsiaTheme="minorEastAsia"/>
+          <w:lang w:eastAsia="ko-KR"/>
+        </w:rPr>
+        <w:t xml:space="preserve"> </w:t>
+      </w:r>
+      <w:r>
+        <w:rPr>
+          <w:rFonts w:eastAsiaTheme="minorEastAsia" w:hint="eastAsia"/>
+          <w:lang w:eastAsia="ko-KR"/>
+        </w:rPr>
+        <w:t>노티파이에서</w:t>
+      </w:r>
+      <w:r>
+        <w:rPr>
+          <w:rFonts w:eastAsiaTheme="minorEastAsia" w:hint="eastAsia"/>
+          <w:lang w:eastAsia="ko-KR"/>
+        </w:rPr>
+        <w:t xml:space="preserve"> </w:t>
+      </w:r>
+      <w:r>
+        <w:rPr>
+          <w:rFonts w:eastAsiaTheme="minorEastAsia" w:hint="eastAsia"/>
+          <w:lang w:eastAsia="ko-KR"/>
+        </w:rPr>
+        <w:t>미리</w:t>
+      </w:r>
+      <w:r>
+        <w:rPr>
+          <w:rFonts w:eastAsiaTheme="minorEastAsia" w:hint="eastAsia"/>
+          <w:lang w:eastAsia="ko-KR"/>
+        </w:rPr>
+        <w:t xml:space="preserve"> </w:t>
+      </w:r>
+      <w:r>
+        <w:rPr>
+          <w:rFonts w:eastAsiaTheme="minorEastAsia" w:hint="eastAsia"/>
+          <w:lang w:eastAsia="ko-KR"/>
+        </w:rPr>
+        <w:t>설정해</w:t>
+      </w:r>
+      <w:r>
+        <w:rPr>
+          <w:rFonts w:eastAsiaTheme="minorEastAsia" w:hint="eastAsia"/>
+          <w:lang w:eastAsia="ko-KR"/>
+        </w:rPr>
+        <w:t xml:space="preserve"> </w:t>
+      </w:r>
+      <w:r>
+        <w:rPr>
+          <w:rFonts w:eastAsiaTheme="minorEastAsia" w:hint="eastAsia"/>
+          <w:lang w:eastAsia="ko-KR"/>
+        </w:rPr>
+        <w:t>놓은</w:t>
+      </w:r>
+      <w:r>
+        <w:rPr>
+          <w:rFonts w:eastAsiaTheme="minorEastAsia" w:hint="eastAsia"/>
+          <w:lang w:eastAsia="ko-KR"/>
+        </w:rPr>
+        <w:t xml:space="preserve"> </w:t>
+      </w:r>
+      <w:r>
+        <w:rPr>
+          <w:rFonts w:eastAsiaTheme="minorEastAsia" w:hint="eastAsia"/>
+          <w:lang w:eastAsia="ko-KR"/>
+        </w:rPr>
+        <w:t>대쉬</w:t>
+      </w:r>
+      <w:r>
+        <w:rPr>
+          <w:rFonts w:eastAsiaTheme="minorEastAsia" w:hint="eastAsia"/>
+          <w:lang w:eastAsia="ko-KR"/>
+        </w:rPr>
+        <w:t xml:space="preserve"> </w:t>
+      </w:r>
+      <w:r>
+        <w:rPr>
+          <w:rFonts w:eastAsiaTheme="minorEastAsia" w:hint="eastAsia"/>
+          <w:lang w:eastAsia="ko-KR"/>
+        </w:rPr>
+        <w:t>거리를</w:t>
+      </w:r>
+      <w:r>
+        <w:rPr>
+          <w:rFonts w:eastAsiaTheme="minorEastAsia" w:hint="eastAsia"/>
+          <w:lang w:eastAsia="ko-KR"/>
+        </w:rPr>
+        <w:t xml:space="preserve"> </w:t>
+      </w:r>
+      <w:r>
+        <w:rPr>
+          <w:rFonts w:eastAsiaTheme="minorEastAsia" w:hint="eastAsia"/>
+          <w:lang w:eastAsia="ko-KR"/>
+        </w:rPr>
+        <w:t>가져와</w:t>
+      </w:r>
+      <w:r>
+        <w:rPr>
+          <w:rFonts w:eastAsiaTheme="minorEastAsia"/>
+          <w:lang w:eastAsia="ko-KR"/>
+        </w:rPr>
+        <w:t xml:space="preserve"> </w:t>
+      </w:r>
+      <w:r>
+        <w:rPr>
+          <w:rFonts w:eastAsiaTheme="minorEastAsia" w:hint="eastAsia"/>
+          <w:lang w:eastAsia="ko-KR"/>
+        </w:rPr>
+        <w:t>사용하였습니다</w:t>
+      </w:r>
+      <w:r>
+        <w:rPr>
+          <w:rFonts w:eastAsiaTheme="minorEastAsia" w:hint="eastAsia"/>
+          <w:lang w:eastAsia="ko-KR"/>
+        </w:rPr>
+        <w:t>.</w:t>
+      </w:r>
+      <w:r>
+        <w:rPr>
+          <w:rFonts w:eastAsiaTheme="minorEastAsia"/>
+          <w:lang w:eastAsia="ko-KR"/>
+        </w:rPr>
+        <w:t xml:space="preserve"> </w:t>
+      </w:r>
+      <w:r>
+        <w:rPr>
+          <w:rFonts w:eastAsiaTheme="minorEastAsia" w:hint="eastAsia"/>
+          <w:lang w:eastAsia="ko-KR"/>
+        </w:rPr>
+        <w:t>이동은</w:t>
+      </w:r>
+      <w:r>
+        <w:rPr>
+          <w:rFonts w:eastAsiaTheme="minorEastAsia" w:hint="eastAsia"/>
+          <w:lang w:eastAsia="ko-KR"/>
+        </w:rPr>
+        <w:t xml:space="preserve"> </w:t>
+      </w:r>
+      <w:r>
+        <w:rPr>
+          <w:rFonts w:eastAsiaTheme="minorEastAsia" w:hint="eastAsia"/>
+          <w:lang w:eastAsia="ko-KR"/>
+        </w:rPr>
+        <w:t>간단하게</w:t>
+      </w:r>
+      <w:r>
+        <w:rPr>
+          <w:rFonts w:eastAsiaTheme="minorEastAsia" w:hint="eastAsia"/>
+          <w:lang w:eastAsia="ko-KR"/>
+        </w:rPr>
+        <w:t xml:space="preserve"> </w:t>
+      </w:r>
+      <w:r>
+        <w:rPr>
+          <w:rFonts w:eastAsiaTheme="minorEastAsia" w:hint="eastAsia"/>
+          <w:lang w:eastAsia="ko-KR"/>
+        </w:rPr>
+        <w:t>캐릭터가</w:t>
+      </w:r>
+      <w:r>
+        <w:rPr>
+          <w:rFonts w:eastAsiaTheme="minorEastAsia" w:hint="eastAsia"/>
+          <w:lang w:eastAsia="ko-KR"/>
+        </w:rPr>
+        <w:t xml:space="preserve"> </w:t>
+      </w:r>
+      <w:r>
+        <w:rPr>
+          <w:rFonts w:eastAsiaTheme="minorEastAsia" w:hint="eastAsia"/>
+          <w:lang w:eastAsia="ko-KR"/>
+        </w:rPr>
+        <w:t>바라보는</w:t>
+      </w:r>
+      <w:r>
+        <w:rPr>
+          <w:rFonts w:eastAsiaTheme="minorEastAsia" w:hint="eastAsia"/>
+          <w:lang w:eastAsia="ko-KR"/>
+        </w:rPr>
+        <w:t xml:space="preserve"> </w:t>
+      </w:r>
+      <w:r>
+        <w:rPr>
+          <w:rFonts w:eastAsiaTheme="minorEastAsia" w:hint="eastAsia"/>
+          <w:lang w:eastAsia="ko-KR"/>
+        </w:rPr>
+        <w:t>방향으로</w:t>
+      </w:r>
+      <w:r>
+        <w:rPr>
+          <w:rFonts w:eastAsiaTheme="minorEastAsia" w:hint="eastAsia"/>
+          <w:lang w:eastAsia="ko-KR"/>
+        </w:rPr>
+        <w:t xml:space="preserve"> </w:t>
+      </w:r>
+      <w:r>
+        <w:rPr>
+          <w:rFonts w:eastAsiaTheme="minorEastAsia" w:hint="eastAsia"/>
+          <w:lang w:eastAsia="ko-KR"/>
+        </w:rPr>
+        <w:t>일정</w:t>
+      </w:r>
+      <w:r>
+        <w:rPr>
+          <w:rFonts w:eastAsiaTheme="minorEastAsia" w:hint="eastAsia"/>
+          <w:lang w:eastAsia="ko-KR"/>
+        </w:rPr>
+        <w:t xml:space="preserve"> </w:t>
+      </w:r>
+      <w:r>
+        <w:rPr>
+          <w:rFonts w:eastAsiaTheme="minorEastAsia" w:hint="eastAsia"/>
+          <w:lang w:eastAsia="ko-KR"/>
+        </w:rPr>
+        <w:t>거리만큼</w:t>
+      </w:r>
+      <w:r>
+        <w:rPr>
+          <w:rFonts w:eastAsiaTheme="minorEastAsia" w:hint="eastAsia"/>
+          <w:lang w:eastAsia="ko-KR"/>
+        </w:rPr>
+        <w:t xml:space="preserve"> </w:t>
+      </w:r>
+      <w:r>
+        <w:rPr>
+          <w:rFonts w:eastAsiaTheme="minorEastAsia" w:hint="eastAsia"/>
+          <w:lang w:eastAsia="ko-KR"/>
+        </w:rPr>
+        <w:t>발사</w:t>
+      </w:r>
+      <w:r>
+        <w:rPr>
+          <w:rFonts w:eastAsiaTheme="minorEastAsia" w:hint="eastAsia"/>
+          <w:lang w:eastAsia="ko-KR"/>
+        </w:rPr>
+        <w:t>(</w:t>
+      </w:r>
+      <w:r>
+        <w:rPr>
+          <w:rFonts w:eastAsiaTheme="minorEastAsia"/>
+          <w:lang w:eastAsia="ko-KR"/>
+        </w:rPr>
+        <w:t>Launch)</w:t>
+      </w:r>
+      <w:r>
+        <w:rPr>
+          <w:rFonts w:eastAsiaTheme="minorEastAsia" w:hint="eastAsia"/>
+          <w:lang w:eastAsia="ko-KR"/>
+        </w:rPr>
+        <w:t>하도록</w:t>
+      </w:r>
+      <w:r>
+        <w:rPr>
+          <w:rFonts w:eastAsiaTheme="minorEastAsia" w:hint="eastAsia"/>
+          <w:lang w:eastAsia="ko-KR"/>
+        </w:rPr>
+        <w:t xml:space="preserve"> </w:t>
+      </w:r>
+      <w:r>
+        <w:rPr>
+          <w:rFonts w:eastAsiaTheme="minorEastAsia" w:hint="eastAsia"/>
+          <w:lang w:eastAsia="ko-KR"/>
+        </w:rPr>
+        <w:t>했습니다</w:t>
+      </w:r>
+      <w:r>
+        <w:rPr>
+          <w:rFonts w:eastAsiaTheme="minorEastAsia" w:hint="eastAsia"/>
+          <w:lang w:eastAsia="ko-KR"/>
+        </w:rPr>
+        <w:t>.</w:t>
+      </w:r>
+      <w:r>
+        <w:rPr>
+          <w:rFonts w:eastAsiaTheme="minorEastAsia"/>
+          <w:lang w:eastAsia="ko-KR"/>
+        </w:rPr>
+        <w:t xml:space="preserve"> </w:t>
+      </w:r>
+      <w:r>
+        <w:rPr>
+          <w:rFonts w:eastAsiaTheme="minorEastAsia" w:hint="eastAsia"/>
+          <w:lang w:eastAsia="ko-KR"/>
+        </w:rPr>
+        <w:t>지면에</w:t>
+      </w:r>
+      <w:r>
+        <w:rPr>
+          <w:rFonts w:eastAsiaTheme="minorEastAsia" w:hint="eastAsia"/>
+          <w:lang w:eastAsia="ko-KR"/>
+        </w:rPr>
+        <w:t xml:space="preserve"> </w:t>
+      </w:r>
+      <w:r>
+        <w:rPr>
+          <w:rFonts w:eastAsiaTheme="minorEastAsia" w:hint="eastAsia"/>
+          <w:lang w:eastAsia="ko-KR"/>
+        </w:rPr>
+        <w:t>붙은</w:t>
+      </w:r>
+      <w:r>
+        <w:rPr>
+          <w:rFonts w:eastAsiaTheme="minorEastAsia" w:hint="eastAsia"/>
+          <w:lang w:eastAsia="ko-KR"/>
+        </w:rPr>
+        <w:t xml:space="preserve"> </w:t>
+      </w:r>
+      <w:r>
+        <w:rPr>
+          <w:rFonts w:eastAsiaTheme="minorEastAsia" w:hint="eastAsia"/>
+          <w:lang w:eastAsia="ko-KR"/>
+        </w:rPr>
+        <w:t>상태로</w:t>
+      </w:r>
+      <w:r>
+        <w:rPr>
+          <w:rFonts w:eastAsiaTheme="minorEastAsia" w:hint="eastAsia"/>
+          <w:lang w:eastAsia="ko-KR"/>
+        </w:rPr>
+        <w:t xml:space="preserve"> </w:t>
+      </w:r>
+      <w:r>
+        <w:rPr>
+          <w:rFonts w:eastAsiaTheme="minorEastAsia" w:hint="eastAsia"/>
+          <w:lang w:eastAsia="ko-KR"/>
+        </w:rPr>
+        <w:t>발사를</w:t>
+      </w:r>
+      <w:r>
+        <w:rPr>
+          <w:rFonts w:eastAsiaTheme="minorEastAsia" w:hint="eastAsia"/>
+          <w:lang w:eastAsia="ko-KR"/>
+        </w:rPr>
+        <w:t xml:space="preserve"> </w:t>
+      </w:r>
+      <w:r>
+        <w:rPr>
+          <w:rFonts w:eastAsiaTheme="minorEastAsia" w:hint="eastAsia"/>
+          <w:lang w:eastAsia="ko-KR"/>
+        </w:rPr>
+        <w:t>하게</w:t>
+      </w:r>
+      <w:r>
+        <w:rPr>
+          <w:rFonts w:eastAsiaTheme="minorEastAsia" w:hint="eastAsia"/>
+          <w:lang w:eastAsia="ko-KR"/>
+        </w:rPr>
+        <w:t xml:space="preserve"> </w:t>
+      </w:r>
+      <w:r>
+        <w:rPr>
+          <w:rFonts w:eastAsiaTheme="minorEastAsia" w:hint="eastAsia"/>
+          <w:lang w:eastAsia="ko-KR"/>
+        </w:rPr>
+        <w:t>되면</w:t>
+      </w:r>
+      <w:r>
+        <w:rPr>
+          <w:rFonts w:eastAsiaTheme="minorEastAsia" w:hint="eastAsia"/>
+          <w:lang w:eastAsia="ko-KR"/>
+        </w:rPr>
+        <w:t xml:space="preserve"> </w:t>
+      </w:r>
+      <w:r>
+        <w:rPr>
+          <w:rFonts w:eastAsiaTheme="minorEastAsia" w:hint="eastAsia"/>
+          <w:lang w:eastAsia="ko-KR"/>
+        </w:rPr>
+        <w:t>마찰력</w:t>
+      </w:r>
+      <w:r>
+        <w:rPr>
+          <w:rFonts w:eastAsiaTheme="minorEastAsia"/>
+          <w:lang w:eastAsia="ko-KR"/>
+        </w:rPr>
+        <w:t xml:space="preserve"> </w:t>
+      </w:r>
+      <w:r>
+        <w:rPr>
+          <w:rFonts w:eastAsiaTheme="minorEastAsia" w:hint="eastAsia"/>
+          <w:lang w:eastAsia="ko-KR"/>
+        </w:rPr>
+        <w:t>때문에</w:t>
+      </w:r>
+      <w:r>
+        <w:rPr>
+          <w:rFonts w:eastAsiaTheme="minorEastAsia" w:hint="eastAsia"/>
+          <w:lang w:eastAsia="ko-KR"/>
+        </w:rPr>
+        <w:t xml:space="preserve"> </w:t>
+      </w:r>
+      <w:r>
+        <w:rPr>
+          <w:rFonts w:eastAsiaTheme="minorEastAsia" w:hint="eastAsia"/>
+          <w:lang w:eastAsia="ko-KR"/>
+        </w:rPr>
+        <w:t>움직이는</w:t>
+      </w:r>
+      <w:r>
+        <w:rPr>
+          <w:rFonts w:eastAsiaTheme="minorEastAsia" w:hint="eastAsia"/>
+          <w:lang w:eastAsia="ko-KR"/>
+        </w:rPr>
+        <w:t xml:space="preserve"> </w:t>
+      </w:r>
+      <w:r>
+        <w:rPr>
+          <w:rFonts w:eastAsiaTheme="minorEastAsia" w:hint="eastAsia"/>
+          <w:lang w:eastAsia="ko-KR"/>
+        </w:rPr>
+        <w:t>거리가</w:t>
+      </w:r>
+      <w:r>
+        <w:rPr>
+          <w:rFonts w:eastAsiaTheme="minorEastAsia" w:hint="eastAsia"/>
+          <w:lang w:eastAsia="ko-KR"/>
+        </w:rPr>
+        <w:t xml:space="preserve"> </w:t>
+      </w:r>
+      <w:r>
+        <w:rPr>
+          <w:rFonts w:eastAsiaTheme="minorEastAsia" w:hint="eastAsia"/>
+          <w:lang w:eastAsia="ko-KR"/>
+        </w:rPr>
+        <w:t>항상</w:t>
+      </w:r>
+      <w:r>
+        <w:rPr>
+          <w:rFonts w:eastAsiaTheme="minorEastAsia" w:hint="eastAsia"/>
+          <w:lang w:eastAsia="ko-KR"/>
+        </w:rPr>
+        <w:t xml:space="preserve"> </w:t>
+      </w:r>
+      <w:r>
+        <w:rPr>
+          <w:rFonts w:eastAsiaTheme="minorEastAsia" w:hint="eastAsia"/>
+          <w:lang w:eastAsia="ko-KR"/>
+        </w:rPr>
+        <w:t>다른</w:t>
+      </w:r>
+      <w:r>
+        <w:rPr>
+          <w:rFonts w:eastAsiaTheme="minorEastAsia" w:hint="eastAsia"/>
+          <w:lang w:eastAsia="ko-KR"/>
+        </w:rPr>
+        <w:t xml:space="preserve"> </w:t>
+      </w:r>
+      <w:r>
+        <w:rPr>
+          <w:rFonts w:eastAsiaTheme="minorEastAsia" w:hint="eastAsia"/>
+          <w:lang w:eastAsia="ko-KR"/>
+        </w:rPr>
+        <w:t>문제가</w:t>
+      </w:r>
+      <w:r>
+        <w:rPr>
+          <w:rFonts w:eastAsiaTheme="minorEastAsia" w:hint="eastAsia"/>
+          <w:lang w:eastAsia="ko-KR"/>
+        </w:rPr>
+        <w:t xml:space="preserve"> </w:t>
+      </w:r>
+      <w:r>
+        <w:rPr>
+          <w:rFonts w:eastAsiaTheme="minorEastAsia" w:hint="eastAsia"/>
+          <w:lang w:eastAsia="ko-KR"/>
+        </w:rPr>
+        <w:t>발생하여</w:t>
+      </w:r>
+      <w:r>
+        <w:rPr>
+          <w:rFonts w:eastAsiaTheme="minorEastAsia" w:hint="eastAsia"/>
+          <w:lang w:eastAsia="ko-KR"/>
+        </w:rPr>
+        <w:t>,</w:t>
+      </w:r>
+      <w:r>
+        <w:rPr>
+          <w:rFonts w:eastAsiaTheme="minorEastAsia"/>
+          <w:lang w:eastAsia="ko-KR"/>
+        </w:rPr>
+        <w:t xml:space="preserve"> </w:t>
+      </w:r>
+      <w:r>
+        <w:rPr>
+          <w:rFonts w:eastAsiaTheme="minorEastAsia" w:hint="eastAsia"/>
+          <w:lang w:eastAsia="ko-KR"/>
+        </w:rPr>
+        <w:t>캐릭터를</w:t>
+      </w:r>
+      <w:r>
+        <w:rPr>
+          <w:rFonts w:eastAsiaTheme="minorEastAsia" w:hint="eastAsia"/>
+          <w:lang w:eastAsia="ko-KR"/>
+        </w:rPr>
+        <w:t xml:space="preserve"> </w:t>
+      </w:r>
+      <w:r>
+        <w:rPr>
+          <w:rFonts w:eastAsiaTheme="minorEastAsia" w:hint="eastAsia"/>
+          <w:lang w:eastAsia="ko-KR"/>
+        </w:rPr>
+        <w:t>살짝</w:t>
+      </w:r>
+      <w:r>
+        <w:rPr>
+          <w:rFonts w:eastAsiaTheme="minorEastAsia" w:hint="eastAsia"/>
+          <w:lang w:eastAsia="ko-KR"/>
+        </w:rPr>
+        <w:t xml:space="preserve"> </w:t>
+      </w:r>
+      <w:r>
+        <w:rPr>
+          <w:rFonts w:eastAsiaTheme="minorEastAsia" w:hint="eastAsia"/>
+          <w:lang w:eastAsia="ko-KR"/>
+        </w:rPr>
+        <w:t>위로</w:t>
+      </w:r>
+      <w:r>
+        <w:rPr>
+          <w:rFonts w:eastAsiaTheme="minorEastAsia" w:hint="eastAsia"/>
+          <w:lang w:eastAsia="ko-KR"/>
+        </w:rPr>
+        <w:t xml:space="preserve"> </w:t>
+      </w:r>
+      <w:r>
+        <w:rPr>
+          <w:rFonts w:eastAsiaTheme="minorEastAsia" w:hint="eastAsia"/>
+          <w:lang w:eastAsia="ko-KR"/>
+        </w:rPr>
+        <w:t>띄우도록</w:t>
+      </w:r>
+      <w:r>
+        <w:rPr>
+          <w:rFonts w:eastAsiaTheme="minorEastAsia" w:hint="eastAsia"/>
+          <w:lang w:eastAsia="ko-KR"/>
+        </w:rPr>
+        <w:t xml:space="preserve"> </w:t>
+      </w:r>
+      <w:r>
+        <w:rPr>
+          <w:rFonts w:eastAsiaTheme="minorEastAsia"/>
+          <w:lang w:eastAsia="ko-KR"/>
+        </w:rPr>
+        <w:t>Z</w:t>
+      </w:r>
+      <w:r>
+        <w:rPr>
+          <w:rFonts w:eastAsiaTheme="minorEastAsia" w:hint="eastAsia"/>
+          <w:lang w:eastAsia="ko-KR"/>
+        </w:rPr>
+        <w:t>축에도</w:t>
+      </w:r>
+      <w:r>
+        <w:rPr>
+          <w:rFonts w:eastAsiaTheme="minorEastAsia" w:hint="eastAsia"/>
+          <w:lang w:eastAsia="ko-KR"/>
+        </w:rPr>
+        <w:t xml:space="preserve"> </w:t>
+      </w:r>
+      <w:r>
+        <w:rPr>
+          <w:rFonts w:eastAsiaTheme="minorEastAsia" w:hint="eastAsia"/>
+          <w:lang w:eastAsia="ko-KR"/>
+        </w:rPr>
+        <w:t>힘을</w:t>
+      </w:r>
+      <w:r>
+        <w:rPr>
+          <w:rFonts w:eastAsiaTheme="minorEastAsia" w:hint="eastAsia"/>
+          <w:lang w:eastAsia="ko-KR"/>
+        </w:rPr>
+        <w:t xml:space="preserve"> </w:t>
+      </w:r>
+      <w:r>
+        <w:rPr>
+          <w:rFonts w:eastAsiaTheme="minorEastAsia" w:hint="eastAsia"/>
+          <w:lang w:eastAsia="ko-KR"/>
+        </w:rPr>
+        <w:t>주도록</w:t>
+      </w:r>
+      <w:r>
+        <w:rPr>
+          <w:rFonts w:eastAsiaTheme="minorEastAsia" w:hint="eastAsia"/>
+          <w:lang w:eastAsia="ko-KR"/>
+        </w:rPr>
+        <w:t xml:space="preserve"> </w:t>
+      </w:r>
+      <w:r>
+        <w:rPr>
+          <w:rFonts w:eastAsiaTheme="minorEastAsia" w:hint="eastAsia"/>
+          <w:lang w:eastAsia="ko-KR"/>
+        </w:rPr>
+        <w:t>설정했습니다</w:t>
+      </w:r>
+      <w:r>
+        <w:rPr>
+          <w:rFonts w:eastAsiaTheme="minorEastAsia" w:hint="eastAsia"/>
+          <w:lang w:eastAsia="ko-KR"/>
+        </w:rPr>
+        <w:t>.</w:t>
+      </w:r>
+      <w:r>
+        <w:rPr>
+          <w:rFonts w:eastAsiaTheme="minorEastAsia"/>
+          <w:lang w:eastAsia="ko-KR"/>
+        </w:rPr>
+        <w:t xml:space="preserve"> Jump </w:t>
+      </w:r>
+      <w:r>
+        <w:rPr>
+          <w:rFonts w:eastAsiaTheme="minorEastAsia" w:hint="eastAsia"/>
+          <w:lang w:eastAsia="ko-KR"/>
+        </w:rPr>
+        <w:t>스킬은</w:t>
+      </w:r>
+      <w:r>
+        <w:rPr>
+          <w:rFonts w:eastAsiaTheme="minorEastAsia" w:hint="eastAsia"/>
+          <w:lang w:eastAsia="ko-KR"/>
+        </w:rPr>
+        <w:t xml:space="preserve"> </w:t>
+      </w:r>
+      <w:r>
+        <w:rPr>
+          <w:rFonts w:eastAsiaTheme="minorEastAsia" w:hint="eastAsia"/>
+          <w:lang w:eastAsia="ko-KR"/>
+        </w:rPr>
+        <w:t>이와</w:t>
+      </w:r>
+      <w:r>
+        <w:rPr>
+          <w:rFonts w:eastAsiaTheme="minorEastAsia" w:hint="eastAsia"/>
+          <w:lang w:eastAsia="ko-KR"/>
+        </w:rPr>
+        <w:t xml:space="preserve"> </w:t>
+      </w:r>
+      <w:r>
+        <w:rPr>
+          <w:rFonts w:eastAsiaTheme="minorEastAsia" w:hint="eastAsia"/>
+          <w:lang w:eastAsia="ko-KR"/>
+        </w:rPr>
+        <w:t>비슷하게</w:t>
+      </w:r>
+      <w:r>
+        <w:rPr>
+          <w:rFonts w:eastAsiaTheme="minorEastAsia" w:hint="eastAsia"/>
+          <w:lang w:eastAsia="ko-KR"/>
+        </w:rPr>
+        <w:t xml:space="preserve"> </w:t>
+      </w:r>
+      <w:r>
+        <w:rPr>
+          <w:rFonts w:eastAsiaTheme="minorEastAsia" w:hint="eastAsia"/>
+          <w:lang w:eastAsia="ko-KR"/>
+        </w:rPr>
+        <w:t>구현하였고</w:t>
+      </w:r>
+      <w:r>
+        <w:rPr>
+          <w:rFonts w:eastAsiaTheme="minorEastAsia" w:hint="eastAsia"/>
+          <w:lang w:eastAsia="ko-KR"/>
+        </w:rPr>
+        <w:t>,</w:t>
+      </w:r>
+      <w:r>
+        <w:rPr>
+          <w:rFonts w:eastAsiaTheme="minorEastAsia"/>
+          <w:lang w:eastAsia="ko-KR"/>
+        </w:rPr>
+        <w:t xml:space="preserve"> Teleport</w:t>
+      </w:r>
+      <w:r>
+        <w:rPr>
+          <w:rFonts w:eastAsiaTheme="minorEastAsia" w:hint="eastAsia"/>
+          <w:lang w:eastAsia="ko-KR"/>
+        </w:rPr>
+        <w:t>도</w:t>
+      </w:r>
+      <w:r>
+        <w:rPr>
+          <w:rFonts w:eastAsiaTheme="minorEastAsia" w:hint="eastAsia"/>
+          <w:lang w:eastAsia="ko-KR"/>
+        </w:rPr>
+        <w:t xml:space="preserve"> </w:t>
+      </w:r>
+      <w:r>
+        <w:rPr>
+          <w:rFonts w:eastAsiaTheme="minorEastAsia" w:hint="eastAsia"/>
+          <w:lang w:eastAsia="ko-KR"/>
+        </w:rPr>
+        <w:t>비슷하지만</w:t>
+      </w:r>
+      <w:r>
+        <w:rPr>
+          <w:rFonts w:eastAsiaTheme="minorEastAsia" w:hint="eastAsia"/>
+          <w:lang w:eastAsia="ko-KR"/>
+        </w:rPr>
+        <w:t xml:space="preserve"> </w:t>
+      </w:r>
+      <w:r>
+        <w:rPr>
+          <w:rFonts w:eastAsiaTheme="minorEastAsia"/>
+          <w:lang w:eastAsia="ko-KR"/>
+        </w:rPr>
+        <w:t>LaunchCharacter</w:t>
+      </w:r>
+      <w:r>
+        <w:rPr>
+          <w:rFonts w:eastAsiaTheme="minorEastAsia" w:hint="eastAsia"/>
+          <w:lang w:eastAsia="ko-KR"/>
+        </w:rPr>
+        <w:t>가</w:t>
+      </w:r>
+      <w:r>
+        <w:rPr>
+          <w:rFonts w:eastAsiaTheme="minorEastAsia" w:hint="eastAsia"/>
+          <w:lang w:eastAsia="ko-KR"/>
+        </w:rPr>
+        <w:t xml:space="preserve"> </w:t>
+      </w:r>
+      <w:r>
+        <w:rPr>
+          <w:rFonts w:eastAsiaTheme="minorEastAsia" w:hint="eastAsia"/>
+          <w:lang w:eastAsia="ko-KR"/>
+        </w:rPr>
+        <w:t>아닌</w:t>
+      </w:r>
+      <w:r>
+        <w:rPr>
+          <w:rFonts w:eastAsiaTheme="minorEastAsia" w:hint="eastAsia"/>
+          <w:lang w:eastAsia="ko-KR"/>
+        </w:rPr>
+        <w:t xml:space="preserve"> </w:t>
+      </w:r>
+      <w:r>
+        <w:rPr>
+          <w:rFonts w:eastAsiaTheme="minorEastAsia"/>
+          <w:lang w:eastAsia="ko-KR"/>
+        </w:rPr>
+        <w:t>TeleportTo</w:t>
+      </w:r>
+      <w:r>
+        <w:rPr>
+          <w:rFonts w:eastAsiaTheme="minorEastAsia" w:hint="eastAsia"/>
+          <w:lang w:eastAsia="ko-KR"/>
+        </w:rPr>
+        <w:t>라는</w:t>
+      </w:r>
+      <w:r>
+        <w:rPr>
+          <w:rFonts w:eastAsiaTheme="minorEastAsia" w:hint="eastAsia"/>
+          <w:lang w:eastAsia="ko-KR"/>
+        </w:rPr>
+        <w:t xml:space="preserve"> </w:t>
+      </w:r>
+      <w:r>
+        <w:rPr>
+          <w:rFonts w:eastAsiaTheme="minorEastAsia" w:hint="eastAsia"/>
+          <w:lang w:eastAsia="ko-KR"/>
+        </w:rPr>
+        <w:lastRenderedPageBreak/>
+        <w:t>함수를</w:t>
+      </w:r>
+      <w:r>
+        <w:rPr>
+          <w:rFonts w:eastAsiaTheme="minorEastAsia" w:hint="eastAsia"/>
+          <w:lang w:eastAsia="ko-KR"/>
+        </w:rPr>
+        <w:t xml:space="preserve"> </w:t>
+      </w:r>
+      <w:r>
+        <w:rPr>
+          <w:rFonts w:eastAsiaTheme="minorEastAsia" w:hint="eastAsia"/>
+          <w:lang w:eastAsia="ko-KR"/>
+        </w:rPr>
+        <w:t>사용하여</w:t>
+      </w:r>
+      <w:r>
+        <w:rPr>
+          <w:rFonts w:eastAsiaTheme="minorEastAsia" w:hint="eastAsia"/>
+          <w:lang w:eastAsia="ko-KR"/>
+        </w:rPr>
+        <w:t xml:space="preserve"> </w:t>
+      </w:r>
+      <w:r>
+        <w:rPr>
+          <w:rFonts w:eastAsiaTheme="minorEastAsia" w:hint="eastAsia"/>
+          <w:lang w:eastAsia="ko-KR"/>
+        </w:rPr>
+        <w:t>순간이동을</w:t>
+      </w:r>
+      <w:r>
+        <w:rPr>
+          <w:rFonts w:eastAsiaTheme="minorEastAsia" w:hint="eastAsia"/>
+          <w:lang w:eastAsia="ko-KR"/>
+        </w:rPr>
+        <w:t xml:space="preserve"> </w:t>
+      </w:r>
+      <w:r>
+        <w:rPr>
+          <w:rFonts w:eastAsiaTheme="minorEastAsia" w:hint="eastAsia"/>
+          <w:lang w:eastAsia="ko-KR"/>
+        </w:rPr>
+        <w:t>할</w:t>
+      </w:r>
+      <w:r>
+        <w:rPr>
+          <w:rFonts w:eastAsiaTheme="minorEastAsia" w:hint="eastAsia"/>
+          <w:lang w:eastAsia="ko-KR"/>
+        </w:rPr>
+        <w:t xml:space="preserve"> </w:t>
+      </w:r>
+      <w:r>
+        <w:rPr>
+          <w:rFonts w:eastAsiaTheme="minorEastAsia" w:hint="eastAsia"/>
+          <w:lang w:eastAsia="ko-KR"/>
+        </w:rPr>
+        <w:t>수</w:t>
+      </w:r>
+      <w:r>
+        <w:rPr>
+          <w:rFonts w:eastAsiaTheme="minorEastAsia" w:hint="eastAsia"/>
+          <w:lang w:eastAsia="ko-KR"/>
+        </w:rPr>
+        <w:t xml:space="preserve"> </w:t>
+      </w:r>
+      <w:r>
+        <w:rPr>
+          <w:rFonts w:eastAsiaTheme="minorEastAsia" w:hint="eastAsia"/>
+          <w:lang w:eastAsia="ko-KR"/>
+        </w:rPr>
+        <w:t>있도록</w:t>
+      </w:r>
+      <w:r>
+        <w:rPr>
+          <w:rFonts w:eastAsiaTheme="minorEastAsia" w:hint="eastAsia"/>
+          <w:lang w:eastAsia="ko-KR"/>
+        </w:rPr>
+        <w:t xml:space="preserve"> </w:t>
+      </w:r>
+      <w:r>
+        <w:rPr>
+          <w:rFonts w:eastAsiaTheme="minorEastAsia" w:hint="eastAsia"/>
+          <w:lang w:eastAsia="ko-KR"/>
+        </w:rPr>
+        <w:t>했습니다</w:t>
+      </w:r>
+      <w:r>
+        <w:rPr>
+          <w:rFonts w:eastAsiaTheme="minorEastAsia" w:hint="eastAsia"/>
+          <w:lang w:eastAsia="ko-KR"/>
+        </w:rPr>
+        <w:t>.</w:t>
+      </w:r>
+    </w:p>
+    <w:p>
+      <w:pPr>
+        <w:pStyle w:val="10"/>
+        <w:ind w:left="0"/>
+        <w:rPr>
+          <w:rFonts w:eastAsiaTheme="minorEastAsia"/>
+          <w:lang w:eastAsia="ko-KR"/>
+        </w:rPr>
+      </w:pPr>
+      <w:r>
+        <w:rPr>
+          <w:rFonts w:eastAsiaTheme="minorEastAsia" w:hint="eastAsia"/>
+          <w:lang w:eastAsia="ko-KR"/>
+        </w:rPr>
+        <w:t>R</w:t>
+      </w:r>
+      <w:r>
+        <w:rPr>
+          <w:rFonts w:eastAsiaTheme="minorEastAsia"/>
+          <w:lang w:eastAsia="ko-KR"/>
+        </w:rPr>
+        <w:t xml:space="preserve">ush </w:t>
+      </w:r>
+      <w:r>
+        <w:rPr>
+          <w:rFonts w:eastAsiaTheme="minorEastAsia" w:hint="eastAsia"/>
+          <w:lang w:eastAsia="ko-KR"/>
+        </w:rPr>
+        <w:t>스킬은</w:t>
+      </w:r>
+      <w:r>
+        <w:rPr>
+          <w:rFonts w:eastAsiaTheme="minorEastAsia" w:hint="eastAsia"/>
+          <w:lang w:eastAsia="ko-KR"/>
+        </w:rPr>
+        <w:t xml:space="preserve"> </w:t>
+      </w:r>
+      <w:r>
+        <w:rPr>
+          <w:rFonts w:eastAsiaTheme="minorEastAsia" w:hint="eastAsia"/>
+          <w:lang w:eastAsia="ko-KR"/>
+        </w:rPr>
+        <w:t>앞에서</w:t>
+      </w:r>
+      <w:r>
+        <w:rPr>
+          <w:rFonts w:eastAsiaTheme="minorEastAsia" w:hint="eastAsia"/>
+          <w:lang w:eastAsia="ko-KR"/>
+        </w:rPr>
+        <w:t xml:space="preserve"> </w:t>
+      </w:r>
+      <w:r>
+        <w:rPr>
+          <w:rFonts w:eastAsiaTheme="minorEastAsia" w:hint="eastAsia"/>
+          <w:lang w:eastAsia="ko-KR"/>
+        </w:rPr>
+        <w:t>만든</w:t>
+      </w:r>
+      <w:r>
+        <w:rPr>
+          <w:rFonts w:eastAsiaTheme="minorEastAsia" w:hint="eastAsia"/>
+          <w:lang w:eastAsia="ko-KR"/>
+        </w:rPr>
+        <w:t xml:space="preserve"> </w:t>
+      </w:r>
+      <w:r>
+        <w:rPr>
+          <w:rFonts w:eastAsiaTheme="minorEastAsia"/>
+          <w:lang w:eastAsia="ko-KR"/>
+        </w:rPr>
+        <w:t>3</w:t>
+      </w:r>
+      <w:r>
+        <w:rPr>
+          <w:rFonts w:eastAsiaTheme="minorEastAsia" w:hint="eastAsia"/>
+          <w:lang w:eastAsia="ko-KR"/>
+        </w:rPr>
+        <w:t>가지</w:t>
+      </w:r>
+      <w:r>
+        <w:rPr>
+          <w:rFonts w:eastAsiaTheme="minorEastAsia" w:hint="eastAsia"/>
+          <w:lang w:eastAsia="ko-KR"/>
+        </w:rPr>
+        <w:t xml:space="preserve"> </w:t>
+      </w:r>
+      <w:r>
+        <w:rPr>
+          <w:rFonts w:eastAsiaTheme="minorEastAsia" w:hint="eastAsia"/>
+          <w:lang w:eastAsia="ko-KR"/>
+        </w:rPr>
+        <w:t>스킬과는</w:t>
+      </w:r>
+      <w:r>
+        <w:rPr>
+          <w:rFonts w:eastAsiaTheme="minorEastAsia" w:hint="eastAsia"/>
+          <w:lang w:eastAsia="ko-KR"/>
+        </w:rPr>
+        <w:t xml:space="preserve"> </w:t>
+      </w:r>
+      <w:r>
+        <w:rPr>
+          <w:rFonts w:eastAsiaTheme="minorEastAsia" w:hint="eastAsia"/>
+          <w:lang w:eastAsia="ko-KR"/>
+        </w:rPr>
+        <w:t>다른</w:t>
+      </w:r>
+      <w:r>
+        <w:rPr>
+          <w:rFonts w:eastAsiaTheme="minorEastAsia" w:hint="eastAsia"/>
+          <w:lang w:eastAsia="ko-KR"/>
+        </w:rPr>
+        <w:t xml:space="preserve"> </w:t>
+      </w:r>
+      <w:r>
+        <w:rPr>
+          <w:rFonts w:eastAsiaTheme="minorEastAsia"/>
+          <w:lang w:eastAsia="ko-KR"/>
+        </w:rPr>
+        <w:t>‘</w:t>
+      </w:r>
+      <w:r>
+        <w:rPr>
+          <w:rFonts w:eastAsiaTheme="minorEastAsia" w:hint="eastAsia"/>
+          <w:lang w:eastAsia="ko-KR"/>
+        </w:rPr>
+        <w:t>홀딩형</w:t>
+      </w:r>
+      <w:r>
+        <w:rPr>
+          <w:rFonts w:eastAsiaTheme="minorEastAsia"/>
+          <w:lang w:eastAsia="ko-KR"/>
+        </w:rPr>
+        <w:t>’</w:t>
+      </w:r>
+      <w:r>
+        <w:rPr>
+          <w:rFonts w:eastAsiaTheme="minorEastAsia"/>
+          <w:lang w:eastAsia="ko-KR"/>
+        </w:rPr>
+        <w:t xml:space="preserve"> </w:t>
+      </w:r>
+      <w:r>
+        <w:rPr>
+          <w:rFonts w:eastAsiaTheme="minorEastAsia" w:hint="eastAsia"/>
+          <w:lang w:eastAsia="ko-KR"/>
+        </w:rPr>
+        <w:t>스킬로</w:t>
+      </w:r>
+      <w:r>
+        <w:rPr>
+          <w:rFonts w:eastAsiaTheme="minorEastAsia" w:hint="eastAsia"/>
+          <w:lang w:eastAsia="ko-KR"/>
+        </w:rPr>
+        <w:t>,</w:t>
+      </w:r>
+      <w:r>
+        <w:rPr>
+          <w:rFonts w:eastAsiaTheme="minorEastAsia"/>
+          <w:lang w:eastAsia="ko-KR"/>
+        </w:rPr>
+        <w:t xml:space="preserve"> </w:t>
+      </w:r>
+      <w:r>
+        <w:rPr>
+          <w:rFonts w:eastAsiaTheme="minorEastAsia" w:hint="eastAsia"/>
+          <w:lang w:eastAsia="ko-KR"/>
+        </w:rPr>
+        <w:t>플레이어가</w:t>
+      </w:r>
+      <w:r>
+        <w:rPr>
+          <w:rFonts w:eastAsiaTheme="minorEastAsia" w:hint="eastAsia"/>
+          <w:lang w:eastAsia="ko-KR"/>
+        </w:rPr>
+        <w:t xml:space="preserve"> </w:t>
+      </w:r>
+      <w:r>
+        <w:rPr>
+          <w:rFonts w:eastAsiaTheme="minorEastAsia" w:hint="eastAsia"/>
+          <w:lang w:eastAsia="ko-KR"/>
+        </w:rPr>
+        <w:t>스킬</w:t>
+      </w:r>
+      <w:r>
+        <w:rPr>
+          <w:rFonts w:eastAsiaTheme="minorEastAsia" w:hint="eastAsia"/>
+          <w:lang w:eastAsia="ko-KR"/>
+        </w:rPr>
+        <w:t xml:space="preserve"> </w:t>
+      </w:r>
+      <w:r>
+        <w:rPr>
+          <w:rFonts w:eastAsiaTheme="minorEastAsia" w:hint="eastAsia"/>
+          <w:lang w:eastAsia="ko-KR"/>
+        </w:rPr>
+        <w:t>키를</w:t>
+      </w:r>
+      <w:r>
+        <w:rPr>
+          <w:rFonts w:eastAsiaTheme="minorEastAsia" w:hint="eastAsia"/>
+          <w:lang w:eastAsia="ko-KR"/>
+        </w:rPr>
+        <w:t xml:space="preserve"> </w:t>
+      </w:r>
+      <w:r>
+        <w:rPr>
+          <w:rFonts w:eastAsiaTheme="minorEastAsia" w:hint="eastAsia"/>
+          <w:lang w:eastAsia="ko-KR"/>
+        </w:rPr>
+        <w:t>누르는</w:t>
+      </w:r>
+      <w:r>
+        <w:rPr>
+          <w:rFonts w:eastAsiaTheme="minorEastAsia" w:hint="eastAsia"/>
+          <w:lang w:eastAsia="ko-KR"/>
+        </w:rPr>
+        <w:t xml:space="preserve"> </w:t>
+      </w:r>
+      <w:r>
+        <w:rPr>
+          <w:rFonts w:eastAsiaTheme="minorEastAsia" w:hint="eastAsia"/>
+          <w:lang w:eastAsia="ko-KR"/>
+        </w:rPr>
+        <w:t>동안</w:t>
+      </w:r>
+      <w:r>
+        <w:rPr>
+          <w:rFonts w:eastAsiaTheme="minorEastAsia" w:hint="eastAsia"/>
+          <w:lang w:eastAsia="ko-KR"/>
+        </w:rPr>
+        <w:t xml:space="preserve"> </w:t>
+      </w:r>
+      <w:r>
+        <w:rPr>
+          <w:rFonts w:eastAsiaTheme="minorEastAsia" w:hint="eastAsia"/>
+          <w:lang w:eastAsia="ko-KR"/>
+        </w:rPr>
+        <w:t>유지가</w:t>
+      </w:r>
+      <w:r>
+        <w:rPr>
+          <w:rFonts w:eastAsiaTheme="minorEastAsia" w:hint="eastAsia"/>
+          <w:lang w:eastAsia="ko-KR"/>
+        </w:rPr>
+        <w:t xml:space="preserve"> </w:t>
+      </w:r>
+      <w:r>
+        <w:rPr>
+          <w:rFonts w:eastAsiaTheme="minorEastAsia" w:hint="eastAsia"/>
+          <w:lang w:eastAsia="ko-KR"/>
+        </w:rPr>
+        <w:t>되도록</w:t>
+      </w:r>
+      <w:r>
+        <w:rPr>
+          <w:rFonts w:eastAsiaTheme="minorEastAsia" w:hint="eastAsia"/>
+          <w:lang w:eastAsia="ko-KR"/>
+        </w:rPr>
+        <w:t xml:space="preserve"> </w:t>
+      </w:r>
+      <w:r>
+        <w:rPr>
+          <w:rFonts w:eastAsiaTheme="minorEastAsia" w:hint="eastAsia"/>
+          <w:lang w:eastAsia="ko-KR"/>
+        </w:rPr>
+        <w:t>구현하고자</w:t>
+      </w:r>
+      <w:r>
+        <w:rPr>
+          <w:rFonts w:eastAsiaTheme="minorEastAsia" w:hint="eastAsia"/>
+          <w:lang w:eastAsia="ko-KR"/>
+        </w:rPr>
+        <w:t xml:space="preserve"> </w:t>
+      </w:r>
+      <w:r>
+        <w:rPr>
+          <w:rFonts w:eastAsiaTheme="minorEastAsia" w:hint="eastAsia"/>
+          <w:lang w:eastAsia="ko-KR"/>
+        </w:rPr>
+        <w:t>하였습니다</w:t>
+      </w:r>
+      <w:r>
+        <w:rPr>
+          <w:rFonts w:eastAsiaTheme="minorEastAsia" w:hint="eastAsia"/>
+          <w:lang w:eastAsia="ko-KR"/>
+        </w:rPr>
+        <w:t>.</w:t>
+      </w:r>
+      <w:r>
+        <w:rPr>
+          <w:rFonts w:eastAsiaTheme="minorEastAsia"/>
+          <w:lang w:eastAsia="ko-KR"/>
+        </w:rPr>
+        <w:t xml:space="preserve"> </w:t>
+      </w:r>
+      <w:r>
+        <w:rPr>
+          <w:rFonts w:eastAsiaTheme="minorEastAsia" w:hint="eastAsia"/>
+          <w:lang w:eastAsia="ko-KR"/>
+        </w:rPr>
+        <w:t>이를</w:t>
+      </w:r>
+      <w:r>
+        <w:rPr>
+          <w:rFonts w:eastAsiaTheme="minorEastAsia" w:hint="eastAsia"/>
+          <w:lang w:eastAsia="ko-KR"/>
+        </w:rPr>
+        <w:t xml:space="preserve"> </w:t>
+      </w:r>
+      <w:r>
+        <w:rPr>
+          <w:rFonts w:eastAsiaTheme="minorEastAsia" w:hint="eastAsia"/>
+          <w:lang w:eastAsia="ko-KR"/>
+        </w:rPr>
+        <w:t>위해</w:t>
+      </w:r>
+      <w:r>
+        <w:rPr>
+          <w:rFonts w:eastAsiaTheme="minorEastAsia" w:hint="eastAsia"/>
+          <w:lang w:eastAsia="ko-KR"/>
+        </w:rPr>
+        <w:t xml:space="preserve"> </w:t>
+      </w:r>
+      <w:r>
+        <w:rPr>
+          <w:rFonts w:eastAsiaTheme="minorEastAsia" w:hint="eastAsia"/>
+          <w:lang w:eastAsia="ko-KR"/>
+        </w:rPr>
+        <w:t>애니메이션에선</w:t>
+      </w:r>
+      <w:r>
+        <w:rPr>
+          <w:rFonts w:eastAsiaTheme="minorEastAsia" w:hint="eastAsia"/>
+          <w:lang w:eastAsia="ko-KR"/>
+        </w:rPr>
+        <w:t xml:space="preserve"> </w:t>
+      </w:r>
+      <w:r>
+        <w:rPr>
+          <w:rFonts w:eastAsiaTheme="minorEastAsia"/>
+          <w:lang w:eastAsia="ko-KR"/>
+        </w:rPr>
+        <w:t xml:space="preserve">Start, Loop, End </w:t>
+      </w:r>
+      <w:r>
+        <w:rPr>
+          <w:rFonts w:eastAsiaTheme="minorEastAsia" w:hint="eastAsia"/>
+          <w:lang w:eastAsia="ko-KR"/>
+        </w:rPr>
+        <w:t>섹션</w:t>
+      </w:r>
+      <w:r>
+        <w:rPr>
+          <w:rFonts w:eastAsiaTheme="minorEastAsia" w:hint="eastAsia"/>
+          <w:lang w:eastAsia="ko-KR"/>
+        </w:rPr>
+        <w:t xml:space="preserve"> </w:t>
+      </w:r>
+      <w:r>
+        <w:rPr>
+          <w:rFonts w:eastAsiaTheme="minorEastAsia"/>
+          <w:lang w:eastAsia="ko-KR"/>
+        </w:rPr>
+        <w:t>3</w:t>
+      </w:r>
+      <w:r>
+        <w:rPr>
+          <w:rFonts w:eastAsiaTheme="minorEastAsia" w:hint="eastAsia"/>
+          <w:lang w:eastAsia="ko-KR"/>
+        </w:rPr>
+        <w:t>파트로</w:t>
+      </w:r>
+      <w:r>
+        <w:rPr>
+          <w:rFonts w:eastAsiaTheme="minorEastAsia" w:hint="eastAsia"/>
+          <w:lang w:eastAsia="ko-KR"/>
+        </w:rPr>
+        <w:t xml:space="preserve"> </w:t>
+      </w:r>
+      <w:r>
+        <w:rPr>
+          <w:rFonts w:eastAsiaTheme="minorEastAsia" w:hint="eastAsia"/>
+          <w:lang w:eastAsia="ko-KR"/>
+        </w:rPr>
+        <w:t>나누었습니다</w:t>
+      </w:r>
+      <w:r>
+        <w:rPr>
+          <w:rFonts w:eastAsiaTheme="minorEastAsia" w:hint="eastAsia"/>
+          <w:lang w:eastAsia="ko-KR"/>
+        </w:rPr>
+        <w:t>.</w:t>
+      </w:r>
+      <w:r>
+        <w:rPr>
+          <w:rFonts w:eastAsiaTheme="minorEastAsia"/>
+          <w:lang w:eastAsia="ko-KR"/>
+        </w:rPr>
+        <w:t xml:space="preserve"> </w:t>
+      </w:r>
+      <w:r>
+        <w:rPr>
+          <w:rFonts w:eastAsiaTheme="minorEastAsia" w:hint="eastAsia"/>
+          <w:lang w:eastAsia="ko-KR"/>
+        </w:rPr>
+        <w:t>우선</w:t>
+      </w:r>
+      <w:r>
+        <w:rPr>
+          <w:rFonts w:eastAsiaTheme="minorEastAsia" w:hint="eastAsia"/>
+          <w:lang w:eastAsia="ko-KR"/>
+        </w:rPr>
+        <w:t xml:space="preserve"> R</w:t>
+      </w:r>
+      <w:r>
+        <w:rPr>
+          <w:rFonts w:eastAsiaTheme="minorEastAsia"/>
+          <w:lang w:eastAsia="ko-KR"/>
+        </w:rPr>
+        <w:t>ush</w:t>
+      </w:r>
+      <w:r>
+        <w:rPr>
+          <w:rFonts w:eastAsiaTheme="minorEastAsia" w:hint="eastAsia"/>
+          <w:lang w:eastAsia="ko-KR"/>
+        </w:rPr>
+        <w:t>가</w:t>
+      </w:r>
+      <w:r>
+        <w:rPr>
+          <w:rFonts w:eastAsiaTheme="minorEastAsia" w:hint="eastAsia"/>
+          <w:lang w:eastAsia="ko-KR"/>
+        </w:rPr>
+        <w:t xml:space="preserve"> </w:t>
+      </w:r>
+      <w:r>
+        <w:rPr>
+          <w:rFonts w:eastAsiaTheme="minorEastAsia" w:hint="eastAsia"/>
+          <w:lang w:eastAsia="ko-KR"/>
+        </w:rPr>
+        <w:t>활성화되는</w:t>
+      </w:r>
+      <w:r>
+        <w:rPr>
+          <w:rFonts w:eastAsiaTheme="minorEastAsia" w:hint="eastAsia"/>
+          <w:lang w:eastAsia="ko-KR"/>
+        </w:rPr>
+        <w:t xml:space="preserve"> </w:t>
+      </w:r>
+      <w:r>
+        <w:rPr>
+          <w:rFonts w:eastAsiaTheme="minorEastAsia" w:hint="eastAsia"/>
+          <w:lang w:eastAsia="ko-KR"/>
+        </w:rPr>
+        <w:t>순간</w:t>
+      </w:r>
+      <w:r>
+        <w:rPr>
+          <w:rFonts w:eastAsiaTheme="minorEastAsia" w:hint="eastAsia"/>
+          <w:lang w:eastAsia="ko-KR"/>
+        </w:rPr>
+        <w:t xml:space="preserve"> </w:t>
+      </w:r>
+      <w:r>
+        <w:rPr>
+          <w:rFonts w:eastAsiaTheme="minorEastAsia" w:hint="eastAsia"/>
+          <w:lang w:eastAsia="ko-KR"/>
+        </w:rPr>
+        <w:t>캐릭터에게</w:t>
+      </w:r>
+      <w:r>
+        <w:rPr>
+          <w:rFonts w:eastAsiaTheme="minorEastAsia" w:hint="eastAsia"/>
+          <w:lang w:eastAsia="ko-KR"/>
+        </w:rPr>
+        <w:t xml:space="preserve"> </w:t>
+      </w:r>
+      <w:r>
+        <w:rPr>
+          <w:rFonts w:eastAsiaTheme="minorEastAsia"/>
+          <w:lang w:eastAsia="ko-KR"/>
+        </w:rPr>
+        <w:t>“</w:t>
+      </w:r>
+      <w:r>
+        <w:rPr>
+          <w:rFonts w:eastAsiaTheme="minorEastAsia" w:hint="eastAsia"/>
+          <w:lang w:eastAsia="ko-KR"/>
+        </w:rPr>
+        <w:t>나</w:t>
+      </w:r>
+      <w:r>
+        <w:rPr>
+          <w:rFonts w:eastAsiaTheme="minorEastAsia" w:hint="eastAsia"/>
+          <w:lang w:eastAsia="ko-KR"/>
+        </w:rPr>
+        <w:t xml:space="preserve"> </w:t>
+      </w:r>
+      <w:r>
+        <w:rPr>
+          <w:rFonts w:eastAsiaTheme="minorEastAsia" w:hint="eastAsia"/>
+          <w:lang w:eastAsia="ko-KR"/>
+        </w:rPr>
+        <w:t>지금</w:t>
+      </w:r>
+      <w:r>
+        <w:rPr>
+          <w:rFonts w:eastAsiaTheme="minorEastAsia" w:hint="eastAsia"/>
+          <w:lang w:eastAsia="ko-KR"/>
+        </w:rPr>
+        <w:t xml:space="preserve"> </w:t>
+      </w:r>
+      <w:r>
+        <w:rPr>
+          <w:rFonts w:eastAsiaTheme="minorEastAsia" w:hint="eastAsia"/>
+          <w:lang w:eastAsia="ko-KR"/>
+        </w:rPr>
+        <w:t>달리고</w:t>
+      </w:r>
+      <w:r>
+        <w:rPr>
+          <w:rFonts w:eastAsiaTheme="minorEastAsia" w:hint="eastAsia"/>
+          <w:lang w:eastAsia="ko-KR"/>
+        </w:rPr>
+        <w:t xml:space="preserve"> </w:t>
+      </w:r>
+      <w:r>
+        <w:rPr>
+          <w:rFonts w:eastAsiaTheme="minorEastAsia" w:hint="eastAsia"/>
+          <w:lang w:eastAsia="ko-KR"/>
+        </w:rPr>
+        <w:t>있는</w:t>
+      </w:r>
+      <w:r>
+        <w:rPr>
+          <w:rFonts w:eastAsiaTheme="minorEastAsia" w:hint="eastAsia"/>
+          <w:lang w:eastAsia="ko-KR"/>
+        </w:rPr>
+        <w:t xml:space="preserve"> </w:t>
+      </w:r>
+      <w:r>
+        <w:rPr>
+          <w:rFonts w:eastAsiaTheme="minorEastAsia" w:hint="eastAsia"/>
+          <w:lang w:eastAsia="ko-KR"/>
+        </w:rPr>
+        <w:t>중</w:t>
+      </w:r>
+      <w:r>
+        <w:rPr>
+          <w:rFonts w:eastAsiaTheme="minorEastAsia"/>
+          <w:lang w:eastAsia="ko-KR"/>
+        </w:rPr>
+        <w:t>”</w:t>
+      </w:r>
+      <w:r>
+        <w:rPr>
+          <w:rFonts w:eastAsiaTheme="minorEastAsia" w:hint="eastAsia"/>
+          <w:lang w:eastAsia="ko-KR"/>
+        </w:rPr>
+        <w:t>을</w:t>
+      </w:r>
+      <w:r>
+        <w:rPr>
+          <w:rFonts w:eastAsiaTheme="minorEastAsia" w:hint="eastAsia"/>
+          <w:lang w:eastAsia="ko-KR"/>
+        </w:rPr>
+        <w:t xml:space="preserve"> </w:t>
+      </w:r>
+      <w:r>
+        <w:rPr>
+          <w:rFonts w:eastAsiaTheme="minorEastAsia" w:hint="eastAsia"/>
+          <w:lang w:eastAsia="ko-KR"/>
+        </w:rPr>
+        <w:t>표시하기</w:t>
+      </w:r>
+      <w:r>
+        <w:rPr>
+          <w:rFonts w:eastAsiaTheme="minorEastAsia" w:hint="eastAsia"/>
+          <w:lang w:eastAsia="ko-KR"/>
+        </w:rPr>
+        <w:t xml:space="preserve"> </w:t>
+      </w:r>
+      <w:r>
+        <w:rPr>
+          <w:rFonts w:eastAsiaTheme="minorEastAsia" w:hint="eastAsia"/>
+          <w:lang w:eastAsia="ko-KR"/>
+        </w:rPr>
+        <w:t>위한</w:t>
+      </w:r>
+      <w:r>
+        <w:rPr>
+          <w:rFonts w:eastAsiaTheme="minorEastAsia" w:hint="eastAsia"/>
+          <w:lang w:eastAsia="ko-KR"/>
+        </w:rPr>
+        <w:t xml:space="preserve"> </w:t>
+      </w:r>
+      <w:r>
+        <w:rPr>
+          <w:rFonts w:eastAsiaTheme="minorEastAsia" w:hint="eastAsia"/>
+          <w:lang w:eastAsia="ko-KR"/>
+        </w:rPr>
+        <w:t>태그를</w:t>
+      </w:r>
+      <w:r>
+        <w:rPr>
+          <w:rFonts w:eastAsiaTheme="minorEastAsia" w:hint="eastAsia"/>
+          <w:lang w:eastAsia="ko-KR"/>
+        </w:rPr>
+        <w:t xml:space="preserve"> </w:t>
+      </w:r>
+      <w:r>
+        <w:rPr>
+          <w:rFonts w:eastAsiaTheme="minorEastAsia" w:hint="eastAsia"/>
+          <w:lang w:eastAsia="ko-KR"/>
+        </w:rPr>
+        <w:t>붙이도록</w:t>
+      </w:r>
+      <w:r>
+        <w:rPr>
+          <w:rFonts w:eastAsiaTheme="minorEastAsia" w:hint="eastAsia"/>
+          <w:lang w:eastAsia="ko-KR"/>
+        </w:rPr>
+        <w:t xml:space="preserve"> </w:t>
+      </w:r>
+      <w:r>
+        <w:rPr>
+          <w:rFonts w:eastAsiaTheme="minorEastAsia" w:hint="eastAsia"/>
+          <w:lang w:eastAsia="ko-KR"/>
+        </w:rPr>
+        <w:t>했습니다</w:t>
+      </w:r>
+      <w:r>
+        <w:rPr>
+          <w:rFonts w:eastAsiaTheme="minorEastAsia" w:hint="eastAsia"/>
+          <w:lang w:eastAsia="ko-KR"/>
+        </w:rPr>
+        <w:t>.</w:t>
+      </w:r>
+      <w:r>
+        <w:rPr>
+          <w:rFonts w:eastAsiaTheme="minorEastAsia"/>
+          <w:lang w:eastAsia="ko-KR"/>
+        </w:rPr>
+        <w:t xml:space="preserve"> </w:t>
+      </w:r>
+      <w:r>
+        <w:rPr>
+          <w:rFonts w:eastAsiaTheme="minorEastAsia" w:hint="eastAsia"/>
+          <w:lang w:eastAsia="ko-KR"/>
+        </w:rPr>
+        <w:t>해당</w:t>
+      </w:r>
+      <w:r>
+        <w:rPr>
+          <w:rFonts w:eastAsiaTheme="minorEastAsia" w:hint="eastAsia"/>
+          <w:lang w:eastAsia="ko-KR"/>
+        </w:rPr>
+        <w:t xml:space="preserve"> </w:t>
+      </w:r>
+      <w:r>
+        <w:rPr>
+          <w:rFonts w:eastAsiaTheme="minorEastAsia" w:hint="eastAsia"/>
+          <w:lang w:eastAsia="ko-KR"/>
+        </w:rPr>
+        <w:t>태그의</w:t>
+      </w:r>
+      <w:r>
+        <w:rPr>
+          <w:rFonts w:eastAsiaTheme="minorEastAsia" w:hint="eastAsia"/>
+          <w:lang w:eastAsia="ko-KR"/>
+        </w:rPr>
+        <w:t xml:space="preserve"> </w:t>
+      </w:r>
+      <w:r>
+        <w:rPr>
+          <w:rFonts w:eastAsiaTheme="minorEastAsia" w:hint="eastAsia"/>
+          <w:lang w:eastAsia="ko-KR"/>
+        </w:rPr>
+        <w:t>유무를</w:t>
+      </w:r>
+      <w:r>
+        <w:rPr>
+          <w:rFonts w:eastAsiaTheme="minorEastAsia" w:hint="eastAsia"/>
+          <w:lang w:eastAsia="ko-KR"/>
+        </w:rPr>
+        <w:t xml:space="preserve"> </w:t>
+      </w:r>
+      <w:r>
+        <w:rPr>
+          <w:rFonts w:eastAsiaTheme="minorEastAsia" w:hint="eastAsia"/>
+          <w:lang w:eastAsia="ko-KR"/>
+        </w:rPr>
+        <w:t>플레이어</w:t>
+      </w:r>
+      <w:r>
+        <w:rPr>
+          <w:rFonts w:eastAsiaTheme="minorEastAsia" w:hint="eastAsia"/>
+          <w:lang w:eastAsia="ko-KR"/>
+        </w:rPr>
+        <w:t xml:space="preserve"> </w:t>
+      </w:r>
+      <w:r>
+        <w:rPr>
+          <w:rFonts w:eastAsiaTheme="minorEastAsia" w:hint="eastAsia"/>
+          <w:lang w:eastAsia="ko-KR"/>
+        </w:rPr>
+        <w:t>캐릭터의</w:t>
+      </w:r>
+      <w:r>
+        <w:rPr>
+          <w:rFonts w:eastAsiaTheme="minorEastAsia" w:hint="eastAsia"/>
+          <w:lang w:eastAsia="ko-KR"/>
+        </w:rPr>
+        <w:t xml:space="preserve"> </w:t>
+      </w:r>
+      <w:r>
+        <w:rPr>
+          <w:rFonts w:eastAsiaTheme="minorEastAsia"/>
+          <w:lang w:eastAsia="ko-KR"/>
+        </w:rPr>
+        <w:t>Tick</w:t>
+      </w:r>
+      <w:r>
+        <w:rPr>
+          <w:rFonts w:eastAsiaTheme="minorEastAsia" w:hint="eastAsia"/>
+          <w:lang w:eastAsia="ko-KR"/>
+        </w:rPr>
+        <w:t>함수에서</w:t>
+      </w:r>
+      <w:r>
+        <w:rPr>
+          <w:rFonts w:eastAsiaTheme="minorEastAsia" w:hint="eastAsia"/>
+          <w:lang w:eastAsia="ko-KR"/>
+        </w:rPr>
+        <w:t xml:space="preserve"> </w:t>
+      </w:r>
+      <w:r>
+        <w:rPr>
+          <w:rFonts w:eastAsiaTheme="minorEastAsia" w:hint="eastAsia"/>
+          <w:lang w:eastAsia="ko-KR"/>
+        </w:rPr>
+        <w:t>매</w:t>
+      </w:r>
+      <w:r>
+        <w:rPr>
+          <w:rFonts w:eastAsiaTheme="minorEastAsia" w:hint="eastAsia"/>
+          <w:lang w:eastAsia="ko-KR"/>
+        </w:rPr>
+        <w:t xml:space="preserve"> </w:t>
+      </w:r>
+      <w:r>
+        <w:rPr>
+          <w:rFonts w:eastAsiaTheme="minorEastAsia" w:hint="eastAsia"/>
+          <w:lang w:eastAsia="ko-KR"/>
+        </w:rPr>
+        <w:t>프레임마다</w:t>
+      </w:r>
+      <w:r>
+        <w:rPr>
+          <w:rFonts w:eastAsiaTheme="minorEastAsia" w:hint="eastAsia"/>
+          <w:lang w:eastAsia="ko-KR"/>
+        </w:rPr>
+        <w:t xml:space="preserve"> </w:t>
+      </w:r>
+      <w:r>
+        <w:rPr>
+          <w:rFonts w:eastAsiaTheme="minorEastAsia" w:hint="eastAsia"/>
+          <w:lang w:eastAsia="ko-KR"/>
+        </w:rPr>
+        <w:t>확인하며</w:t>
+      </w:r>
+      <w:r>
+        <w:rPr>
+          <w:rFonts w:eastAsiaTheme="minorEastAsia" w:hint="eastAsia"/>
+          <w:lang w:eastAsia="ko-KR"/>
+        </w:rPr>
+        <w:t>,</w:t>
+      </w:r>
+      <w:r>
+        <w:rPr>
+          <w:rFonts w:eastAsiaTheme="minorEastAsia"/>
+          <w:lang w:eastAsia="ko-KR"/>
+        </w:rPr>
+        <w:t xml:space="preserve"> </w:t>
+      </w:r>
+      <w:r>
+        <w:rPr>
+          <w:rFonts w:eastAsiaTheme="minorEastAsia" w:hint="eastAsia"/>
+          <w:lang w:eastAsia="ko-KR"/>
+        </w:rPr>
+        <w:t>만약</w:t>
+      </w:r>
+      <w:r>
+        <w:rPr>
+          <w:rFonts w:eastAsiaTheme="minorEastAsia" w:hint="eastAsia"/>
+          <w:lang w:eastAsia="ko-KR"/>
+        </w:rPr>
+        <w:t xml:space="preserve"> </w:t>
+      </w:r>
+      <w:r>
+        <w:rPr>
+          <w:rFonts w:eastAsiaTheme="minorEastAsia" w:hint="eastAsia"/>
+          <w:lang w:eastAsia="ko-KR"/>
+        </w:rPr>
+        <w:t>태그가</w:t>
+      </w:r>
+      <w:r>
+        <w:rPr>
+          <w:rFonts w:eastAsiaTheme="minorEastAsia" w:hint="eastAsia"/>
+          <w:lang w:eastAsia="ko-KR"/>
+        </w:rPr>
+        <w:t xml:space="preserve"> </w:t>
+      </w:r>
+      <w:r>
+        <w:rPr>
+          <w:rFonts w:eastAsiaTheme="minorEastAsia" w:hint="eastAsia"/>
+          <w:lang w:eastAsia="ko-KR"/>
+        </w:rPr>
+        <w:t>존재한다면</w:t>
+      </w:r>
+      <w:r>
+        <w:rPr>
+          <w:rFonts w:eastAsiaTheme="minorEastAsia" w:hint="eastAsia"/>
+          <w:lang w:eastAsia="ko-KR"/>
+        </w:rPr>
+        <w:t xml:space="preserve"> </w:t>
+      </w:r>
+      <w:r>
+        <w:rPr>
+          <w:rFonts w:eastAsiaTheme="minorEastAsia" w:hint="eastAsia"/>
+          <w:lang w:eastAsia="ko-KR"/>
+        </w:rPr>
+        <w:t>캐릭터의</w:t>
+      </w:r>
+      <w:r>
+        <w:rPr>
+          <w:rFonts w:eastAsiaTheme="minorEastAsia" w:hint="eastAsia"/>
+          <w:lang w:eastAsia="ko-KR"/>
+        </w:rPr>
+        <w:t xml:space="preserve"> </w:t>
+      </w:r>
+      <w:r>
+        <w:rPr>
+          <w:rFonts w:eastAsiaTheme="minorEastAsia" w:hint="eastAsia"/>
+          <w:lang w:eastAsia="ko-KR"/>
+        </w:rPr>
+        <w:t>앞쪽으로</w:t>
+      </w:r>
+      <w:r>
+        <w:rPr>
+          <w:rFonts w:eastAsiaTheme="minorEastAsia" w:hint="eastAsia"/>
+          <w:lang w:eastAsia="ko-KR"/>
+        </w:rPr>
+        <w:t xml:space="preserve"> </w:t>
+      </w:r>
+      <w:r>
+        <w:rPr>
+          <w:rFonts w:eastAsiaTheme="minorEastAsia" w:hint="eastAsia"/>
+          <w:lang w:eastAsia="ko-KR"/>
+        </w:rPr>
+        <w:t>움직이도록</w:t>
+      </w:r>
+      <w:r>
+        <w:rPr>
+          <w:rFonts w:eastAsiaTheme="minorEastAsia" w:hint="eastAsia"/>
+          <w:lang w:eastAsia="ko-KR"/>
+        </w:rPr>
+        <w:t xml:space="preserve"> </w:t>
+      </w:r>
+      <w:r>
+        <w:rPr>
+          <w:rFonts w:eastAsiaTheme="minorEastAsia" w:hint="eastAsia"/>
+          <w:lang w:eastAsia="ko-KR"/>
+        </w:rPr>
+        <w:t>하였습니다</w:t>
+      </w:r>
+      <w:r>
+        <w:rPr>
+          <w:rFonts w:eastAsiaTheme="minorEastAsia" w:hint="eastAsia"/>
+          <w:lang w:eastAsia="ko-KR"/>
+        </w:rPr>
+        <w:t>.</w:t>
+      </w:r>
+      <w:r>
+        <w:rPr>
+          <w:rFonts w:eastAsiaTheme="minorEastAsia"/>
+          <w:lang w:eastAsia="ko-KR"/>
+        </w:rPr>
+        <w:t xml:space="preserve"> </w:t>
+      </w:r>
+    </w:p>
+    <w:p>
+      <w:pPr>
+        <w:pStyle w:val="10"/>
+        <w:ind w:left="0"/>
+        <w:rPr>
+          <w:rFonts w:eastAsiaTheme="minorEastAsia"/>
+          <w:lang w:eastAsia="ko-KR"/>
+        </w:rPr>
+      </w:pPr>
+      <w:r>
+        <w:rPr>
+          <w:rFonts w:eastAsiaTheme="minorEastAsia"/>
+          <w:noProof/>
+          <w:lang w:eastAsia="ko-KR"/>
+        </w:rPr>
+        <w:drawing>
+          <wp:inline distT="0" distB="0" distL="0" distR="0" wp14:anchorId="4ECE9A22" wp14:editId="353AAB9A">
+            <wp:extent cx="6794500" cy="3366135"/>
+            <wp:effectExtent l="0" t="0" r="6350" b="5715"/>
+            <wp:docPr id="6" name="그림 6"/>
+            <wp:cNvGraphicFramePr>
+              <a:graphicFrameLocks xmlns:a="http://schemas.openxmlformats.org/drawingml/2006/main" noChangeAspect="1"/>
+            </wp:cNvGraphicFramePr>
+            <a:graphic xmlns:a="http://schemas.openxmlformats.org/drawingml/2006/main">
+              <a:graphicData uri="http://schemas.openxmlformats.org/drawingml/2006/picture">
+                <pic:pic xmlns:pic="http://schemas.openxmlformats.org/drawingml/2006/picture">
+                  <pic:nvPicPr>
+                    <pic:cNvPr id="1" name=""/>
+                    <pic:cNvPicPr/>
+                  </pic:nvPicPr>
+                  <pic:blipFill>
+                    <a:blip r:embed="rId12"/>
+                    <a:stretch>
+                      <a:fillRect/>
+                    </a:stretch>
+                  </pic:blipFill>
+                  <pic:spPr>
+                    <a:xfrm>
+                      <a:off x="0" y="0"/>
                       <a:ext cx="6794500" cy="3366135"/>
                     </a:xfrm>
                     <a:prstGeom prst="rect">
@@ -3616,7 +3544,7 @@
         <w:pStyle w:val="10"/>
         <w:ind w:left="0"/>
         <w:rPr>
-          <w:rFonts w:eastAsiaTheme="minorEastAsia" w:hint="eastAsia"/>
+          <w:rFonts w:eastAsiaTheme="minorEastAsia"/>
           <w:lang w:eastAsia="ko-KR"/>
         </w:rPr>
       </w:pPr>
@@ -3634,7 +3562,6 @@
         </w:rPr>
         <w:t xml:space="preserve"> </w:t>
       </w:r>
-      <w:proofErr w:type="spellStart"/>
       <w:r>
         <w:rPr>
           <w:rFonts w:eastAsiaTheme="minorEastAsia" w:hint="eastAsia"/>
@@ -3642,7 +3569,6 @@
         </w:rPr>
         <w:t>이동기를</w:t>
       </w:r>
-      <w:proofErr w:type="spellEnd"/>
       <w:r>
         <w:rPr>
           <w:rFonts w:eastAsiaTheme="minorEastAsia" w:hint="eastAsia"/>
@@ -4035,7 +3961,6 @@
         </w:rPr>
         <w:t xml:space="preserve"> </w:t>
       </w:r>
-      <w:proofErr w:type="spellStart"/>
       <w:r>
         <w:rPr>
           <w:rFonts w:eastAsiaTheme="minorEastAsia" w:hint="eastAsia"/>
@@ -4043,7 +3968,6 @@
         </w:rPr>
         <w:t>하기위한</w:t>
       </w:r>
-      <w:proofErr w:type="spellEnd"/>
       <w:r>
         <w:rPr>
           <w:rFonts w:eastAsiaTheme="minorEastAsia" w:hint="eastAsia"/>
@@ -4219,7 +4143,6 @@
         </w:rPr>
         <w:t xml:space="preserve"> </w:t>
       </w:r>
-      <w:proofErr w:type="spellStart"/>
       <w:r>
         <w:rPr>
           <w:rFonts w:eastAsiaTheme="minorEastAsia" w:hint="eastAsia"/>
@@ -4227,7 +4150,6 @@
         </w:rPr>
         <w:t>텔레포트를</w:t>
       </w:r>
-      <w:proofErr w:type="spellEnd"/>
       <w:r>
         <w:rPr>
           <w:rFonts w:eastAsiaTheme="minorEastAsia" w:hint="eastAsia"/>
@@ -4333,12 +4255,10 @@
         </w:rPr>
         <w:t>.</w:t>
       </w:r>
-      <w:bookmarkStart w:id="1" w:name="_GoBack"/>
-      <w:bookmarkEnd w:id="1"/>
     </w:p>
     <w:sectPr>
-      <w:headerReference w:type="default" r:id="rId12"/>
-      <w:footerReference w:type="default" r:id="rId13"/>
+      <w:headerReference w:type="default" r:id="rId13"/>
+      <w:footerReference w:type="default" r:id="rId14"/>
       <w:endnotePr>
         <w:numFmt w:val="decimal"/>
       </w:endnotePr>
@@ -4351,7 +4271,7 @@
 </file>
 
 <file path=word/comments.xml><?xml version="1.0" encoding="utf-8"?>
-<w:comments xmlns:wpc="http://schemas.microsoft.com/office/word/2010/wordprocessingCanvas" xmlns:cx="http://schemas.microsoft.com/office/drawing/2014/chartex" xmlns:mc="http://schemas.openxmlformats.org/markup-compatibility/2006" xmlns:o="urn:schemas-microsoft-com:office:office" xmlns:r="http://schemas.openxmlformats.org/officeDocument/2006/relationships" xmlns:m="http://schemas.openxmlformats.org/officeDocument/2006/math" xmlns:v="urn:schemas-microsoft-com:vml" xmlns:wp14="http://schemas.microsoft.com/office/word/2010/wordprocessingDrawing" xmlns:wp="http://schemas.openxmlformats.org/drawingml/2006/wordprocessingDrawing" xmlns:w10="urn:schemas-microsoft-com:office:word" xmlns:w="http://schemas.openxmlformats.org/wordprocessingml/2006/main" xmlns:w14="http://schemas.microsoft.com/office/word/2010/wordml" xmlns:w15="http://schemas.microsoft.com/office/word/2012/wordml" xmlns:w16se="http://schemas.microsoft.com/office/word/2015/wordml/symex" xmlns:wpg="http://schemas.microsoft.com/office/word/2010/wordprocessingGroup" xmlns:wpi="http://schemas.microsoft.com/office/word/2010/wordprocessingInk" xmlns:wne="http://schemas.microsoft.com/office/word/2006/wordml" xmlns:wps="http://schemas.microsoft.com/office/word/2010/wordprocessingShape" mc:Ignorable="w14 w15 w16se wp14">
+<w:comments xmlns:wpc="http://schemas.microsoft.com/office/word/2010/wordprocessingCanvas" xmlns:cx="http://schemas.microsoft.com/office/drawing/2014/chartex" xmlns:cx1="http://schemas.microsoft.com/office/drawing/2015/9/8/chartex" xmlns:cx2="http://schemas.microsoft.com/office/drawing/2015/10/21/chartex" xmlns:cx3="http://schemas.microsoft.com/office/drawing/2016/5/9/chartex" xmlns:cx4="http://schemas.microsoft.com/office/drawing/2016/5/10/chartex" xmlns:cx5="http://schemas.microsoft.com/office/drawing/2016/5/11/chartex" xmlns:cx6="http://schemas.microsoft.com/office/drawing/2016/5/12/chartex" xmlns:cx7="http://schemas.microsoft.com/office/drawing/2016/5/13/chartex" xmlns:cx8="http://schemas.microsoft.com/office/drawing/2016/5/14/chartex" xmlns:mc="http://schemas.openxmlformats.org/markup-compatibility/2006" xmlns:aink="http://schemas.microsoft.com/office/drawing/2016/ink" xmlns:am3d="http://schemas.microsoft.com/office/drawing/2017/model3d" xmlns:o="urn:schemas-microsoft-com:office:office" xmlns:oel="http://schemas.microsoft.com/office/2019/extlst" xmlns:r="http://schemas.openxmlformats.org/officeDocument/2006/relationships" xmlns:m="http://schemas.openxmlformats.org/officeDocument/2006/math" xmlns:v="urn:schemas-microsoft-com:vml" xmlns:wp14="http://schemas.microsoft.com/office/word/2010/wordprocessingDrawing" xmlns:wp="http://schemas.openxmlformats.org/drawingml/2006/wordprocessingDrawing" xmlns:w10="urn:schemas-microsoft-com:office:word" xmlns:w="http://schemas.openxmlformats.org/wordprocessingml/2006/main" xmlns:w14="http://schemas.microsoft.com/office/word/2010/wordml" xmlns:w15="http://schemas.microsoft.com/office/word/2012/wordml" xmlns:w16cex="http://schemas.microsoft.com/office/word/2018/wordml/cex" xmlns:w16cid="http://schemas.microsoft.com/office/word/2016/wordml/cid" xmlns:w16="http://schemas.microsoft.com/office/word/2018/wordml" xmlns:w16du="http://schemas.microsoft.com/office/word/2023/wordml/word16du" xmlns:w16sdtdh="http://schemas.microsoft.com/office/word/2020/wordml/sdtdatahash" xmlns:w16sdtfl="http://schemas.microsoft.com/office/word/2024/wordml/sdtformatlock" xmlns:w16se="http://schemas.microsoft.com/office/word/2015/wordml/symex" xmlns:wpg="http://schemas.microsoft.com/office/word/2010/wordprocessingGroup" xmlns:wpi="http://schemas.microsoft.com/office/word/2010/wordprocessingInk" xmlns:wne="http://schemas.microsoft.com/office/word/2006/wordml" xmlns:wps="http://schemas.microsoft.com/office/word/2010/wordprocessingShape" mc:Ignorable="w14 w15 w16se w16cid w16 w16cex w16sdtdh w16sdtfl w16du wp14">
   <w:comment w:id="0" w:author="User" w:initials="User">
     <w:p>
       <w:pPr>
@@ -4392,13 +4312,19 @@
 </file>
 
 <file path=word/commentsExtended.xml><?xml version="1.0" encoding="utf-8"?>
-<w15:commentsEx xmlns:wpc="http://schemas.microsoft.com/office/word/2010/wordprocessingCanvas" xmlns:cx="http://schemas.microsoft.com/office/drawing/2014/chartex" xmlns:mc="http://schemas.openxmlformats.org/markup-compatibility/2006" xmlns:o="urn:schemas-microsoft-com:office:office" xmlns:r="http://schemas.openxmlformats.org/officeDocument/2006/relationships" xmlns:m="http://schemas.openxmlformats.org/officeDocument/2006/math" xmlns:v="urn:schemas-microsoft-com:vml" xmlns:wp14="http://schemas.microsoft.com/office/word/2010/wordprocessingDrawing" xmlns:wp="http://schemas.openxmlformats.org/drawingml/2006/wordprocessingDrawing" xmlns:w10="urn:schemas-microsoft-com:office:word" xmlns:w="http://schemas.openxmlformats.org/wordprocessingml/2006/main" xmlns:w14="http://schemas.microsoft.com/office/word/2010/wordml" xmlns:w15="http://schemas.microsoft.com/office/word/2012/wordml" xmlns:w16se="http://schemas.microsoft.com/office/word/2015/wordml/symex" xmlns:wpg="http://schemas.microsoft.com/office/word/2010/wordprocessingGroup" xmlns:wpi="http://schemas.microsoft.com/office/word/2010/wordprocessingInk" xmlns:wne="http://schemas.microsoft.com/office/word/2006/wordml" xmlns:wps="http://schemas.microsoft.com/office/word/2010/wordprocessingShape" mc:Ignorable="w14 w15 w16se wp14">
+<w15:commentsEx xmlns:wpc="http://schemas.microsoft.com/office/word/2010/wordprocessingCanvas" xmlns:cx="http://schemas.microsoft.com/office/drawing/2014/chartex" xmlns:cx1="http://schemas.microsoft.com/office/drawing/2015/9/8/chartex" xmlns:cx2="http://schemas.microsoft.com/office/drawing/2015/10/21/chartex" xmlns:cx3="http://schemas.microsoft.com/office/drawing/2016/5/9/chartex" xmlns:cx4="http://schemas.microsoft.com/office/drawing/2016/5/10/chartex" xmlns:cx5="http://schemas.microsoft.com/office/drawing/2016/5/11/chartex" xmlns:cx6="http://schemas.microsoft.com/office/drawing/2016/5/12/chartex" xmlns:cx7="http://schemas.microsoft.com/office/drawing/2016/5/13/chartex" xmlns:cx8="http://schemas.microsoft.com/office/drawing/2016/5/14/chartex" xmlns:mc="http://schemas.openxmlformats.org/markup-compatibility/2006" xmlns:aink="http://schemas.microsoft.com/office/drawing/2016/ink" xmlns:am3d="http://schemas.microsoft.com/office/drawing/2017/model3d" xmlns:o="urn:schemas-microsoft-com:office:office" xmlns:oel="http://schemas.microsoft.com/office/2019/extlst" xmlns:r="http://schemas.openxmlformats.org/officeDocument/2006/relationships" xmlns:m="http://schemas.openxmlformats.org/officeDocument/2006/math" xmlns:v="urn:schemas-microsoft-com:vml" xmlns:wp14="http://schemas.microsoft.com/office/word/2010/wordprocessingDrawing" xmlns:wp="http://schemas.openxmlformats.org/drawingml/2006/wordprocessingDrawing" xmlns:w10="urn:schemas-microsoft-com:office:word" xmlns:w="http://schemas.openxmlformats.org/wordprocessingml/2006/main" xmlns:w14="http://schemas.microsoft.com/office/word/2010/wordml" xmlns:w15="http://schemas.microsoft.com/office/word/2012/wordml" xmlns:w16cex="http://schemas.microsoft.com/office/word/2018/wordml/cex" xmlns:w16cid="http://schemas.microsoft.com/office/word/2016/wordml/cid" xmlns:w16="http://schemas.microsoft.com/office/word/2018/wordml" xmlns:w16du="http://schemas.microsoft.com/office/word/2023/wordml/word16du" xmlns:w16sdtdh="http://schemas.microsoft.com/office/word/2020/wordml/sdtdatahash" xmlns:w16sdtfl="http://schemas.microsoft.com/office/word/2024/wordml/sdtformatlock" xmlns:w16se="http://schemas.microsoft.com/office/word/2015/wordml/symex" xmlns:wpg="http://schemas.microsoft.com/office/word/2010/wordprocessingGroup" xmlns:wpi="http://schemas.microsoft.com/office/word/2010/wordprocessingInk" xmlns:wne="http://schemas.microsoft.com/office/word/2006/wordml" xmlns:wps="http://schemas.microsoft.com/office/word/2010/wordprocessingShape" mc:Ignorable="w14 w15 w16se w16cid w16 w16cex w16sdtdh w16sdtfl w16du wp14">
   <w15:commentEx w15:paraId="58688063" w15:done="0"/>
 </w15:commentsEx>
 </file>
 
+<file path=word/commentsIds.xml><?xml version="1.0" encoding="utf-8"?>
+<w16cid:commentsIds xmlns:wpc="http://schemas.microsoft.com/office/word/2010/wordprocessingCanvas" xmlns:cx="http://schemas.microsoft.com/office/drawing/2014/chartex" xmlns:cx1="http://schemas.microsoft.com/office/drawing/2015/9/8/chartex" xmlns:cx2="http://schemas.microsoft.com/office/drawing/2015/10/21/chartex" xmlns:cx3="http://schemas.microsoft.com/office/drawing/2016/5/9/chartex" xmlns:cx4="http://schemas.microsoft.com/office/drawing/2016/5/10/chartex" xmlns:cx5="http://schemas.microsoft.com/office/drawing/2016/5/11/chartex" xmlns:cx6="http://schemas.microsoft.com/office/drawing/2016/5/12/chartex" xmlns:cx7="http://schemas.microsoft.com/office/drawing/2016/5/13/chartex" xmlns:cx8="http://schemas.microsoft.com/office/drawing/2016/5/14/chartex" xmlns:mc="http://schemas.openxmlformats.org/markup-compatibility/2006" xmlns:aink="http://schemas.microsoft.com/office/drawing/2016/ink" xmlns:am3d="http://schemas.microsoft.com/office/drawing/2017/model3d" xmlns:o="urn:schemas-microsoft-com:office:office" xmlns:oel="http://schemas.microsoft.com/office/2019/extlst" xmlns:r="http://schemas.openxmlformats.org/officeDocument/2006/relationships" xmlns:m="http://schemas.openxmlformats.org/officeDocument/2006/math" xmlns:v="urn:schemas-microsoft-com:vml" xmlns:wp14="http://schemas.microsoft.com/office/word/2010/wordprocessingDrawing" xmlns:wp="http://schemas.openxmlformats.org/drawingml/2006/wordprocessingDrawing" xmlns:w10="urn:schemas-microsoft-com:office:word" xmlns:w="http://schemas.openxmlformats.org/wordprocessingml/2006/main" xmlns:w14="http://schemas.microsoft.com/office/word/2010/wordml" xmlns:w15="http://schemas.microsoft.com/office/word/2012/wordml" xmlns:w16cex="http://schemas.microsoft.com/office/word/2018/wordml/cex" xmlns:w16cid="http://schemas.microsoft.com/office/word/2016/wordml/cid" xmlns:w16="http://schemas.microsoft.com/office/word/2018/wordml" xmlns:w16du="http://schemas.microsoft.com/office/word/2023/wordml/word16du" xmlns:w16sdtdh="http://schemas.microsoft.com/office/word/2020/wordml/sdtdatahash" xmlns:w16sdtfl="http://schemas.microsoft.com/office/word/2024/wordml/sdtformatlock" xmlns:w16se="http://schemas.microsoft.com/office/word/2015/wordml/symex" xmlns:wpg="http://schemas.microsoft.com/office/word/2010/wordprocessingGroup" xmlns:wpi="http://schemas.microsoft.com/office/word/2010/wordprocessingInk" xmlns:wne="http://schemas.microsoft.com/office/word/2006/wordml" xmlns:wps="http://schemas.microsoft.com/office/word/2010/wordprocessingShape" mc:Ignorable="w14 w15 w16se w16cid w16 w16cex w16sdtdh w16sdtfl w16du wp14">
+  <w16cid:commentId w16cid:paraId="58688063" w16cid:durableId="58688063"/>
+</w16cid:commentsIds>
+</file>
+
 <file path=word/endnotes.xml><?xml version="1.0" encoding="utf-8"?>
-<w:endnotes xmlns:wpc="http://schemas.microsoft.com/office/word/2010/wordprocessingCanvas" xmlns:cx="http://schemas.microsoft.com/office/drawing/2014/chartex" xmlns:mc="http://schemas.openxmlformats.org/markup-compatibility/2006" xmlns:o="urn:schemas-microsoft-com:office:office" xmlns:r="http://schemas.openxmlformats.org/officeDocument/2006/relationships" xmlns:m="http://schemas.openxmlformats.org/officeDocument/2006/math" xmlns:v="urn:schemas-microsoft-com:vml" xmlns:wp14="http://schemas.microsoft.com/office/word/2010/wordprocessingDrawing" xmlns:wp="http://schemas.openxmlformats.org/drawingml/2006/wordprocessingDrawing" xmlns:w10="urn:schemas-microsoft-com:office:word" xmlns:w="http://schemas.openxmlformats.org/wordprocessingml/2006/main" xmlns:w14="http://schemas.microsoft.com/office/word/2010/wordml" xmlns:w15="http://schemas.microsoft.com/office/word/2012/wordml" xmlns:w16se="http://schemas.microsoft.com/office/word/2015/wordml/symex" xmlns:wpg="http://schemas.microsoft.com/office/word/2010/wordprocessingGroup" xmlns:wpi="http://schemas.microsoft.com/office/word/2010/wordprocessingInk" xmlns:wne="http://schemas.microsoft.com/office/word/2006/wordml" xmlns:wps="http://schemas.microsoft.com/office/word/2010/wordprocessingShape" mc:Ignorable="w14 w15 w16se wp14">
+<w:endnotes xmlns:wpc="http://schemas.microsoft.com/office/word/2010/wordprocessingCanvas" xmlns:cx="http://schemas.microsoft.com/office/drawing/2014/chartex" xmlns:cx1="http://schemas.microsoft.com/office/drawing/2015/9/8/chartex" xmlns:cx2="http://schemas.microsoft.com/office/drawing/2015/10/21/chartex" xmlns:cx3="http://schemas.microsoft.com/office/drawing/2016/5/9/chartex" xmlns:cx4="http://schemas.microsoft.com/office/drawing/2016/5/10/chartex" xmlns:cx5="http://schemas.microsoft.com/office/drawing/2016/5/11/chartex" xmlns:cx6="http://schemas.microsoft.com/office/drawing/2016/5/12/chartex" xmlns:cx7="http://schemas.microsoft.com/office/drawing/2016/5/13/chartex" xmlns:cx8="http://schemas.microsoft.com/office/drawing/2016/5/14/chartex" xmlns:mc="http://schemas.openxmlformats.org/markup-compatibility/2006" xmlns:aink="http://schemas.microsoft.com/office/drawing/2016/ink" xmlns:am3d="http://schemas.microsoft.com/office/drawing/2017/model3d" xmlns:o="urn:schemas-microsoft-com:office:office" xmlns:oel="http://schemas.microsoft.com/office/2019/extlst" xmlns:r="http://schemas.openxmlformats.org/officeDocument/2006/relationships" xmlns:m="http://schemas.openxmlformats.org/officeDocument/2006/math" xmlns:v="urn:schemas-microsoft-com:vml" xmlns:wp14="http://schemas.microsoft.com/office/word/2010/wordprocessingDrawing" xmlns:wp="http://schemas.openxmlformats.org/drawingml/2006/wordprocessingDrawing" xmlns:w10="urn:schemas-microsoft-com:office:word" xmlns:w="http://schemas.openxmlformats.org/wordprocessingml/2006/main" xmlns:w14="http://schemas.microsoft.com/office/word/2010/wordml" xmlns:w15="http://schemas.microsoft.com/office/word/2012/wordml" xmlns:w16cex="http://schemas.microsoft.com/office/word/2018/wordml/cex" xmlns:w16cid="http://schemas.microsoft.com/office/word/2016/wordml/cid" xmlns:w16="http://schemas.microsoft.com/office/word/2018/wordml" xmlns:w16du="http://schemas.microsoft.com/office/word/2023/wordml/word16du" xmlns:w16sdtdh="http://schemas.microsoft.com/office/word/2020/wordml/sdtdatahash" xmlns:w16sdtfl="http://schemas.microsoft.com/office/word/2024/wordml/sdtformatlock" xmlns:w16se="http://schemas.microsoft.com/office/word/2015/wordml/symex" xmlns:wpg="http://schemas.microsoft.com/office/word/2010/wordprocessingGroup" xmlns:wpi="http://schemas.microsoft.com/office/word/2010/wordprocessingInk" xmlns:wne="http://schemas.microsoft.com/office/word/2006/wordml" xmlns:wps="http://schemas.microsoft.com/office/word/2010/wordprocessingShape" mc:Ignorable="w14 w15 w16se w16cid w16 w16cex w16sdtdh w16sdtfl w16du wp14">
   <w:endnote w:type="separator" w:id="-1">
     <w:p>
       <w:r>
@@ -4417,7 +4343,7 @@
 </file>
 
 <file path=word/footer1.xml><?xml version="1.0" encoding="utf-8"?>
-<w:ftr xmlns:wpc="http://schemas.microsoft.com/office/word/2010/wordprocessingCanvas" xmlns:cx="http://schemas.microsoft.com/office/drawing/2014/chartex" xmlns:mc="http://schemas.openxmlformats.org/markup-compatibility/2006" xmlns:o="urn:schemas-microsoft-com:office:office" xmlns:r="http://schemas.openxmlformats.org/officeDocument/2006/relationships" xmlns:m="http://schemas.openxmlformats.org/officeDocument/2006/math" xmlns:v="urn:schemas-microsoft-com:vml" xmlns:wp14="http://schemas.microsoft.com/office/word/2010/wordprocessingDrawing" xmlns:wp="http://schemas.openxmlformats.org/drawingml/2006/wordprocessingDrawing" xmlns:w10="urn:schemas-microsoft-com:office:word" xmlns:w="http://schemas.openxmlformats.org/wordprocessingml/2006/main" xmlns:w14="http://schemas.microsoft.com/office/word/2010/wordml" xmlns:w15="http://schemas.microsoft.com/office/word/2012/wordml" xmlns:w16se="http://schemas.microsoft.com/office/word/2015/wordml/symex" xmlns:wpg="http://schemas.microsoft.com/office/word/2010/wordprocessingGroup" xmlns:wpi="http://schemas.microsoft.com/office/word/2010/wordprocessingInk" xmlns:wne="http://schemas.microsoft.com/office/word/2006/wordml" xmlns:wps="http://schemas.microsoft.com/office/word/2010/wordprocessingShape" mc:Ignorable="w14 w15 w16se wp14">
+<w:ftr xmlns:wpc="http://schemas.microsoft.com/office/word/2010/wordprocessingCanvas" xmlns:cx="http://schemas.microsoft.com/office/drawing/2014/chartex" xmlns:cx1="http://schemas.microsoft.com/office/drawing/2015/9/8/chartex" xmlns:cx2="http://schemas.microsoft.com/office/drawing/2015/10/21/chartex" xmlns:cx3="http://schemas.microsoft.com/office/drawing/2016/5/9/chartex" xmlns:cx4="http://schemas.microsoft.com/office/drawing/2016/5/10/chartex" xmlns:cx5="http://schemas.microsoft.com/office/drawing/2016/5/11/chartex" xmlns:cx6="http://schemas.microsoft.com/office/drawing/2016/5/12/chartex" xmlns:cx7="http://schemas.microsoft.com/office/drawing/2016/5/13/chartex" xmlns:cx8="http://schemas.microsoft.com/office/drawing/2016/5/14/chartex" xmlns:mc="http://schemas.openxmlformats.org/markup-compatibility/2006" xmlns:aink="http://schemas.microsoft.com/office/drawing/2016/ink" xmlns:am3d="http://schemas.microsoft.com/office/drawing/2017/model3d" xmlns:o="urn:schemas-microsoft-com:office:office" xmlns:oel="http://schemas.microsoft.com/office/2019/extlst" xmlns:r="http://schemas.openxmlformats.org/officeDocument/2006/relationships" xmlns:m="http://schemas.openxmlformats.org/officeDocument/2006/math" xmlns:v="urn:schemas-microsoft-com:vml" xmlns:wp14="http://schemas.microsoft.com/office/word/2010/wordprocessingDrawing" xmlns:wp="http://schemas.openxmlformats.org/drawingml/2006/wordprocessingDrawing" xmlns:w10="urn:schemas-microsoft-com:office:word" xmlns:w="http://schemas.openxmlformats.org/wordprocessingml/2006/main" xmlns:w14="http://schemas.microsoft.com/office/word/2010/wordml" xmlns:w15="http://schemas.microsoft.com/office/word/2012/wordml" xmlns:w16cex="http://schemas.microsoft.com/office/word/2018/wordml/cex" xmlns:w16cid="http://schemas.microsoft.com/office/word/2016/wordml/cid" xmlns:w16="http://schemas.microsoft.com/office/word/2018/wordml" xmlns:w16du="http://schemas.microsoft.com/office/word/2023/wordml/word16du" xmlns:w16sdtdh="http://schemas.microsoft.com/office/word/2020/wordml/sdtdatahash" xmlns:w16sdtfl="http://schemas.microsoft.com/office/word/2024/wordml/sdtformatlock" xmlns:w16se="http://schemas.microsoft.com/office/word/2015/wordml/symex" xmlns:wpg="http://schemas.microsoft.com/office/word/2010/wordprocessingGroup" xmlns:wpi="http://schemas.microsoft.com/office/word/2010/wordprocessingInk" xmlns:wne="http://schemas.microsoft.com/office/word/2006/wordml" xmlns:wps="http://schemas.microsoft.com/office/word/2010/wordprocessingShape" mc:Ignorable="w14 w15 w16se w16cid w16 w16cex w16sdtdh w16sdtfl w16du wp14">
   <w:p>
     <w:pPr>
       <w:pStyle w:val="aa"/>
@@ -4576,7 +4502,7 @@
 </file>
 
 <file path=word/footnotes.xml><?xml version="1.0" encoding="utf-8"?>
-<w:footnotes xmlns:wpc="http://schemas.microsoft.com/office/word/2010/wordprocessingCanvas" xmlns:cx="http://schemas.microsoft.com/office/drawing/2014/chartex" xmlns:mc="http://schemas.openxmlformats.org/markup-compatibility/2006" xmlns:o="urn:schemas-microsoft-com:office:office" xmlns:r="http://schemas.openxmlformats.org/officeDocument/2006/relationships" xmlns:m="http://schemas.openxmlformats.org/officeDocument/2006/math" xmlns:v="urn:schemas-microsoft-com:vml" xmlns:wp14="http://schemas.microsoft.com/office/word/2010/wordprocessingDrawing" xmlns:wp="http://schemas.openxmlformats.org/drawingml/2006/wordprocessingDrawing" xmlns:w10="urn:schemas-microsoft-com:office:word" xmlns:w="http://schemas.openxmlformats.org/wordprocessingml/2006/main" xmlns:w14="http://schemas.microsoft.com/office/word/2010/wordml" xmlns:w15="http://schemas.microsoft.com/office/word/2012/wordml" xmlns:w16se="http://schemas.microsoft.com/office/word/2015/wordml/symex" xmlns:wpg="http://schemas.microsoft.com/office/word/2010/wordprocessingGroup" xmlns:wpi="http://schemas.microsoft.com/office/word/2010/wordprocessingInk" xmlns:wne="http://schemas.microsoft.com/office/word/2006/wordml" xmlns:wps="http://schemas.microsoft.com/office/word/2010/wordprocessingShape" mc:Ignorable="w14 w15 w16se wp14">
+<w:footnotes xmlns:wpc="http://schemas.microsoft.com/office/word/2010/wordprocessingCanvas" xmlns:cx="http://schemas.microsoft.com/office/drawing/2014/chartex" xmlns:cx1="http://schemas.microsoft.com/office/drawing/2015/9/8/chartex" xmlns:cx2="http://schemas.microsoft.com/office/drawing/2015/10/21/chartex" xmlns:cx3="http://schemas.microsoft.com/office/drawing/2016/5/9/chartex" xmlns:cx4="http://schemas.microsoft.com/office/drawing/2016/5/10/chartex" xmlns:cx5="http://schemas.microsoft.com/office/drawing/2016/5/11/chartex" xmlns:cx6="http://schemas.microsoft.com/office/drawing/2016/5/12/chartex" xmlns:cx7="http://schemas.microsoft.com/office/drawing/2016/5/13/chartex" xmlns:cx8="http://schemas.microsoft.com/office/drawing/2016/5/14/chartex" xmlns:mc="http://schemas.openxmlformats.org/markup-compatibility/2006" xmlns:aink="http://schemas.microsoft.com/office/drawing/2016/ink" xmlns:am3d="http://schemas.microsoft.com/office/drawing/2017/model3d" xmlns:o="urn:schemas-microsoft-com:office:office" xmlns:oel="http://schemas.microsoft.com/office/2019/extlst" xmlns:r="http://schemas.openxmlformats.org/officeDocument/2006/relationships" xmlns:m="http://schemas.openxmlformats.org/officeDocument/2006/math" xmlns:v="urn:schemas-microsoft-com:vml" xmlns:wp14="http://schemas.microsoft.com/office/word/2010/wordprocessingDrawing" xmlns:wp="http://schemas.openxmlformats.org/drawingml/2006/wordprocessingDrawing" xmlns:w10="urn:schemas-microsoft-com:office:word" xmlns:w="http://schemas.openxmlformats.org/wordprocessingml/2006/main" xmlns:w14="http://schemas.microsoft.com/office/word/2010/wordml" xmlns:w15="http://schemas.microsoft.com/office/word/2012/wordml" xmlns:w16cex="http://schemas.microsoft.com/office/word/2018/wordml/cex" xmlns:w16cid="http://schemas.microsoft.com/office/word/2016/wordml/cid" xmlns:w16="http://schemas.microsoft.com/office/word/2018/wordml" xmlns:w16du="http://schemas.microsoft.com/office/word/2023/wordml/word16du" xmlns:w16sdtdh="http://schemas.microsoft.com/office/word/2020/wordml/sdtdatahash" xmlns:w16sdtfl="http://schemas.microsoft.com/office/word/2024/wordml/sdtformatlock" xmlns:w16se="http://schemas.microsoft.com/office/word/2015/wordml/symex" xmlns:wpg="http://schemas.microsoft.com/office/word/2010/wordprocessingGroup" xmlns:wpi="http://schemas.microsoft.com/office/word/2010/wordprocessingInk" xmlns:wne="http://schemas.microsoft.com/office/word/2006/wordml" xmlns:wps="http://schemas.microsoft.com/office/word/2010/wordprocessingShape" mc:Ignorable="w14 w15 w16se w16cid w16 w16cex w16sdtdh w16sdtfl w16du wp14">
   <w:footnote w:type="separator" w:id="-1">
     <w:p>
       <w:r>
@@ -4595,7 +4521,7 @@
 </file>
 
 <file path=word/header1.xml><?xml version="1.0" encoding="utf-8"?>
-<w:hdr xmlns:wpc="http://schemas.microsoft.com/office/word/2010/wordprocessingCanvas" xmlns:cx="http://schemas.microsoft.com/office/drawing/2014/chartex" xmlns:mc="http://schemas.openxmlformats.org/markup-compatibility/2006" xmlns:o="urn:schemas-microsoft-com:office:office" xmlns:r="http://schemas.openxmlformats.org/officeDocument/2006/relationships" xmlns:m="http://schemas.openxmlformats.org/officeDocument/2006/math" xmlns:v="urn:schemas-microsoft-com:vml" xmlns:wp14="http://schemas.microsoft.com/office/word/2010/wordprocessingDrawing" xmlns:wp="http://schemas.openxmlformats.org/drawingml/2006/wordprocessingDrawing" xmlns:w10="urn:schemas-microsoft-com:office:word" xmlns:w="http://schemas.openxmlformats.org/wordprocessingml/2006/main" xmlns:w14="http://schemas.microsoft.com/office/word/2010/wordml" xmlns:w15="http://schemas.microsoft.com/office/word/2012/wordml" xmlns:w16se="http://schemas.microsoft.com/office/word/2015/wordml/symex" xmlns:wpg="http://schemas.microsoft.com/office/word/2010/wordprocessingGroup" xmlns:wpi="http://schemas.microsoft.com/office/word/2010/wordprocessingInk" xmlns:wne="http://schemas.microsoft.com/office/word/2006/wordml" xmlns:wps="http://schemas.microsoft.com/office/word/2010/wordprocessingShape" mc:Ignorable="w14 w15 w16se wp14">
+<w:hdr xmlns:wpc="http://schemas.microsoft.com/office/word/2010/wordprocessingCanvas" xmlns:cx="http://schemas.microsoft.com/office/drawing/2014/chartex" xmlns:cx1="http://schemas.microsoft.com/office/drawing/2015/9/8/chartex" xmlns:cx2="http://schemas.microsoft.com/office/drawing/2015/10/21/chartex" xmlns:cx3="http://schemas.microsoft.com/office/drawing/2016/5/9/chartex" xmlns:cx4="http://schemas.microsoft.com/office/drawing/2016/5/10/chartex" xmlns:cx5="http://schemas.microsoft.com/office/drawing/2016/5/11/chartex" xmlns:cx6="http://schemas.microsoft.com/office/drawing/2016/5/12/chartex" xmlns:cx7="http://schemas.microsoft.com/office/drawing/2016/5/13/chartex" xmlns:cx8="http://schemas.microsoft.com/office/drawing/2016/5/14/chartex" xmlns:mc="http://schemas.openxmlformats.org/markup-compatibility/2006" xmlns:aink="http://schemas.microsoft.com/office/drawing/2016/ink" xmlns:am3d="http://schemas.microsoft.com/office/drawing/2017/model3d" xmlns:o="urn:schemas-microsoft-com:office:office" xmlns:oel="http://schemas.microsoft.com/office/2019/extlst" xmlns:r="http://schemas.openxmlformats.org/officeDocument/2006/relationships" xmlns:m="http://schemas.openxmlformats.org/officeDocument/2006/math" xmlns:v="urn:schemas-microsoft-com:vml" xmlns:wp14="http://schemas.microsoft.com/office/word/2010/wordprocessingDrawing" xmlns:wp="http://schemas.openxmlformats.org/drawingml/2006/wordprocessingDrawing" xmlns:w10="urn:schemas-microsoft-com:office:word" xmlns:w="http://schemas.openxmlformats.org/wordprocessingml/2006/main" xmlns:w14="http://schemas.microsoft.com/office/word/2010/wordml" xmlns:w15="http://schemas.microsoft.com/office/word/2012/wordml" xmlns:w16cex="http://schemas.microsoft.com/office/word/2018/wordml/cex" xmlns:w16cid="http://schemas.microsoft.com/office/word/2016/wordml/cid" xmlns:w16="http://schemas.microsoft.com/office/word/2018/wordml" xmlns:w16du="http://schemas.microsoft.com/office/word/2023/wordml/word16du" xmlns:w16sdtdh="http://schemas.microsoft.com/office/word/2020/wordml/sdtdatahash" xmlns:w16sdtfl="http://schemas.microsoft.com/office/word/2024/wordml/sdtformatlock" xmlns:w16se="http://schemas.microsoft.com/office/word/2015/wordml/symex" xmlns:wpg="http://schemas.microsoft.com/office/word/2010/wordprocessingGroup" xmlns:wpi="http://schemas.microsoft.com/office/word/2010/wordprocessingInk" xmlns:wne="http://schemas.microsoft.com/office/word/2006/wordml" xmlns:wps="http://schemas.microsoft.com/office/word/2010/wordprocessingShape" mc:Ignorable="w14 w15 w16se w16cid w16 w16cex w16sdtdh w16sdtfl w16du wp14">
   <w:tbl>
     <w:tblPr>
       <w:tblW w:w="0" w:type="auto"/>
@@ -4758,7 +4684,7 @@
 </file>
 
 <file path=word/numbering.xml><?xml version="1.0" encoding="utf-8"?>
-<w:numbering xmlns:wpc="http://schemas.microsoft.com/office/word/2010/wordprocessingCanvas" xmlns:cx="http://schemas.microsoft.com/office/drawing/2014/chartex" xmlns:mc="http://schemas.openxmlformats.org/markup-compatibility/2006" xmlns:o="urn:schemas-microsoft-com:office:office" xmlns:r="http://schemas.openxmlformats.org/officeDocument/2006/relationships" xmlns:m="http://schemas.openxmlformats.org/officeDocument/2006/math" xmlns:v="urn:schemas-microsoft-com:vml" xmlns:wp14="http://schemas.microsoft.com/office/word/2010/wordprocessingDrawing" xmlns:wp="http://schemas.openxmlformats.org/drawingml/2006/wordprocessingDrawing" xmlns:w10="urn:schemas-microsoft-com:office:word" xmlns:w="http://schemas.openxmlformats.org/wordprocessingml/2006/main" xmlns:w14="http://schemas.microsoft.com/office/word/2010/wordml" xmlns:w15="http://schemas.microsoft.com/office/word/2012/wordml" xmlns:w16se="http://schemas.microsoft.com/office/word/2015/wordml/symex" xmlns:wpg="http://schemas.microsoft.com/office/word/2010/wordprocessingGroup" xmlns:wpi="http://schemas.microsoft.com/office/word/2010/wordprocessingInk" xmlns:wne="http://schemas.microsoft.com/office/word/2006/wordml" xmlns:wps="http://schemas.microsoft.com/office/word/2010/wordprocessingShape" mc:Ignorable="w14 w15 w16se wp14">
+<w:numbering xmlns:wpc="http://schemas.microsoft.com/office/word/2010/wordprocessingCanvas" xmlns:cx="http://schemas.microsoft.com/office/drawing/2014/chartex" xmlns:cx1="http://schemas.microsoft.com/office/drawing/2015/9/8/chartex" xmlns:cx2="http://schemas.microsoft.com/office/drawing/2015/10/21/chartex" xmlns:cx3="http://schemas.microsoft.com/office/drawing/2016/5/9/chartex" xmlns:cx4="http://schemas.microsoft.com/office/drawing/2016/5/10/chartex" xmlns:cx5="http://schemas.microsoft.com/office/drawing/2016/5/11/chartex" xmlns:cx6="http://schemas.microsoft.com/office/drawing/2016/5/12/chartex" xmlns:cx7="http://schemas.microsoft.com/office/drawing/2016/5/13/chartex" xmlns:cx8="http://schemas.microsoft.com/office/drawing/2016/5/14/chartex" xmlns:mc="http://schemas.openxmlformats.org/markup-compatibility/2006" xmlns:aink="http://schemas.microsoft.com/office/drawing/2016/ink" xmlns:am3d="http://schemas.microsoft.com/office/drawing/2017/model3d" xmlns:o="urn:schemas-microsoft-com:office:office" xmlns:oel="http://schemas.microsoft.com/office/2019/extlst" xmlns:r="http://schemas.openxmlformats.org/officeDocument/2006/relationships" xmlns:m="http://schemas.openxmlformats.org/officeDocument/2006/math" xmlns:v="urn:schemas-microsoft-com:vml" xmlns:wp14="http://schemas.microsoft.com/office/word/2010/wordprocessingDrawing" xmlns:wp="http://schemas.openxmlformats.org/drawingml/2006/wordprocessingDrawing" xmlns:w10="urn:schemas-microsoft-com:office:word" xmlns:w="http://schemas.openxmlformats.org/wordprocessingml/2006/main" xmlns:w14="http://schemas.microsoft.com/office/word/2010/wordml" xmlns:w15="http://schemas.microsoft.com/office/word/2012/wordml" xmlns:w16cex="http://schemas.microsoft.com/office/word/2018/wordml/cex" xmlns:w16cid="http://schemas.microsoft.com/office/word/2016/wordml/cid" xmlns:w16="http://schemas.microsoft.com/office/word/2018/wordml" xmlns:w16du="http://schemas.microsoft.com/office/word/2023/wordml/word16du" xmlns:w16sdtdh="http://schemas.microsoft.com/office/word/2020/wordml/sdtdatahash" xmlns:w16sdtfl="http://schemas.microsoft.com/office/word/2024/wordml/sdtformatlock" xmlns:w16se="http://schemas.microsoft.com/office/word/2015/wordml/symex" xmlns:wpg="http://schemas.microsoft.com/office/word/2010/wordprocessingGroup" xmlns:wpi="http://schemas.microsoft.com/office/word/2010/wordprocessingInk" xmlns:wne="http://schemas.microsoft.com/office/word/2006/wordml" xmlns:wps="http://schemas.microsoft.com/office/word/2010/wordprocessingShape" mc:Ignorable="w14 w15 w16se w16cid w16 w16cex w16sdtdh w16sdtfl w16du wp14">
   <w:abstractNum w:abstractNumId="0" w15:restartNumberingAfterBreak="0">
     <w:nsid w:val="0DE12FDF"/>
     <w:multiLevelType w:val="multilevel"/>
@@ -4994,20 +4920,20 @@
       <w:lvlJc w:val="left"/>
     </w:lvl>
   </w:abstractNum>
-  <w:num w:numId="1">
+  <w:num w:numId="1" w16cid:durableId="1529217415">
     <w:abstractNumId w:val="0"/>
   </w:num>
-  <w:num w:numId="2">
+  <w:num w:numId="2" w16cid:durableId="390270510">
     <w:abstractNumId w:val="1"/>
   </w:num>
-  <w:num w:numId="3">
+  <w:num w:numId="3" w16cid:durableId="1321811141">
     <w:abstractNumId w:val="2"/>
   </w:num>
 </w:numbering>
 </file>
 
 <file path=word/styles.xml><?xml version="1.0" encoding="utf-8"?>
-<w:styles xmlns:mc="http://schemas.openxmlformats.org/markup-compatibility/2006" xmlns:r="http://schemas.openxmlformats.org/officeDocument/2006/relationships" xmlns:w="http://schemas.openxmlformats.org/wordprocessingml/2006/main" xmlns:w14="http://schemas.microsoft.com/office/word/2010/wordml" xmlns:w15="http://schemas.microsoft.com/office/word/2012/wordml" xmlns:w16se="http://schemas.microsoft.com/office/word/2015/wordml/symex" mc:Ignorable="w14 w15 w16se">
+<w:styles xmlns:mc="http://schemas.openxmlformats.org/markup-compatibility/2006" xmlns:r="http://schemas.openxmlformats.org/officeDocument/2006/relationships" xmlns:w="http://schemas.openxmlformats.org/wordprocessingml/2006/main" xmlns:w14="http://schemas.microsoft.com/office/word/2010/wordml" xmlns:w15="http://schemas.microsoft.com/office/word/2012/wordml" xmlns:w16cex="http://schemas.microsoft.com/office/word/2018/wordml/cex" xmlns:w16cid="http://schemas.microsoft.com/office/word/2016/wordml/cid" xmlns:w16="http://schemas.microsoft.com/office/word/2018/wordml" xmlns:w16du="http://schemas.microsoft.com/office/word/2023/wordml/word16du" xmlns:w16sdtdh="http://schemas.microsoft.com/office/word/2020/wordml/sdtdatahash" xmlns:w16sdtfl="http://schemas.microsoft.com/office/word/2024/wordml/sdtformatlock" xmlns:w16se="http://schemas.microsoft.com/office/word/2015/wordml/symex" mc:Ignorable="w14 w15 w16se w16cid w16 w16cex w16sdtdh w16sdtfl w16du">
   <w:docDefaults>
     <w:rPrDefault>
       <w:rPr>
@@ -5017,7 +4943,7 @@
     </w:rPrDefault>
     <w:pPrDefault/>
   </w:docDefaults>
-  <w:latentStyles w:defLockedState="1" w:defUIPriority="99" w:defSemiHidden="0" w:defUnhideWhenUsed="0" w:defQFormat="0" w:count="371">
+  <w:latentStyles w:defLockedState="1" w:defUIPriority="99" w:defSemiHidden="0" w:defUnhideWhenUsed="0" w:defQFormat="0" w:count="376">
     <w:lsdException w:name="Normal" w:uiPriority="0" w:qFormat="1"/>
     <w:lsdException w:name="heading 1" w:uiPriority="0" w:qFormat="1"/>
     <w:lsdException w:name="heading 2" w:semiHidden="1" w:uiPriority="9" w:unhideWhenUsed="1" w:qFormat="1"/>
@@ -5388,6 +5314,11 @@
     <w:lsdException w:name="List Table 5 Dark Accent 6" w:locked="0" w:uiPriority="50"/>
     <w:lsdException w:name="List Table 6 Colorful Accent 6" w:locked="0" w:uiPriority="51"/>
     <w:lsdException w:name="List Table 7 Colorful Accent 6" w:locked="0" w:uiPriority="52"/>
+    <w:lsdException w:name="Mention" w:locked="0" w:semiHidden="1" w:unhideWhenUsed="1"/>
+    <w:lsdException w:name="Smart Hyperlink" w:locked="0" w:semiHidden="1" w:unhideWhenUsed="1"/>
+    <w:lsdException w:name="Hashtag" w:locked="0" w:semiHidden="1" w:unhideWhenUsed="1"/>
+    <w:lsdException w:name="Unresolved Mention" w:locked="0" w:semiHidden="1" w:unhideWhenUsed="1"/>
+    <w:lsdException w:name="Smart Link" w:locked="0" w:semiHidden="1" w:unhideWhenUsed="1"/>
   </w:latentStyles>
   <w:style w:type="paragraph" w:default="1" w:styleId="a">
     <w:name w:val="Normal"/>
